--- a/Volume 1/Chapter 07 - Networking Basics/SPA_Vol1_Ch7_Lesson7_3_DNS_Lookups.docx
+++ b/Volume 1/Chapter 07 - Networking Basics/SPA_Vol1_Ch7_Lesson7_3_DNS_Lookups.docx
@@ -1317,7 +1317,7 @@
         <w:keepNext/>
       </w:pPr>
       <w:r>
-        <w:t>Save each source and supporting file from this lesson into the matching path in the project layout. As in Chapter 1, notepad .\c\address_lookup.h creates and opens one: choose Yes, type the file, save it with Ctrl+S, and close Notepad. Then install the TypeScript compiler for this project.</w:t>
+        <w:t>Next, let dotnet create the Basic C# project, as in Lesson 7.2. Remember, -o names the project folder; the starter Program.cs is replaced by this lesson's code in the C# section.</w:t>
       </w:r>
     </w:p>
     <w:p>
@@ -1330,6 +1330,170 @@
         <w:pStyle w:val="CommandBlock"/>
       </w:pPr>
       <w:r>
+        <w:t>dotnet new console -o .\csharp\BasicDnsLookups</w:t>
+      </w:r>
+    </w:p>
+    <w:p>
+      <w:pPr>
+        <w:keepNext/>
+      </w:pPr>
+    </w:p>
+    <w:p>
+      <w:r>
+        <w:t>BasicDnsLookups.csproj needs two lines the template does not write: it is Lesson 7.2's BasicHostnames.csproj with its two Compile items pointed at the DnsLookups folder's HostNames.cs and AddressLookup.cs. So type it over the one dotnet new made. notepad .\csharp\BasicDnsLookups\BasicDnsLookups.csproj opens the file: press Ctrl+A, type the file below in place of its lines, save it with Ctrl+S, and close Notepad.</w:t>
+      </w:r>
+    </w:p>
+    <w:p>
+      <w:pPr>
+        <w:keepNext/>
+      </w:pPr>
+    </w:p>
+    <w:p>
+      <w:pPr>
+        <w:pStyle w:val="Heading3"/>
+      </w:pPr>
+      <w:r>
+        <w:t>csharp/BasicDnsLookups/BasicDnsLookups.csproj</w:t>
+      </w:r>
+    </w:p>
+    <w:p>
+      <w:pPr>
+        <w:pStyle w:val="SourceCode"/>
+        <w:keepNext/>
+      </w:pPr>
+      <w:r>
+        <w:t>&lt;Project Sdk="Microsoft.NET.Sdk"&gt;</w:t>
+      </w:r>
+    </w:p>
+    <w:p>
+      <w:pPr>
+        <w:pStyle w:val="SourceCode"/>
+        <w:keepNext/>
+      </w:pPr>
+      <w:r>
+        <w:t xml:space="preserve">  &lt;PropertyGroup&gt;</w:t>
+      </w:r>
+    </w:p>
+    <w:p>
+      <w:pPr>
+        <w:pStyle w:val="SourceCode"/>
+        <w:keepNext/>
+      </w:pPr>
+      <w:r>
+        <w:t xml:space="preserve">    &lt;OutputType&gt;Exe&lt;/OutputType&gt;</w:t>
+      </w:r>
+    </w:p>
+    <w:p>
+      <w:pPr>
+        <w:pStyle w:val="SourceCode"/>
+        <w:keepNext/>
+      </w:pPr>
+      <w:r>
+        <w:t xml:space="preserve">    &lt;TargetFramework&gt;net10.0&lt;/TargetFramework&gt;</w:t>
+      </w:r>
+    </w:p>
+    <w:p>
+      <w:pPr>
+        <w:pStyle w:val="SourceCode"/>
+        <w:keepNext/>
+      </w:pPr>
+      <w:r>
+        <w:t xml:space="preserve">    &lt;ImplicitUsings&gt;enable&lt;/ImplicitUsings&gt;</w:t>
+      </w:r>
+    </w:p>
+    <w:p>
+      <w:pPr>
+        <w:pStyle w:val="SourceCode"/>
+        <w:keepNext/>
+      </w:pPr>
+      <w:r>
+        <w:t xml:space="preserve">    &lt;Nullable&gt;enable&lt;/Nullable&gt;</w:t>
+      </w:r>
+    </w:p>
+    <w:p>
+      <w:pPr>
+        <w:pStyle w:val="SourceCode"/>
+        <w:keepNext/>
+      </w:pPr>
+      <w:r>
+        <w:t xml:space="preserve">  &lt;/PropertyGroup&gt;</w:t>
+      </w:r>
+    </w:p>
+    <w:p>
+      <w:pPr>
+        <w:pStyle w:val="SourceCode"/>
+        <w:keepNext/>
+      </w:pPr>
+      <w:r>
+        <w:t xml:space="preserve">  &lt;ItemGroup&gt;</w:t>
+      </w:r>
+    </w:p>
+    <w:p>
+      <w:pPr>
+        <w:pStyle w:val="SourceCode"/>
+        <w:keepNext/>
+      </w:pPr>
+      <w:r>
+        <w:t xml:space="preserve">    &lt;Compile Include="..\DnsLookups\HostNames.cs" /&gt;</w:t>
+      </w:r>
+    </w:p>
+    <w:p>
+      <w:pPr>
+        <w:pStyle w:val="SourceCode"/>
+        <w:keepNext/>
+      </w:pPr>
+      <w:r>
+        <w:t xml:space="preserve">    &lt;Compile Include="..\DnsLookups\AddressLookup.cs" /&gt;</w:t>
+      </w:r>
+    </w:p>
+    <w:p>
+      <w:pPr>
+        <w:pStyle w:val="SourceCode"/>
+        <w:keepNext/>
+      </w:pPr>
+      <w:r>
+        <w:t xml:space="preserve">  &lt;/ItemGroup&gt;</w:t>
+      </w:r>
+    </w:p>
+    <w:p>
+      <w:pPr>
+        <w:pStyle w:val="SourceCode"/>
+      </w:pPr>
+      <w:r>
+        <w:t>&lt;/Project&gt;</w:t>
+      </w:r>
+    </w:p>
+    <w:p>
+      <w:pPr>
+        <w:keepNext/>
+      </w:pPr>
+    </w:p>
+    <w:p>
+      <w:pPr>
+        <w:pStyle w:val="Heading3"/>
+      </w:pPr>
+      <w:r>
+        <w:t>Windows PowerShell TypeScript Setup</w:t>
+      </w:r>
+    </w:p>
+    <w:p>
+      <w:pPr>
+        <w:keepNext/>
+      </w:pPr>
+      <w:r>
+        <w:t>Then install the TypeScript compiler for this project.</w:t>
+      </w:r>
+    </w:p>
+    <w:p>
+      <w:pPr>
+        <w:keepNext/>
+      </w:pPr>
+    </w:p>
+    <w:p>
+      <w:pPr>
+        <w:pStyle w:val="CommandBlock"/>
+      </w:pPr>
+      <w:r>
         <w:t>npm --prefix .\typescript install --ignore-scripts --no-audit --no-fund</w:t>
       </w:r>
     </w:p>
@@ -1339,6 +1503,16 @@
       </w:pPr>
     </w:p>
     <w:p>
+      <w:r>
+        <w:t>You save each source file in its language's section below, as each is shown. As in Chapter 1, notepad .\c\address_lookup.h creates and opens one: choose Yes, type the file, save it with Ctrl+S, and close Notepad.</w:t>
+      </w:r>
+    </w:p>
+    <w:p>
+      <w:pPr>
+        <w:keepNext/>
+      </w:pPr>
+    </w:p>
+    <w:p>
       <w:pPr>
         <w:keepNext/>
       </w:pPr>
@@ -1567,7 +1741,7 @@
         <w:keepNext/>
       </w:pPr>
       <w:r>
-        <w:t>Save each source and supporting file from this lesson into the matching path in the project layout. As in Chapter 1, nano ./c/address_lookup.h creates and opens one: type the file, then save and close it with Ctrl+O, Enter, then Ctrl+X. Then install the TypeScript compiler for this project.</w:t>
+        <w:t>Then create the Basic C# project with the same command as on Windows, and type csharp/BasicDnsLookups/BasicDnsLookups.csproj exactly as shown in the Windows setup, over the file dotnet new wrote.</w:t>
       </w:r>
     </w:p>
     <w:p>
@@ -1580,6 +1754,32 @@
         <w:pStyle w:val="CommandBlock"/>
       </w:pPr>
       <w:r>
+        <w:t>dotnet new console -o ./csharp/BasicDnsLookups</w:t>
+      </w:r>
+    </w:p>
+    <w:p>
+      <w:pPr>
+        <w:keepNext/>
+      </w:pPr>
+    </w:p>
+    <w:p>
+      <w:pPr>
+        <w:keepNext/>
+      </w:pPr>
+      <w:r>
+        <w:t>Then install the TypeScript compiler for this project.</w:t>
+      </w:r>
+    </w:p>
+    <w:p>
+      <w:pPr>
+        <w:keepNext/>
+      </w:pPr>
+    </w:p>
+    <w:p>
+      <w:pPr>
+        <w:pStyle w:val="CommandBlock"/>
+      </w:pPr>
+      <w:r>
         <w:t>npm --prefix ./typescript install --ignore-scripts --no-audit --no-fund</w:t>
       </w:r>
     </w:p>
@@ -1589,6 +1789,16 @@
       </w:pPr>
     </w:p>
     <w:p>
+      <w:r>
+        <w:t>You save each source file in its language's section below, as each is shown. As in Chapter 1, nano ./c/address_lookup.h creates and opens one: type the file, then save and close it with Ctrl+O, Enter, then Ctrl+X.</w:t>
+      </w:r>
+    </w:p>
+    <w:p>
+      <w:pPr>
+        <w:keepNext/>
+      </w:pPr>
+    </w:p>
+    <w:p>
       <w:pPr>
         <w:keepNext/>
       </w:pPr>
@@ -7389,7 +7599,7 @@
     </w:p>
     <w:p>
       <w:r>
-        <w:t>C# looks names up with Dns.GetHostAddresses, which asks the system resolver and returns an IPAddress for each answer. The DnsLookups project's AddressTable.cs, HostNames.cs, and AddressLookup.cs need no import line, because every .cs file in a project's folder is compiled together (Lesson 2.10). The BasicDnsLookups project lives in its own folder, so its .csproj names HostNames.cs and AddressLookup.cs with Compile items, as Lesson 7.2's did; it is printed in Supporting Files.</w:t>
+        <w:t>C# looks names up with Dns.GetHostAddresses, which asks the system resolver and returns an IPAddress for each answer. The DnsLookups project's AddressTable.cs, HostNames.cs, and AddressLookup.cs need no import line, because every .cs file in a project's folder is compiled together (Lesson 2.10). The BasicDnsLookups project lives in its own folder, so its .csproj names HostNames.cs and AddressLookup.cs with Compile items, as Lesson 7.2's did; you type it in Project Setup.</w:t>
       </w:r>
     </w:p>
     <w:p>
@@ -15652,132 +15862,7 @@
     </w:p>
     <w:p>
       <w:r>
-        <w:t>Only BasicDnsLookups.csproj is new: it is Lesson 7.2's BasicHostnames.csproj with its two Compile items pointed at the DnsLookups folder's HostNames.cs and AddressLookup.cs. DnsLookups.csproj, go.mod, package.json, and tsconfig.json are copied from lesson-7.2 in the Copy Setup; remember, they target net10.0, name the Go module example.com/dnslookups after the -replace line, and pin the TypeScript compiler, 7.0.2.</w:t>
-      </w:r>
-    </w:p>
-    <w:p>
-      <w:pPr>
-        <w:keepNext/>
-      </w:pPr>
-    </w:p>
-    <w:p>
-      <w:pPr>
-        <w:keepNext/>
-      </w:pPr>
-    </w:p>
-    <w:p>
-      <w:pPr>
-        <w:pStyle w:val="Heading2"/>
-      </w:pPr>
-      <w:r>
-        <w:t>csharp/BasicDnsLookups/BasicDnsLookups.csproj</w:t>
-      </w:r>
-    </w:p>
-    <w:p>
-      <w:pPr>
-        <w:pStyle w:val="SourceCode"/>
-        <w:keepNext/>
-      </w:pPr>
-      <w:r>
-        <w:t>&lt;Project Sdk="Microsoft.NET.Sdk"&gt;</w:t>
-      </w:r>
-    </w:p>
-    <w:p>
-      <w:pPr>
-        <w:pStyle w:val="SourceCode"/>
-        <w:keepNext/>
-      </w:pPr>
-      <w:r>
-        <w:t xml:space="preserve">  &lt;PropertyGroup&gt;</w:t>
-      </w:r>
-    </w:p>
-    <w:p>
-      <w:pPr>
-        <w:pStyle w:val="SourceCode"/>
-        <w:keepNext/>
-      </w:pPr>
-      <w:r>
-        <w:t xml:space="preserve">    &lt;OutputType&gt;Exe&lt;/OutputType&gt;</w:t>
-      </w:r>
-    </w:p>
-    <w:p>
-      <w:pPr>
-        <w:pStyle w:val="SourceCode"/>
-        <w:keepNext/>
-      </w:pPr>
-      <w:r>
-        <w:t xml:space="preserve">    &lt;TargetFramework&gt;net10.0&lt;/TargetFramework&gt;</w:t>
-      </w:r>
-    </w:p>
-    <w:p>
-      <w:pPr>
-        <w:pStyle w:val="SourceCode"/>
-        <w:keepNext/>
-      </w:pPr>
-      <w:r>
-        <w:t xml:space="preserve">    &lt;ImplicitUsings&gt;enable&lt;/ImplicitUsings&gt;</w:t>
-      </w:r>
-    </w:p>
-    <w:p>
-      <w:pPr>
-        <w:pStyle w:val="SourceCode"/>
-        <w:keepNext/>
-      </w:pPr>
-      <w:r>
-        <w:t xml:space="preserve">    &lt;Nullable&gt;enable&lt;/Nullable&gt;</w:t>
-      </w:r>
-    </w:p>
-    <w:p>
-      <w:pPr>
-        <w:pStyle w:val="SourceCode"/>
-        <w:keepNext/>
-      </w:pPr>
-      <w:r>
-        <w:t xml:space="preserve">  &lt;/PropertyGroup&gt;</w:t>
-      </w:r>
-    </w:p>
-    <w:p>
-      <w:pPr>
-        <w:pStyle w:val="SourceCode"/>
-        <w:keepNext/>
-      </w:pPr>
-      <w:r>
-        <w:t xml:space="preserve">  &lt;ItemGroup&gt;</w:t>
-      </w:r>
-    </w:p>
-    <w:p>
-      <w:pPr>
-        <w:pStyle w:val="SourceCode"/>
-        <w:keepNext/>
-      </w:pPr>
-      <w:r>
-        <w:t xml:space="preserve">    &lt;Compile Include="..\DnsLookups\HostNames.cs" /&gt;</w:t>
-      </w:r>
-    </w:p>
-    <w:p>
-      <w:pPr>
-        <w:pStyle w:val="SourceCode"/>
-        <w:keepNext/>
-      </w:pPr>
-      <w:r>
-        <w:t xml:space="preserve">    &lt;Compile Include="..\DnsLookups\AddressLookup.cs" /&gt;</w:t>
-      </w:r>
-    </w:p>
-    <w:p>
-      <w:pPr>
-        <w:pStyle w:val="SourceCode"/>
-        <w:keepNext/>
-      </w:pPr>
-      <w:r>
-        <w:t xml:space="preserve">  &lt;/ItemGroup&gt;</w:t>
-      </w:r>
-    </w:p>
-    <w:p>
-      <w:pPr>
-        <w:pStyle w:val="SourceCode"/>
-      </w:pPr>
-      <w:r>
-        <w:t>&lt;/Project&gt;</w:t>
+        <w:t>Only BasicDnsLookups.csproj is new, and you typed it over dotnet new's in Project Setup: it is Lesson 7.2's BasicHostnames.csproj with its two Compile items pointed at the DnsLookups folder's HostNames.cs and AddressLookup.cs. DnsLookups.csproj, go.mod, package.json, and tsconfig.json are copied from lesson-7.2 in the Copy Setup; remember, they target net10.0, name the Go module example.com/dnslookups after the -replace line, and pin the TypeScript compiler, 7.0.2.</w:t>
       </w:r>
     </w:p>
     <w:p>
@@ -16943,31 +17028,31 @@
       </w:rPr>
     </w:lvl>
   </w:abstractNum>
-  <w:num w:numId="1" w16cid:durableId="2144540934">
+  <w:num w:numId="1" w16cid:durableId="1956792428">
     <w:abstractNumId w:val="8"/>
   </w:num>
-  <w:num w:numId="2" w16cid:durableId="902066378">
+  <w:num w:numId="2" w16cid:durableId="202912771">
     <w:abstractNumId w:val="6"/>
   </w:num>
-  <w:num w:numId="3" w16cid:durableId="81025350">
+  <w:num w:numId="3" w16cid:durableId="1084230300">
     <w:abstractNumId w:val="5"/>
   </w:num>
-  <w:num w:numId="4" w16cid:durableId="1685548526">
+  <w:num w:numId="4" w16cid:durableId="796029511">
     <w:abstractNumId w:val="4"/>
   </w:num>
-  <w:num w:numId="5" w16cid:durableId="2071534819">
+  <w:num w:numId="5" w16cid:durableId="2004166757">
     <w:abstractNumId w:val="7"/>
   </w:num>
-  <w:num w:numId="6" w16cid:durableId="261648534">
+  <w:num w:numId="6" w16cid:durableId="305665555">
     <w:abstractNumId w:val="3"/>
   </w:num>
-  <w:num w:numId="7" w16cid:durableId="1006907317">
+  <w:num w:numId="7" w16cid:durableId="1642805062">
     <w:abstractNumId w:val="2"/>
   </w:num>
-  <w:num w:numId="8" w16cid:durableId="597103676">
+  <w:num w:numId="8" w16cid:durableId="1317223773">
     <w:abstractNumId w:val="1"/>
   </w:num>
-  <w:num w:numId="9" w16cid:durableId="1462647304">
+  <w:num w:numId="9" w16cid:durableId="1090467080">
     <w:abstractNumId w:val="0"/>
   </w:num>
 </w:numbering>

--- a/Volume 1/Chapter 07 - Networking Basics/SPA_Vol1_Ch7_Lesson7_3_DNS_Lookups.docx
+++ b/Volume 1/Chapter 07 - Networking Basics/SPA_Vol1_Ch7_Lesson7_3_DNS_Lookups.docx
@@ -349,7 +349,11 @@
         <w:pStyle w:val="ListBullet"/>
       </w:pPr>
       <w:r>
-        <w:t>The resolver promises no order, so each list is sorted, and the output is the same every time and in every language. The lists are sorted as text, character by character, as Lesson 2.7 sorted names: 1.0.0.1 comes before 1.1.1.1. Text order would put 10.0.0.2 before 9.0.0.1, which does not matter here, because the order only has to be the same every time.</w:t>
+        <w:t xml:space="preserve">The resolver promises no order, so each list is sorted, and the output is the same every time and in every language. The lists are sorted as text, character by character, as Lesson 2.7 sorted names: 1.0.0.1 comes </w:t>
+      </w:r>
+      <w:r>
+        <w:lastRenderedPageBreak/>
+        <w:t>before 1.1.1.1. Text order would put 10.0.0.2 before 9.0.0.1, which does not matter here, because the order only has to be the same every time.</w:t>
       </w:r>
     </w:p>
     <w:p>
@@ -602,6 +606,7 @@
         <w:pStyle w:val="CommandBlock"/>
       </w:pPr>
       <w:r>
+        <w:lastRenderedPageBreak/>
         <w:t xml:space="preserve">  cpp/basic_dns_lookups.cpp</w:t>
       </w:r>
     </w:p>
@@ -2913,23 +2918,23 @@
         <w:pStyle w:val="SourceCode"/>
       </w:pPr>
       <w:r>
-        <w:t xml:space="preserve">    // Windows' network library must be started before a lookup, and</w:t>
-      </w:r>
-    </w:p>
-    <w:p>
-      <w:pPr>
-        <w:pStyle w:val="SourceCode"/>
-      </w:pPr>
-      <w:r>
-        <w:t xml:space="preserve">    // stopped after it. WSAStartup asks for version 2.2 and returns 0 when</w:t>
-      </w:r>
-    </w:p>
-    <w:p>
-      <w:pPr>
-        <w:pStyle w:val="SourceCode"/>
-      </w:pPr>
-      <w:r>
-        <w:t xml:space="preserve">    // it works. Lesson 7.1's inet_pton only read text, so it needed none.</w:t>
+        <w:t xml:space="preserve">    // Windows' network library must be started before a lookup; Lesson</w:t>
+      </w:r>
+    </w:p>
+    <w:p>
+      <w:pPr>
+        <w:pStyle w:val="SourceCode"/>
+      </w:pPr>
+      <w:r>
+        <w:t xml:space="preserve">    // 7.1's inet_pton only read text. WSAStartup asks for version 2.2,</w:t>
+      </w:r>
+    </w:p>
+    <w:p>
+      <w:pPr>
+        <w:pStyle w:val="SourceCode"/>
+      </w:pPr>
+      <w:r>
+        <w:t xml:space="preserve">    // fills winsock_data with details unused here, and returns 0 on success.</w:t>
       </w:r>
     </w:p>
     <w:p>
@@ -3640,6 +3645,2654 @@
         <w:pStyle w:val="SourceCode"/>
       </w:pPr>
       <w:r>
+        <w:t>// returned. Remember, &amp; passes the list's location; -&gt; reads through it.</w:t>
+      </w:r>
+    </w:p>
+    <w:p>
+      <w:pPr>
+        <w:pStyle w:val="SourceCode"/>
+      </w:pPr>
+      <w:r>
+        <w:t>static void print_family(const char *family, const struct AddressList *list) {</w:t>
+      </w:r>
+    </w:p>
+    <w:p>
+      <w:pPr>
+        <w:pStyle w:val="SourceCode"/>
+      </w:pPr>
+      <w:r>
+        <w:t xml:space="preserve">    printf("  %s: ", family);</w:t>
+      </w:r>
+    </w:p>
+    <w:p>
+      <w:pPr>
+        <w:pStyle w:val="SourceCode"/>
+      </w:pPr>
+      <w:r>
+        <w:t xml:space="preserve">    if (list-&gt;count == 0) {</w:t>
+      </w:r>
+    </w:p>
+    <w:p>
+      <w:pPr>
+        <w:pStyle w:val="SourceCode"/>
+      </w:pPr>
+      <w:r>
+        <w:t xml:space="preserve">        printf("none returned");</w:t>
+      </w:r>
+    </w:p>
+    <w:p>
+      <w:pPr>
+        <w:pStyle w:val="SourceCode"/>
+      </w:pPr>
+      <w:r>
+        <w:t xml:space="preserve">    }</w:t>
+      </w:r>
+    </w:p>
+    <w:p>
+      <w:pPr>
+        <w:pStyle w:val="SourceCode"/>
+      </w:pPr>
+      <w:r>
+        <w:t xml:space="preserve">    for (int index = 0; index &lt; list-&gt;count; index++) {</w:t>
+      </w:r>
+    </w:p>
+    <w:p>
+      <w:pPr>
+        <w:pStyle w:val="SourceCode"/>
+      </w:pPr>
+      <w:r>
+        <w:t xml:space="preserve">        // A comma goes before every address but the first.</w:t>
+      </w:r>
+    </w:p>
+    <w:p>
+      <w:pPr>
+        <w:pStyle w:val="SourceCode"/>
+      </w:pPr>
+      <w:r>
+        <w:t xml:space="preserve">        if (index &gt; 0) {</w:t>
+      </w:r>
+    </w:p>
+    <w:p>
+      <w:pPr>
+        <w:pStyle w:val="SourceCode"/>
+      </w:pPr>
+      <w:r>
+        <w:t xml:space="preserve">            printf(", ");</w:t>
+      </w:r>
+    </w:p>
+    <w:p>
+      <w:pPr>
+        <w:pStyle w:val="SourceCode"/>
+      </w:pPr>
+      <w:r>
+        <w:t xml:space="preserve">        }</w:t>
+      </w:r>
+    </w:p>
+    <w:p>
+      <w:pPr>
+        <w:pStyle w:val="SourceCode"/>
+      </w:pPr>
+      <w:r>
+        <w:t xml:space="preserve">        printf("%s", list-&gt;addresses[index]);</w:t>
+      </w:r>
+    </w:p>
+    <w:p>
+      <w:pPr>
+        <w:pStyle w:val="SourceCode"/>
+      </w:pPr>
+      <w:r>
+        <w:t xml:space="preserve">    }</w:t>
+      </w:r>
+    </w:p>
+    <w:p>
+      <w:pPr>
+        <w:pStyle w:val="SourceCode"/>
+      </w:pPr>
+      <w:r>
+        <w:t xml:space="preserve">    printf("\n");</w:t>
+      </w:r>
+    </w:p>
+    <w:p>
+      <w:pPr>
+        <w:pStyle w:val="SourceCode"/>
+      </w:pPr>
+      <w:r>
+        <w:t>}</w:t>
+      </w:r>
+    </w:p>
+    <w:p>
+      <w:pPr>
+        <w:pStyle w:val="SourceCode"/>
+      </w:pPr>
+    </w:p>
+    <w:p>
+      <w:pPr>
+        <w:pStyle w:val="SourceCode"/>
+      </w:pPr>
+      <w:r>
+        <w:t>// Remember, main starts the program; 0 = success, 1 = failure.</w:t>
+      </w:r>
+    </w:p>
+    <w:p>
+      <w:pPr>
+        <w:pStyle w:val="SourceCode"/>
+      </w:pPr>
+      <w:r>
+        <w:t>int main(void) {</w:t>
+      </w:r>
+    </w:p>
+    <w:p>
+      <w:pPr>
+        <w:pStyle w:val="SourceCode"/>
+      </w:pPr>
+      <w:r>
+        <w:t xml:space="preserve">    // localhost is this computer; one.one.one.one is a public name whose</w:t>
+      </w:r>
+    </w:p>
+    <w:p>
+      <w:pPr>
+        <w:pStyle w:val="SourceCode"/>
+      </w:pPr>
+      <w:r>
+        <w:t xml:space="preserve">    // addresses do not change; a .invalid name is never found (RFC 6761).</w:t>
+      </w:r>
+    </w:p>
+    <w:p>
+      <w:pPr>
+        <w:pStyle w:val="SourceCode"/>
+      </w:pPr>
+      <w:r>
+        <w:t xml:space="preserve">    // Remember, sizeof the array / sizeof one name gives the count.</w:t>
+      </w:r>
+    </w:p>
+    <w:p>
+      <w:pPr>
+        <w:pStyle w:val="SourceCode"/>
+      </w:pPr>
+      <w:r>
+        <w:t xml:space="preserve">    const char *host_names[] = {</w:t>
+      </w:r>
+    </w:p>
+    <w:p>
+      <w:pPr>
+        <w:pStyle w:val="SourceCode"/>
+      </w:pPr>
+      <w:r>
+        <w:t xml:space="preserve">        "localhost", "one.one.one.one", "no-such-host.invalid",</w:t>
+      </w:r>
+    </w:p>
+    <w:p>
+      <w:pPr>
+        <w:pStyle w:val="SourceCode"/>
+      </w:pPr>
+      <w:r>
+        <w:t xml:space="preserve">    };</w:t>
+      </w:r>
+    </w:p>
+    <w:p>
+      <w:pPr>
+        <w:pStyle w:val="SourceCode"/>
+      </w:pPr>
+      <w:r>
+        <w:t xml:space="preserve">    int name_count = sizeof host_names / sizeof host_names[0];</w:t>
+      </w:r>
+    </w:p>
+    <w:p>
+      <w:pPr>
+        <w:pStyle w:val="SourceCode"/>
+      </w:pPr>
+    </w:p>
+    <w:p>
+      <w:pPr>
+        <w:pStyle w:val="SourceCode"/>
+      </w:pPr>
+      <w:r>
+        <w:t xml:space="preserve">    for (int index = 0; index &lt; name_count; index++) {</w:t>
+      </w:r>
+    </w:p>
+    <w:p>
+      <w:pPr>
+        <w:pStyle w:val="SourceCode"/>
+      </w:pPr>
+      <w:r>
+        <w:t xml:space="preserve">        const char *host_name = host_names[index];</w:t>
+      </w:r>
+    </w:p>
+    <w:p>
+      <w:pPr>
+        <w:pStyle w:val="SourceCode"/>
+      </w:pPr>
+      <w:r>
+        <w:t xml:space="preserve">        printf("%s\n", host_name);</w:t>
+      </w:r>
+    </w:p>
+    <w:p>
+      <w:pPr>
+        <w:pStyle w:val="SourceCode"/>
+      </w:pPr>
+      <w:r>
+        <w:t xml:space="preserve">        // Remember, check the name's shape before it goes anywhere</w:t>
+      </w:r>
+    </w:p>
+    <w:p>
+      <w:pPr>
+        <w:pStyle w:val="SourceCode"/>
+      </w:pPr>
+      <w:r>
+        <w:t xml:space="preserve">        // (Lesson 7.2).</w:t>
+      </w:r>
+    </w:p>
+    <w:p>
+      <w:pPr>
+        <w:pStyle w:val="SourceCode"/>
+      </w:pPr>
+      <w:r>
+        <w:t xml:space="preserve">        if (!is_valid_hostname(host_name)) {</w:t>
+      </w:r>
+    </w:p>
+    <w:p>
+      <w:pPr>
+        <w:pStyle w:val="SourceCode"/>
+      </w:pPr>
+      <w:r>
+        <w:t xml:space="preserve">            fprintf(stderr, "Error: %s is not a host name\n", host_name);</w:t>
+      </w:r>
+    </w:p>
+    <w:p>
+      <w:pPr>
+        <w:pStyle w:val="SourceCode"/>
+      </w:pPr>
+      <w:r>
+        <w:t xml:space="preserve">            continue;</w:t>
+      </w:r>
+    </w:p>
+    <w:p>
+      <w:pPr>
+        <w:pStyle w:val="SourceCode"/>
+      </w:pPr>
+      <w:r>
+        <w:t xml:space="preserve">        }</w:t>
+      </w:r>
+    </w:p>
+    <w:p>
+      <w:pPr>
+        <w:pStyle w:val="SourceCode"/>
+      </w:pPr>
+      <w:r>
+        <w:t xml:space="preserve">        struct LookupResult lookup_result = lookup_addresses(host_name);</w:t>
+      </w:r>
+    </w:p>
+    <w:p>
+      <w:pPr>
+        <w:pStyle w:val="SourceCode"/>
+      </w:pPr>
+      <w:r>
+        <w:t xml:space="preserve">        if (!lookup_result.found) {</w:t>
+      </w:r>
+    </w:p>
+    <w:p>
+      <w:pPr>
+        <w:pStyle w:val="SourceCode"/>
+      </w:pPr>
+      <w:r>
+        <w:t xml:space="preserve">            // A name that is not found is an outcome, not a crash: the</w:t>
+      </w:r>
+    </w:p>
+    <w:p>
+      <w:pPr>
+        <w:pStyle w:val="SourceCode"/>
+      </w:pPr>
+      <w:r>
+        <w:t xml:space="preserve">            // program says so on the error stream and goes on.</w:t>
+      </w:r>
+    </w:p>
+    <w:p>
+      <w:pPr>
+        <w:pStyle w:val="SourceCode"/>
+      </w:pPr>
+      <w:r>
+        <w:t xml:space="preserve">            fprintf(stderr, "Error: %s was not found\n", host_name);</w:t>
+      </w:r>
+    </w:p>
+    <w:p>
+      <w:pPr>
+        <w:pStyle w:val="SourceCode"/>
+      </w:pPr>
+      <w:r>
+        <w:t xml:space="preserve">            continue;</w:t>
+      </w:r>
+    </w:p>
+    <w:p>
+      <w:pPr>
+        <w:pStyle w:val="SourceCode"/>
+      </w:pPr>
+      <w:r>
+        <w:t xml:space="preserve">        }</w:t>
+      </w:r>
+    </w:p>
+    <w:p>
+      <w:pPr>
+        <w:pStyle w:val="SourceCode"/>
+      </w:pPr>
+      <w:r>
+        <w:t xml:space="preserve">        print_family("IPv4", &amp;lookup_result.ipv4);</w:t>
+      </w:r>
+    </w:p>
+    <w:p>
+      <w:pPr>
+        <w:pStyle w:val="SourceCode"/>
+      </w:pPr>
+      <w:r>
+        <w:t xml:space="preserve">        print_family("IPv6", &amp;lookup_result.ipv6);</w:t>
+      </w:r>
+    </w:p>
+    <w:p>
+      <w:pPr>
+        <w:pStyle w:val="SourceCode"/>
+        <w:keepNext/>
+      </w:pPr>
+      <w:r>
+        <w:t xml:space="preserve">    }</w:t>
+      </w:r>
+    </w:p>
+    <w:p>
+      <w:pPr>
+        <w:pStyle w:val="SourceCode"/>
+        <w:keepNext/>
+      </w:pPr>
+      <w:r>
+        <w:t xml:space="preserve">    return 0;</w:t>
+      </w:r>
+    </w:p>
+    <w:p>
+      <w:pPr>
+        <w:pStyle w:val="SourceCode"/>
+      </w:pPr>
+      <w:r>
+        <w:t>}</w:t>
+      </w:r>
+    </w:p>
+    <w:p>
+      <w:pPr>
+        <w:keepNext/>
+      </w:pPr>
+    </w:p>
+    <w:p>
+      <w:pPr>
+        <w:pStyle w:val="Heading3"/>
+      </w:pPr>
+      <w:r>
+        <w:t>Windows PowerShell Basic Build and Run</w:t>
+      </w:r>
+    </w:p>
+    <w:p>
+      <w:pPr>
+        <w:keepNext/>
+      </w:pPr>
+      <w:r>
+        <w:t>Run the program from the lesson-7.3 folder.</w:t>
+      </w:r>
+    </w:p>
+    <w:p>
+      <w:pPr>
+        <w:keepNext/>
+      </w:pPr>
+    </w:p>
+    <w:p>
+      <w:pPr>
+        <w:pStyle w:val="CommandBlock"/>
+        <w:keepNext/>
+      </w:pPr>
+      <w:r>
+        <w:t>gcc -std=c17 -Wall -Wextra -Wpedantic -Werror .\c\basic_dns_lookups.c `</w:t>
+      </w:r>
+    </w:p>
+    <w:p>
+      <w:pPr>
+        <w:pStyle w:val="CommandBlock"/>
+        <w:keepNext/>
+      </w:pPr>
+      <w:r>
+        <w:t xml:space="preserve">    .\c\host_names.c .\c\address_lookup.c -lws2_32 -o .\c\basic-dns-lookups.exe</w:t>
+      </w:r>
+    </w:p>
+    <w:p>
+      <w:pPr>
+        <w:pStyle w:val="CommandBlock"/>
+      </w:pPr>
+      <w:r>
+        <w:t>.\c\basic-dns-lookups.exe</w:t>
+      </w:r>
+    </w:p>
+    <w:p>
+      <w:pPr>
+        <w:keepNext/>
+      </w:pPr>
+    </w:p>
+    <w:p>
+      <w:pPr>
+        <w:pStyle w:val="Heading3"/>
+      </w:pPr>
+      <w:r>
+        <w:t>Linux or macOS Basic Build and Run</w:t>
+      </w:r>
+    </w:p>
+    <w:p>
+      <w:pPr>
+        <w:pStyle w:val="CommandBlock"/>
+        <w:keepNext/>
+      </w:pPr>
+      <w:r>
+        <w:t>gcc -std=c17 -Wall -Wextra -Wpedantic -Werror ./c/basic_dns_lookups.c \</w:t>
+      </w:r>
+    </w:p>
+    <w:p>
+      <w:pPr>
+        <w:pStyle w:val="CommandBlock"/>
+        <w:keepNext/>
+      </w:pPr>
+      <w:r>
+        <w:t xml:space="preserve">    ./c/host_names.c ./c/address_lookup.c -o ./c/basic-dns-lookups</w:t>
+      </w:r>
+    </w:p>
+    <w:p>
+      <w:pPr>
+        <w:pStyle w:val="CommandBlock"/>
+      </w:pPr>
+      <w:r>
+        <w:t>./c/basic-dns-lookups</w:t>
+      </w:r>
+    </w:p>
+    <w:p>
+      <w:pPr>
+        <w:keepNext/>
+      </w:pPr>
+    </w:p>
+    <w:p>
+      <w:pPr>
+        <w:pStyle w:val="Heading3"/>
+      </w:pPr>
+      <w:r>
+        <w:t>Check Your Results</w:t>
+      </w:r>
+    </w:p>
+    <w:p>
+      <w:r>
+        <w:t>Your screen must show the Basic program's lines of the Required Clean-Run Output in Validation Rules; the Error line comes on the error stream.</w:t>
+      </w:r>
+    </w:p>
+    <w:p>
+      <w:pPr>
+        <w:keepNext/>
+      </w:pPr>
+    </w:p>
+    <w:p>
+      <w:pPr>
+        <w:keepNext/>
+      </w:pPr>
+    </w:p>
+    <w:p>
+      <w:pPr>
+        <w:pStyle w:val="Heading2"/>
+      </w:pPr>
+      <w:r>
+        <w:t>Production-Minded Implementation</w:t>
+      </w:r>
+    </w:p>
+    <w:p>
+      <w:r>
+        <w:t>The Production-Minded program uses all three modules. print_target checks the address form first with classify_address, then the name shape, then looks the name up; print_family adds each address's class, and the program prints the first answer, or the resolver's code after a failure.</w:t>
+      </w:r>
+    </w:p>
+    <w:p>
+      <w:pPr>
+        <w:keepNext/>
+      </w:pPr>
+    </w:p>
+    <w:p>
+      <w:pPr>
+        <w:pStyle w:val="Heading3"/>
+      </w:pPr>
+      <w:r>
+        <w:t>c/dns_lookups.c</w:t>
+      </w:r>
+    </w:p>
+    <w:p>
+      <w:pPr>
+        <w:pStyle w:val="SourceCode"/>
+        <w:keepNext/>
+      </w:pPr>
+      <w:r>
+        <w:t>// Remember, #include adds declarations: stdio.h for printf and fprintf,</w:t>
+      </w:r>
+    </w:p>
+    <w:p>
+      <w:pPr>
+        <w:pStyle w:val="SourceCode"/>
+        <w:keepNext/>
+      </w:pPr>
+      <w:r>
+        <w:t>// string.h for strcmp, and the three modules for classify_address (Lesson</w:t>
+      </w:r>
+    </w:p>
+    <w:p>
+      <w:pPr>
+        <w:pStyle w:val="SourceCode"/>
+      </w:pPr>
+      <w:r>
+        <w:t>// 7.1), is_valid_hostname (Lesson 7.2), and lookup_addresses. On Linux and</w:t>
+      </w:r>
+    </w:p>
+    <w:p>
+      <w:pPr>
+        <w:pStyle w:val="SourceCode"/>
+      </w:pPr>
+      <w:r>
+        <w:t>// macOS, _DEFAULT_SOURCE asks the strict C standard for the network</w:t>
+      </w:r>
+    </w:p>
+    <w:p>
+      <w:pPr>
+        <w:pStyle w:val="SourceCode"/>
+      </w:pPr>
+      <w:r>
+        <w:t>// declarations; it comes first.</w:t>
+      </w:r>
+    </w:p>
+    <w:p>
+      <w:pPr>
+        <w:pStyle w:val="SourceCode"/>
+      </w:pPr>
+      <w:r>
+        <w:t>#ifndef _WIN32</w:t>
+      </w:r>
+    </w:p>
+    <w:p>
+      <w:pPr>
+        <w:pStyle w:val="SourceCode"/>
+      </w:pPr>
+      <w:r>
+        <w:t>#define _DEFAULT_SOURCE</w:t>
+      </w:r>
+    </w:p>
+    <w:p>
+      <w:pPr>
+        <w:pStyle w:val="SourceCode"/>
+      </w:pPr>
+      <w:r>
+        <w:t>#endif</w:t>
+      </w:r>
+    </w:p>
+    <w:p>
+      <w:pPr>
+        <w:pStyle w:val="SourceCode"/>
+      </w:pPr>
+      <w:r>
+        <w:t>#include &lt;stdio.h&gt;</w:t>
+      </w:r>
+    </w:p>
+    <w:p>
+      <w:pPr>
+        <w:pStyle w:val="SourceCode"/>
+      </w:pPr>
+      <w:r>
+        <w:t>#include &lt;string.h&gt;</w:t>
+      </w:r>
+    </w:p>
+    <w:p>
+      <w:pPr>
+        <w:pStyle w:val="SourceCode"/>
+      </w:pPr>
+    </w:p>
+    <w:p>
+      <w:pPr>
+        <w:pStyle w:val="SourceCode"/>
+      </w:pPr>
+      <w:r>
+        <w:t>// Remember, quotes find a header in the program's own folder.</w:t>
+      </w:r>
+    </w:p>
+    <w:p>
+      <w:pPr>
+        <w:pStyle w:val="SourceCode"/>
+      </w:pPr>
+      <w:r>
+        <w:t>#include "address_lookup.h"</w:t>
+      </w:r>
+    </w:p>
+    <w:p>
+      <w:pPr>
+        <w:pStyle w:val="SourceCode"/>
+      </w:pPr>
+      <w:r>
+        <w:t>#include "address_table.h"</w:t>
+      </w:r>
+    </w:p>
+    <w:p>
+      <w:pPr>
+        <w:pStyle w:val="SourceCode"/>
+      </w:pPr>
+      <w:r>
+        <w:t>#include "host_names.h"</w:t>
+      </w:r>
+    </w:p>
+    <w:p>
+      <w:pPr>
+        <w:pStyle w:val="SourceCode"/>
+      </w:pPr>
+    </w:p>
+    <w:p>
+      <w:pPr>
+        <w:pStyle w:val="SourceCode"/>
+      </w:pPr>
+      <w:r>
+        <w:t>// Prints one family's line, each address followed by its class from the</w:t>
+      </w:r>
+    </w:p>
+    <w:p>
+      <w:pPr>
+        <w:pStyle w:val="SourceCode"/>
+      </w:pPr>
+      <w:r>
+        <w:t>// address table (Lesson 7.1), or none returned.</w:t>
+      </w:r>
+    </w:p>
+    <w:p>
+      <w:pPr>
+        <w:pStyle w:val="SourceCode"/>
+      </w:pPr>
+      <w:r>
+        <w:t>static void print_family(const char *family, const struct AddressList *list) {</w:t>
+      </w:r>
+    </w:p>
+    <w:p>
+      <w:pPr>
+        <w:pStyle w:val="SourceCode"/>
+      </w:pPr>
+      <w:r>
+        <w:t xml:space="preserve">    printf("  %s: ", family);</w:t>
+      </w:r>
+    </w:p>
+    <w:p>
+      <w:pPr>
+        <w:pStyle w:val="SourceCode"/>
+      </w:pPr>
+      <w:r>
+        <w:t xml:space="preserve">    if (list-&gt;count == 0) {</w:t>
+      </w:r>
+    </w:p>
+    <w:p>
+      <w:pPr>
+        <w:pStyle w:val="SourceCode"/>
+      </w:pPr>
+      <w:r>
+        <w:t xml:space="preserve">        printf("none returned");</w:t>
+      </w:r>
+    </w:p>
+    <w:p>
+      <w:pPr>
+        <w:pStyle w:val="SourceCode"/>
+      </w:pPr>
+      <w:r>
+        <w:t xml:space="preserve">    }</w:t>
+      </w:r>
+    </w:p>
+    <w:p>
+      <w:pPr>
+        <w:pStyle w:val="SourceCode"/>
+      </w:pPr>
+      <w:r>
+        <w:t xml:space="preserve">    for (int index = 0; index &lt; list-&gt;count; index++) {</w:t>
+      </w:r>
+    </w:p>
+    <w:p>
+      <w:pPr>
+        <w:pStyle w:val="SourceCode"/>
+      </w:pPr>
+      <w:r>
+        <w:t xml:space="preserve">        if (index &gt; 0) {</w:t>
+      </w:r>
+    </w:p>
+    <w:p>
+      <w:pPr>
+        <w:pStyle w:val="SourceCode"/>
+      </w:pPr>
+      <w:r>
+        <w:t xml:space="preserve">            printf(", ");</w:t>
+      </w:r>
+    </w:p>
+    <w:p>
+      <w:pPr>
+        <w:pStyle w:val="SourceCode"/>
+      </w:pPr>
+      <w:r>
+        <w:t xml:space="preserve">        }</w:t>
+      </w:r>
+    </w:p>
+    <w:p>
+      <w:pPr>
+        <w:pStyle w:val="SourceCode"/>
+      </w:pPr>
+      <w:r>
+        <w:t xml:space="preserve">        struct AddressDetails details =</w:t>
+      </w:r>
+    </w:p>
+    <w:p>
+      <w:pPr>
+        <w:pStyle w:val="SourceCode"/>
+      </w:pPr>
+      <w:r>
+        <w:t xml:space="preserve">            classify_address(list-&gt;addresses[index]);</w:t>
+      </w:r>
+    </w:p>
+    <w:p>
+      <w:pPr>
+        <w:pStyle w:val="SourceCode"/>
+      </w:pPr>
+      <w:r>
+        <w:t xml:space="preserve">        printf("%s (%s)", list-&gt;addresses[index], details.address_class);</w:t>
+      </w:r>
+    </w:p>
+    <w:p>
+      <w:pPr>
+        <w:pStyle w:val="SourceCode"/>
+      </w:pPr>
+      <w:r>
+        <w:t xml:space="preserve">    }</w:t>
+      </w:r>
+    </w:p>
+    <w:p>
+      <w:pPr>
+        <w:pStyle w:val="SourceCode"/>
+      </w:pPr>
+      <w:r>
+        <w:t xml:space="preserve">    printf("\n");</w:t>
+      </w:r>
+    </w:p>
+    <w:p>
+      <w:pPr>
+        <w:pStyle w:val="SourceCode"/>
+      </w:pPr>
+      <w:r>
+        <w:t>}</w:t>
+      </w:r>
+    </w:p>
+    <w:p>
+      <w:pPr>
+        <w:pStyle w:val="SourceCode"/>
+      </w:pPr>
+    </w:p>
+    <w:p>
+      <w:pPr>
+        <w:pStyle w:val="SourceCode"/>
+      </w:pPr>
+      <w:r>
+        <w:t>// Handles one target: an address is used as it is; a valid host name is</w:t>
+      </w:r>
+    </w:p>
+    <w:p>
+      <w:pPr>
+        <w:pStyle w:val="SourceCode"/>
+      </w:pPr>
+      <w:r>
+        <w:t>// looked up; anything else gives an Error line and is never looked up.</w:t>
+      </w:r>
+    </w:p>
+    <w:p>
+      <w:pPr>
+        <w:pStyle w:val="SourceCode"/>
+      </w:pPr>
+      <w:r>
+        <w:t>static void print_target(const char *target_text) {</w:t>
+      </w:r>
+    </w:p>
+    <w:p>
+      <w:pPr>
+        <w:pStyle w:val="SourceCode"/>
+      </w:pPr>
+      <w:r>
+        <w:t xml:space="preserve">    printf("%s\n", target_text);</w:t>
+      </w:r>
+    </w:p>
+    <w:p>
+      <w:pPr>
+        <w:pStyle w:val="SourceCode"/>
+      </w:pPr>
+      <w:r>
+        <w:t xml:space="preserve">    // Remember, the address form is checked first (Lesson 7.2).</w:t>
+      </w:r>
+    </w:p>
+    <w:p>
+      <w:pPr>
+        <w:pStyle w:val="SourceCode"/>
+      </w:pPr>
+      <w:r>
+        <w:t xml:space="preserve">    struct AddressDetails details = classify_address(target_text);</w:t>
+      </w:r>
+    </w:p>
+    <w:p>
+      <w:pPr>
+        <w:pStyle w:val="SourceCode"/>
+      </w:pPr>
+      <w:r>
+        <w:t xml:space="preserve">    if (strcmp(details.address_class, "Error") != 0) {</w:t>
+      </w:r>
+    </w:p>
+    <w:p>
+      <w:pPr>
+        <w:pStyle w:val="SourceCode"/>
+      </w:pPr>
+      <w:r>
+        <w:t xml:space="preserve">        printf("  An %s address (%s): used as it is, no lookup\n",</w:t>
+      </w:r>
+    </w:p>
+    <w:p>
+      <w:pPr>
+        <w:pStyle w:val="SourceCode"/>
+      </w:pPr>
+      <w:r>
+        <w:t xml:space="preserve">               details.version, details.address_class);</w:t>
+      </w:r>
+    </w:p>
+    <w:p>
+      <w:pPr>
+        <w:pStyle w:val="SourceCode"/>
+      </w:pPr>
+      <w:r>
+        <w:t xml:space="preserve">        return;</w:t>
+      </w:r>
+    </w:p>
+    <w:p>
+      <w:pPr>
+        <w:pStyle w:val="SourceCode"/>
+      </w:pPr>
+      <w:r>
+        <w:t xml:space="preserve">    }</w:t>
+      </w:r>
+    </w:p>
+    <w:p>
+      <w:pPr>
+        <w:pStyle w:val="SourceCode"/>
+      </w:pPr>
+      <w:r>
+        <w:t xml:space="preserve">    if (!is_valid_hostname(target_text)) {</w:t>
+      </w:r>
+    </w:p>
+    <w:p>
+      <w:pPr>
+        <w:pStyle w:val="SourceCode"/>
+      </w:pPr>
+      <w:r>
+        <w:t xml:space="preserve">        fprintf(stderr, "Error: %s is not a host name or an IP address\n",</w:t>
+      </w:r>
+    </w:p>
+    <w:p>
+      <w:pPr>
+        <w:pStyle w:val="SourceCode"/>
+      </w:pPr>
+      <w:r>
+        <w:t xml:space="preserve">                target_text);</w:t>
+      </w:r>
+    </w:p>
+    <w:p>
+      <w:pPr>
+        <w:pStyle w:val="SourceCode"/>
+      </w:pPr>
+      <w:r>
+        <w:t xml:space="preserve">        return;</w:t>
+      </w:r>
+    </w:p>
+    <w:p>
+      <w:pPr>
+        <w:pStyle w:val="SourceCode"/>
+      </w:pPr>
+      <w:r>
+        <w:t xml:space="preserve">    }</w:t>
+      </w:r>
+    </w:p>
+    <w:p>
+      <w:pPr>
+        <w:pStyle w:val="SourceCode"/>
+      </w:pPr>
+      <w:r>
+        <w:t xml:space="preserve">    struct LookupResult lookup_result = lookup_addresses(target_text);</w:t>
+      </w:r>
+    </w:p>
+    <w:p>
+      <w:pPr>
+        <w:pStyle w:val="SourceCode"/>
+      </w:pPr>
+      <w:r>
+        <w:t xml:space="preserve">    if (!lookup_result.found) {</w:t>
+      </w:r>
+    </w:p>
+    <w:p>
+      <w:pPr>
+        <w:pStyle w:val="SourceCode"/>
+      </w:pPr>
+      <w:r>
+        <w:t xml:space="preserve">        fprintf(stderr, "Error: %s was not found\n", target_text);</w:t>
+      </w:r>
+    </w:p>
+    <w:p>
+      <w:pPr>
+        <w:pStyle w:val="SourceCode"/>
+      </w:pPr>
+      <w:r>
+        <w:t xml:space="preserve">        // The resolver's own code says why: on Windows 11001 means the</w:t>
+      </w:r>
+    </w:p>
+    <w:p>
+      <w:pPr>
+        <w:pStyle w:val="SourceCode"/>
+      </w:pPr>
+      <w:r>
+        <w:t xml:space="preserve">        // name does not exist, and 11002 is a temporary failure, where</w:t>
+      </w:r>
+    </w:p>
+    <w:p>
+      <w:pPr>
+        <w:pStyle w:val="SourceCode"/>
+      </w:pPr>
+      <w:r>
+        <w:t xml:space="preserve">        // trying again later may work. Either way, there are no addresses.</w:t>
+      </w:r>
+    </w:p>
+    <w:p>
+      <w:pPr>
+        <w:pStyle w:val="SourceCode"/>
+      </w:pPr>
+      <w:r>
+        <w:t xml:space="preserve">        printf("  Reported as: %s\n", lookup_result.error_detail);</w:t>
+      </w:r>
+    </w:p>
+    <w:p>
+      <w:pPr>
+        <w:pStyle w:val="SourceCode"/>
+      </w:pPr>
+      <w:r>
+        <w:t xml:space="preserve">        return;</w:t>
+      </w:r>
+    </w:p>
+    <w:p>
+      <w:pPr>
+        <w:pStyle w:val="SourceCode"/>
+      </w:pPr>
+      <w:r>
+        <w:t xml:space="preserve">    }</w:t>
+      </w:r>
+    </w:p>
+    <w:p>
+      <w:pPr>
+        <w:pStyle w:val="SourceCode"/>
+      </w:pPr>
+      <w:r>
+        <w:t xml:space="preserve">    // &amp;lookup_result.ipv4 hands print_family the list's location, so the</w:t>
+      </w:r>
+    </w:p>
+    <w:p>
+      <w:pPr>
+        <w:pStyle w:val="SourceCode"/>
+      </w:pPr>
+      <w:r>
+        <w:t xml:space="preserve">    // list is read where it is instead of being copied.</w:t>
+      </w:r>
+    </w:p>
+    <w:p>
+      <w:pPr>
+        <w:pStyle w:val="SourceCode"/>
+      </w:pPr>
+      <w:r>
+        <w:t xml:space="preserve">    print_family("IPv4", &amp;lookup_result.ipv4);</w:t>
+      </w:r>
+    </w:p>
+    <w:p>
+      <w:pPr>
+        <w:pStyle w:val="SourceCode"/>
+      </w:pPr>
+      <w:r>
+        <w:t xml:space="preserve">    print_family("IPv6", &amp;lookup_result.ipv6);</w:t>
+      </w:r>
+    </w:p>
+    <w:p>
+      <w:pPr>
+        <w:pStyle w:val="SourceCode"/>
+      </w:pPr>
+      <w:r>
+        <w:t xml:space="preserve">    printf("  Tried first: %s\n", lookup_result.first_address);</w:t>
+      </w:r>
+    </w:p>
+    <w:p>
+      <w:pPr>
+        <w:pStyle w:val="SourceCode"/>
+      </w:pPr>
+      <w:r>
+        <w:t>}</w:t>
+      </w:r>
+    </w:p>
+    <w:p>
+      <w:pPr>
+        <w:pStyle w:val="SourceCode"/>
+      </w:pPr>
+    </w:p>
+    <w:p>
+      <w:pPr>
+        <w:pStyle w:val="SourceCode"/>
+      </w:pPr>
+      <w:r>
+        <w:t>// Remember, main starts the program; 0 = success, 1 = failure.</w:t>
+      </w:r>
+    </w:p>
+    <w:p>
+      <w:pPr>
+        <w:pStyle w:val="SourceCode"/>
+      </w:pPr>
+      <w:r>
+        <w:t>int main(void) {</w:t>
+      </w:r>
+    </w:p>
+    <w:p>
+      <w:pPr>
+        <w:pStyle w:val="SourceCode"/>
+      </w:pPr>
+      <w:r>
+        <w:t xml:space="preserve">    // The Basic names, then an address, which is never looked up, and a</w:t>
+      </w:r>
+    </w:p>
+    <w:p>
+      <w:pPr>
+        <w:pStyle w:val="SourceCode"/>
+      </w:pPr>
+      <w:r>
+        <w:t xml:space="preserve">    // text that is not a host name, which is refused before any lookup.</w:t>
+      </w:r>
+    </w:p>
+    <w:p>
+      <w:pPr>
+        <w:pStyle w:val="SourceCode"/>
+      </w:pPr>
+      <w:r>
+        <w:t xml:space="preserve">    const char *target_texts[] = {</w:t>
+      </w:r>
+    </w:p>
+    <w:p>
+      <w:pPr>
+        <w:pStyle w:val="SourceCode"/>
+      </w:pPr>
+      <w:r>
+        <w:t xml:space="preserve">        "localhost", "one.one.one.one", "no-such-host.invalid",</w:t>
+      </w:r>
+    </w:p>
+    <w:p>
+      <w:pPr>
+        <w:pStyle w:val="SourceCode"/>
+      </w:pPr>
+      <w:r>
+        <w:t xml:space="preserve">        "127.0.0.1", "web..example",</w:t>
+      </w:r>
+    </w:p>
+    <w:p>
+      <w:pPr>
+        <w:pStyle w:val="SourceCode"/>
+      </w:pPr>
+      <w:r>
+        <w:t xml:space="preserve">    };</w:t>
+      </w:r>
+    </w:p>
+    <w:p>
+      <w:pPr>
+        <w:pStyle w:val="SourceCode"/>
+      </w:pPr>
+      <w:r>
+        <w:t xml:space="preserve">    int target_count = sizeof target_texts / sizeof target_texts[0];</w:t>
+      </w:r>
+    </w:p>
+    <w:p>
+      <w:pPr>
+        <w:pStyle w:val="SourceCode"/>
+      </w:pPr>
+    </w:p>
+    <w:p>
+      <w:pPr>
+        <w:pStyle w:val="SourceCode"/>
+      </w:pPr>
+      <w:r>
+        <w:t xml:space="preserve">    for (int index = 0; index &lt; target_count; index++) {</w:t>
+      </w:r>
+    </w:p>
+    <w:p>
+      <w:pPr>
+        <w:pStyle w:val="SourceCode"/>
+      </w:pPr>
+      <w:r>
+        <w:t xml:space="preserve">        print_target(target_texts[index]);</w:t>
+      </w:r>
+    </w:p>
+    <w:p>
+      <w:pPr>
+        <w:pStyle w:val="SourceCode"/>
+        <w:keepNext/>
+      </w:pPr>
+      <w:r>
+        <w:t xml:space="preserve">    }</w:t>
+      </w:r>
+    </w:p>
+    <w:p>
+      <w:pPr>
+        <w:pStyle w:val="SourceCode"/>
+        <w:keepNext/>
+      </w:pPr>
+      <w:r>
+        <w:t xml:space="preserve">    return 0;</w:t>
+      </w:r>
+    </w:p>
+    <w:p>
+      <w:pPr>
+        <w:pStyle w:val="SourceCode"/>
+      </w:pPr>
+      <w:r>
+        <w:t>}</w:t>
+      </w:r>
+    </w:p>
+    <w:p>
+      <w:pPr>
+        <w:keepNext/>
+      </w:pPr>
+    </w:p>
+    <w:p>
+      <w:pPr>
+        <w:pStyle w:val="Heading3"/>
+      </w:pPr>
+      <w:r>
+        <w:t>Windows PowerShell Build and Run</w:t>
+      </w:r>
+    </w:p>
+    <w:p>
+      <w:pPr>
+        <w:pStyle w:val="CommandBlock"/>
+        <w:keepNext/>
+      </w:pPr>
+      <w:r>
+        <w:t>gcc -std=c17 -Wall -Wextra -Wpedantic -Werror .\c\dns_lookups.c `</w:t>
+      </w:r>
+    </w:p>
+    <w:p>
+      <w:pPr>
+        <w:pStyle w:val="CommandBlock"/>
+        <w:keepNext/>
+      </w:pPr>
+      <w:r>
+        <w:t xml:space="preserve">    .\c\address_table.c .\c\host_names.c .\c\address_lookup.c `</w:t>
+      </w:r>
+    </w:p>
+    <w:p>
+      <w:pPr>
+        <w:pStyle w:val="CommandBlock"/>
+        <w:keepNext/>
+      </w:pPr>
+      <w:r>
+        <w:t xml:space="preserve">    -lws2_32 -o .\c\dns-lookups.exe</w:t>
+      </w:r>
+    </w:p>
+    <w:p>
+      <w:pPr>
+        <w:pStyle w:val="CommandBlock"/>
+        <w:keepNext/>
+      </w:pPr>
+      <w:r>
+        <w:t>.\c\dns-lookups.exe</w:t>
+      </w:r>
+    </w:p>
+    <w:p>
+      <w:pPr>
+        <w:pStyle w:val="CommandBlock"/>
+      </w:pPr>
+      <w:r>
+        <w:t>$LASTEXITCODE</w:t>
+      </w:r>
+    </w:p>
+    <w:p>
+      <w:pPr>
+        <w:keepNext/>
+      </w:pPr>
+    </w:p>
+    <w:p>
+      <w:pPr>
+        <w:pStyle w:val="Heading3"/>
+      </w:pPr>
+      <w:r>
+        <w:t>Linux or macOS Build and Run</w:t>
+      </w:r>
+    </w:p>
+    <w:p>
+      <w:pPr>
+        <w:pStyle w:val="CommandBlock"/>
+        <w:keepNext/>
+      </w:pPr>
+      <w:r>
+        <w:t>gcc -std=c17 -Wall -Wextra -Wpedantic -Werror ./c/dns_lookups.c \</w:t>
+      </w:r>
+    </w:p>
+    <w:p>
+      <w:pPr>
+        <w:pStyle w:val="CommandBlock"/>
+        <w:keepNext/>
+      </w:pPr>
+      <w:r>
+        <w:t xml:space="preserve">    ./c/address_table.c ./c/host_names.c ./c/address_lookup.c \</w:t>
+      </w:r>
+    </w:p>
+    <w:p>
+      <w:pPr>
+        <w:pStyle w:val="CommandBlock"/>
+        <w:keepNext/>
+      </w:pPr>
+      <w:r>
+        <w:t xml:space="preserve">    -o ./c/dns-lookups</w:t>
+      </w:r>
+    </w:p>
+    <w:p>
+      <w:pPr>
+        <w:pStyle w:val="CommandBlock"/>
+        <w:keepNext/>
+      </w:pPr>
+      <w:r>
+        <w:t>./c/dns-lookups</w:t>
+      </w:r>
+    </w:p>
+    <w:p>
+      <w:pPr>
+        <w:pStyle w:val="CommandBlock"/>
+      </w:pPr>
+      <w:r>
+        <w:t>echo $?</w:t>
+      </w:r>
+    </w:p>
+    <w:p>
+      <w:pPr>
+        <w:keepNext/>
+      </w:pPr>
+    </w:p>
+    <w:p>
+      <w:pPr>
+        <w:pStyle w:val="Heading3"/>
+      </w:pPr>
+      <w:r>
+        <w:t>Check Your Results</w:t>
+      </w:r>
+    </w:p>
+    <w:p>
+      <w:r>
+        <w:t>Your screen must show the Production-Minded lines of the Required Clean-Run Output in Validation Rules, with Reported as: 11001 or 11002, then $LASTEXITCODE prints 0 (echo $? on Linux or macOS).</w:t>
+      </w:r>
+    </w:p>
+    <w:p>
+      <w:pPr>
+        <w:keepNext/>
+      </w:pPr>
+    </w:p>
+    <w:p>
+      <w:pPr>
+        <w:keepNext/>
+      </w:pPr>
+    </w:p>
+    <w:p>
+      <w:pPr>
+        <w:pStyle w:val="Heading2"/>
+      </w:pPr>
+      <w:r>
+        <w:t>What to Notice</w:t>
+      </w:r>
+    </w:p>
+    <w:p>
+      <w:pPr>
+        <w:pStyle w:val="ListBullet"/>
+      </w:pPr>
+      <w:r>
+        <w:t>getaddrinfo makes the chain of answers, so freeaddrinfo must give it back, and every WSAStartup needs its WSACleanup; lookup_addresses does both on every path.</w:t>
+      </w:r>
+    </w:p>
+    <w:p>
+      <w:pPr>
+        <w:pStyle w:val="ListBullet"/>
+      </w:pPr>
+      <w:r>
+        <w:t>struct LookupResult result = {0}; sets every field to zero, so both lists start with count 0 and the texts start empty; that is why first_address[0] == '\0' means no first address yet.</w:t>
+      </w:r>
+    </w:p>
+    <w:p>
+      <w:pPr>
+        <w:pStyle w:val="ListBullet"/>
+      </w:pPr>
+      <w:r>
+        <w:t>On Linux and macOS getaddrinfo needs no WSAStartup and no -lws2_32, and gives its own codes, such as EAI_NONAME (a small negative number on Linux, a small positive one on macOS), instead of 11001.</w:t>
+      </w:r>
+    </w:p>
+    <w:p>
+      <w:pPr>
+        <w:keepNext/>
+      </w:pPr>
+    </w:p>
+    <w:p>
+      <w:pPr>
+        <w:pStyle w:val="Heading3"/>
+      </w:pPr>
+      <w:r>
+        <w:t>Basic and Production-Minded Comparison</w:t>
+      </w:r>
+    </w:p>
+    <w:p>
+      <w:r>
+        <w:t>Both C programs check each name with is_valid_hostname and look it up with lookup_addresses from the same module; the Production-Minded program adds the address check first, each address's class, the first answer, and the resolver's code.</w:t>
+      </w:r>
+    </w:p>
+    <w:p>
+      <w:pPr>
+        <w:keepNext/>
+      </w:pPr>
+    </w:p>
+    <w:p>
+      <w:pPr>
+        <w:keepNext/>
+      </w:pPr>
+    </w:p>
+    <w:p>
+      <w:pPr>
+        <w:keepNext/>
+      </w:pPr>
+    </w:p>
+    <w:p>
+      <w:pPr>
+        <w:pStyle w:val="Heading1"/>
+      </w:pPr>
+      <w:r>
+        <w:t>C++ Implementation</w:t>
+      </w:r>
+    </w:p>
+    <w:p>
+      <w:r>
+        <w:t>C++ has no network library of its own, so it calls the same getaddrinfo as C, with Winsock started by WSAStartup and linked with -lws2_32 on Windows (Asio, a widely used C++ network library, is named in Lesson 7.10). The record holds std::string and std::vector, so the module needs no fixed sizes. The build lines name the program and each module's .cpp file.</w:t>
+      </w:r>
+    </w:p>
+    <w:p>
+      <w:pPr>
+        <w:keepNext/>
+      </w:pPr>
+    </w:p>
+    <w:p>
+      <w:pPr>
+        <w:keepNext/>
+      </w:pPr>
+    </w:p>
+    <w:p>
+      <w:pPr>
+        <w:pStyle w:val="Heading2"/>
+      </w:pPr>
+      <w:r>
+        <w:t>Basic Implementation</w:t>
+      </w:r>
+    </w:p>
+    <w:p>
+      <w:r>
+        <w:t>Start with the new module, then the most direct program. address_lookup.h holds the LookupResult record and declares lookupAddresses; address_lookup.cpp asks getaddrinfo for both families, walks its chain of answers, keeps each address once with addUnique, and sorts both vectors with std::sort. basic_dns_lookups.cpp checks each name with isValidHostname, looks it up, and prints the IPv4 line and the IPv6 line, or an Error line. Every new step is commented in full, and the ones from earlier lessons have shor</w:t>
+      </w:r>
+      <w:r>
+        <w:t>t reminders.</w:t>
+      </w:r>
+    </w:p>
+    <w:p>
+      <w:pPr>
+        <w:keepNext/>
+      </w:pPr>
+    </w:p>
+    <w:p>
+      <w:pPr>
+        <w:pStyle w:val="Heading3"/>
+      </w:pPr>
+      <w:r>
+        <w:t>cpp/address_lookup.h</w:t>
+      </w:r>
+    </w:p>
+    <w:p>
+      <w:pPr>
+        <w:pStyle w:val="SourceCode"/>
+        <w:keepNext/>
+      </w:pPr>
+      <w:r>
+        <w:t>// The address lookup module: lookupAddresses asks the system resolver</w:t>
+      </w:r>
+    </w:p>
+    <w:p>
+      <w:pPr>
+        <w:pStyle w:val="SourceCode"/>
+        <w:keepNext/>
+      </w:pPr>
+      <w:r>
+        <w:t>// which addresses a host name stands for. The rest of Chapter 7 and its</w:t>
+      </w:r>
+    </w:p>
+    <w:p>
+      <w:pPr>
+        <w:pStyle w:val="SourceCode"/>
+      </w:pPr>
+      <w:r>
+        <w:t>// project copy this module. Remember, a header holds the types and the</w:t>
+      </w:r>
+    </w:p>
+    <w:p>
+      <w:pPr>
+        <w:pStyle w:val="SourceCode"/>
+      </w:pPr>
+      <w:r>
+        <w:t>// declarations other files use, and the include guard skips a second</w:t>
+      </w:r>
+    </w:p>
+    <w:p>
+      <w:pPr>
+        <w:pStyle w:val="SourceCode"/>
+      </w:pPr>
+      <w:r>
+        <w:t>// include of it.</w:t>
+      </w:r>
+    </w:p>
+    <w:p>
+      <w:pPr>
+        <w:pStyle w:val="SourceCode"/>
+      </w:pPr>
+      <w:r>
+        <w:t>#ifndef ADDRESS_LOOKUP_H</w:t>
+      </w:r>
+    </w:p>
+    <w:p>
+      <w:pPr>
+        <w:pStyle w:val="SourceCode"/>
+      </w:pPr>
+      <w:r>
+        <w:t>#define ADDRESS_LOOKUP_H</w:t>
+      </w:r>
+    </w:p>
+    <w:p>
+      <w:pPr>
+        <w:pStyle w:val="SourceCode"/>
+      </w:pPr>
+    </w:p>
+    <w:p>
+      <w:pPr>
+        <w:pStyle w:val="SourceCode"/>
+      </w:pPr>
+      <w:r>
+        <w:t>// Remember, string declares std::string and vector std::vector.</w:t>
+      </w:r>
+    </w:p>
+    <w:p>
+      <w:pPr>
+        <w:pStyle w:val="SourceCode"/>
+      </w:pPr>
+      <w:r>
+        <w:t>#include &lt;string&gt;</w:t>
+      </w:r>
+    </w:p>
+    <w:p>
+      <w:pPr>
+        <w:pStyle w:val="SourceCode"/>
+      </w:pPr>
+      <w:r>
+        <w:t>#include &lt;vector&gt;</w:t>
+      </w:r>
+    </w:p>
+    <w:p>
+      <w:pPr>
+        <w:pStyle w:val="SourceCode"/>
+      </w:pPr>
+    </w:p>
+    <w:p>
+      <w:pPr>
+        <w:pStyle w:val="SourceCode"/>
+      </w:pPr>
+      <w:r>
+        <w:t>// What lookupAddresses learns about one name. Remember, a record keeps</w:t>
+      </w:r>
+    </w:p>
+    <w:p>
+      <w:pPr>
+        <w:pStyle w:val="SourceCode"/>
+      </w:pPr>
+      <w:r>
+        <w:t>// related values together. found is true when the resolver answered with</w:t>
+      </w:r>
+    </w:p>
+    <w:p>
+      <w:pPr>
+        <w:pStyle w:val="SourceCode"/>
+      </w:pPr>
+      <w:r>
+        <w:t>// addresses. ipv4Addresses and ipv6Addresses are sorted, each address</w:t>
+      </w:r>
+    </w:p>
+    <w:p>
+      <w:pPr>
+        <w:pStyle w:val="SourceCode"/>
+      </w:pPr>
+      <w:r>
+        <w:t>// once. firstAddress is the resolver's first answer, the address a program</w:t>
+      </w:r>
+    </w:p>
+    <w:p>
+      <w:pPr>
+        <w:pStyle w:val="SourceCode"/>
+      </w:pPr>
+      <w:r>
+        <w:t>// connecting by name tries first. errorDetail is the resolver's own code</w:t>
+      </w:r>
+    </w:p>
+    <w:p>
+      <w:pPr>
+        <w:pStyle w:val="SourceCode"/>
+      </w:pPr>
+      <w:r>
+        <w:t>// when found is false, and empty otherwise.</w:t>
+      </w:r>
+    </w:p>
+    <w:p>
+      <w:pPr>
+        <w:pStyle w:val="SourceCode"/>
+      </w:pPr>
+      <w:r>
+        <w:t>struct LookupResult {</w:t>
+      </w:r>
+    </w:p>
+    <w:p>
+      <w:pPr>
+        <w:pStyle w:val="SourceCode"/>
+      </w:pPr>
+      <w:r>
+        <w:t xml:space="preserve">    bool found = false;</w:t>
+      </w:r>
+    </w:p>
+    <w:p>
+      <w:pPr>
+        <w:pStyle w:val="SourceCode"/>
+      </w:pPr>
+      <w:r>
+        <w:t xml:space="preserve">    std::string errorDetail;</w:t>
+      </w:r>
+    </w:p>
+    <w:p>
+      <w:pPr>
+        <w:pStyle w:val="SourceCode"/>
+      </w:pPr>
+      <w:r>
+        <w:t xml:space="preserve">    std::string firstAddress;</w:t>
+      </w:r>
+    </w:p>
+    <w:p>
+      <w:pPr>
+        <w:pStyle w:val="SourceCode"/>
+      </w:pPr>
+      <w:r>
+        <w:t xml:space="preserve">    std::vector&lt;std::string&gt; ipv4Addresses;</w:t>
+      </w:r>
+    </w:p>
+    <w:p>
+      <w:pPr>
+        <w:pStyle w:val="SourceCode"/>
+      </w:pPr>
+      <w:r>
+        <w:t xml:space="preserve">    std::vector&lt;std::string&gt; ipv6Addresses;</w:t>
+      </w:r>
+    </w:p>
+    <w:p>
+      <w:pPr>
+        <w:pStyle w:val="SourceCode"/>
+      </w:pPr>
+      <w:r>
+        <w:t>};</w:t>
+      </w:r>
+    </w:p>
+    <w:p>
+      <w:pPr>
+        <w:pStyle w:val="SourceCode"/>
+      </w:pPr>
+    </w:p>
+    <w:p>
+      <w:pPr>
+        <w:pStyle w:val="SourceCode"/>
+      </w:pPr>
+      <w:r>
+        <w:t>// Looks up hostName with the system resolver: the IPv4 addresses, then the</w:t>
+      </w:r>
+    </w:p>
+    <w:p>
+      <w:pPr>
+        <w:pStyle w:val="SourceCode"/>
+      </w:pPr>
+      <w:r>
+        <w:t>// IPv6 addresses, each sorted with duplicates removed, or the failure. The</w:t>
+      </w:r>
+    </w:p>
+    <w:p>
+      <w:pPr>
+        <w:pStyle w:val="SourceCode"/>
+      </w:pPr>
+      <w:r>
+        <w:t>// caller checks the name with isValidHostname first.</w:t>
+      </w:r>
+    </w:p>
+    <w:p>
+      <w:pPr>
+        <w:pStyle w:val="SourceCode"/>
+        <w:keepNext/>
+      </w:pPr>
+      <w:r>
+        <w:t>LookupResult lookupAddresses(const std::string &amp;hostName);</w:t>
+      </w:r>
+    </w:p>
+    <w:p>
+      <w:pPr>
+        <w:pStyle w:val="SourceCode"/>
+        <w:keepNext/>
+      </w:pPr>
+    </w:p>
+    <w:p>
+      <w:pPr>
+        <w:pStyle w:val="SourceCode"/>
+        <w:keepNext/>
+      </w:pPr>
+      <w:r>
+        <w:t>// The end of the include guard.</w:t>
+      </w:r>
+    </w:p>
+    <w:p>
+      <w:pPr>
+        <w:pStyle w:val="SourceCode"/>
+      </w:pPr>
+      <w:r>
+        <w:t>#endif</w:t>
+      </w:r>
+    </w:p>
+    <w:p>
+      <w:pPr>
+        <w:keepNext/>
+      </w:pPr>
+    </w:p>
+    <w:p>
+      <w:pPr>
+        <w:pStyle w:val="Heading3"/>
+      </w:pPr>
+      <w:r>
+        <w:t>cpp/address_lookup.cpp</w:t>
+      </w:r>
+    </w:p>
+    <w:p>
+      <w:pPr>
+        <w:pStyle w:val="SourceCode"/>
+        <w:keepNext/>
+      </w:pPr>
+      <w:r>
+        <w:t>// The address lookup module's functions. Remember, #include adds</w:t>
+      </w:r>
+    </w:p>
+    <w:p>
+      <w:pPr>
+        <w:pStyle w:val="SourceCode"/>
+        <w:keepNext/>
+      </w:pPr>
+      <w:r>
+        <w:t>// declarations: algorithm for std::find and std::sort, string, and vector.</w:t>
+      </w:r>
+    </w:p>
+    <w:p>
+      <w:pPr>
+        <w:pStyle w:val="SourceCode"/>
+      </w:pPr>
+      <w:r>
+        <w:t>// ws2tcpip.h (after winsock2.h) on Windows, and netdb.h with arpa/inet.h</w:t>
+      </w:r>
+    </w:p>
+    <w:p>
+      <w:pPr>
+        <w:pStyle w:val="SourceCode"/>
+      </w:pPr>
+      <w:r>
+        <w:t>// elsewhere, declare getaddrinfo and inet_ntop.</w:t>
+      </w:r>
+    </w:p>
+    <w:p>
+      <w:pPr>
+        <w:pStyle w:val="SourceCode"/>
+      </w:pPr>
+      <w:r>
+        <w:t>#include &lt;algorithm&gt;</w:t>
+      </w:r>
+    </w:p>
+    <w:p>
+      <w:pPr>
+        <w:pStyle w:val="SourceCode"/>
+      </w:pPr>
+      <w:r>
+        <w:t>#include &lt;string&gt;</w:t>
+      </w:r>
+    </w:p>
+    <w:p>
+      <w:pPr>
+        <w:pStyle w:val="SourceCode"/>
+      </w:pPr>
+      <w:r>
+        <w:t>#include &lt;vector&gt;</w:t>
+      </w:r>
+    </w:p>
+    <w:p>
+      <w:pPr>
+        <w:pStyle w:val="SourceCode"/>
+      </w:pPr>
+    </w:p>
+    <w:p>
+      <w:pPr>
+        <w:pStyle w:val="SourceCode"/>
+      </w:pPr>
+      <w:r>
+        <w:t>// Remember, #ifdef _WIN32 picks the Windows lines, and a module includes</w:t>
+      </w:r>
+    </w:p>
+    <w:p>
+      <w:pPr>
+        <w:pStyle w:val="SourceCode"/>
+      </w:pPr>
+      <w:r>
+        <w:t>// its own header.</w:t>
+      </w:r>
+    </w:p>
+    <w:p>
+      <w:pPr>
+        <w:pStyle w:val="SourceCode"/>
+      </w:pPr>
+      <w:r>
+        <w:t>#ifdef _WIN32</w:t>
+      </w:r>
+    </w:p>
+    <w:p>
+      <w:pPr>
+        <w:pStyle w:val="SourceCode"/>
+      </w:pPr>
+      <w:r>
+        <w:t>#include &lt;winsock2.h&gt;</w:t>
+      </w:r>
+    </w:p>
+    <w:p>
+      <w:pPr>
+        <w:pStyle w:val="SourceCode"/>
+      </w:pPr>
+      <w:r>
+        <w:t>#include &lt;ws2tcpip.h&gt;</w:t>
+      </w:r>
+    </w:p>
+    <w:p>
+      <w:pPr>
+        <w:pStyle w:val="SourceCode"/>
+      </w:pPr>
+      <w:r>
+        <w:t>#else</w:t>
+      </w:r>
+    </w:p>
+    <w:p>
+      <w:pPr>
+        <w:pStyle w:val="SourceCode"/>
+      </w:pPr>
+      <w:r>
+        <w:t>#include &lt;arpa/inet.h&gt;</w:t>
+      </w:r>
+    </w:p>
+    <w:p>
+      <w:pPr>
+        <w:pStyle w:val="SourceCode"/>
+      </w:pPr>
+      <w:r>
+        <w:t>#include &lt;netdb.h&gt;</w:t>
+      </w:r>
+    </w:p>
+    <w:p>
+      <w:pPr>
+        <w:pStyle w:val="SourceCode"/>
+      </w:pPr>
+      <w:r>
+        <w:t>#endif</w:t>
+      </w:r>
+    </w:p>
+    <w:p>
+      <w:pPr>
+        <w:pStyle w:val="SourceCode"/>
+      </w:pPr>
+      <w:r>
+        <w:t>#include "address_lookup.h"</w:t>
+      </w:r>
+    </w:p>
+    <w:p>
+      <w:pPr>
+        <w:pStyle w:val="SourceCode"/>
+      </w:pPr>
+    </w:p>
+    <w:p>
+      <w:pPr>
+        <w:pStyle w:val="SourceCode"/>
+      </w:pPr>
+      <w:r>
+        <w:t>// Adds one address to a list unless it is already there. The resolver can</w:t>
+      </w:r>
+    </w:p>
+    <w:p>
+      <w:pPr>
+        <w:pStyle w:val="SourceCode"/>
+      </w:pPr>
+      <w:r>
+        <w:t>// give one address more than once, so each is kept once. std::find looks</w:t>
+      </w:r>
+    </w:p>
+    <w:p>
+      <w:pPr>
+        <w:pStyle w:val="SourceCode"/>
+      </w:pPr>
+      <w:r>
+        <w:t>// for the text from begin() to end() and gives end() when it is not</w:t>
+      </w:r>
+    </w:p>
+    <w:p>
+      <w:pPr>
+        <w:pStyle w:val="SourceCode"/>
+      </w:pPr>
+      <w:r>
+        <w:t>// there. Remember, static keeps the helper private to this file, and &amp;</w:t>
+      </w:r>
+    </w:p>
+    <w:p>
+      <w:pPr>
+        <w:pStyle w:val="SourceCode"/>
+      </w:pPr>
+      <w:r>
+        <w:t>// lets it change the caller's list.</w:t>
+      </w:r>
+    </w:p>
+    <w:p>
+      <w:pPr>
+        <w:pStyle w:val="SourceCode"/>
+      </w:pPr>
+      <w:r>
+        <w:t>static void addUnique(std::vector&lt;std::string&gt; &amp;addresses,</w:t>
+      </w:r>
+    </w:p>
+    <w:p>
+      <w:pPr>
+        <w:pStyle w:val="SourceCode"/>
+      </w:pPr>
+      <w:r>
+        <w:t xml:space="preserve">                      const std::string &amp;addressText) {</w:t>
+      </w:r>
+    </w:p>
+    <w:p>
+      <w:pPr>
+        <w:pStyle w:val="SourceCode"/>
+      </w:pPr>
+      <w:r>
+        <w:t xml:space="preserve">    if (std::find(addresses.begin(), addresses.end(), addressText) ==</w:t>
+      </w:r>
+    </w:p>
+    <w:p>
+      <w:pPr>
+        <w:pStyle w:val="SourceCode"/>
+      </w:pPr>
+      <w:r>
+        <w:t xml:space="preserve">        addresses.end()) {</w:t>
+      </w:r>
+    </w:p>
+    <w:p>
+      <w:pPr>
+        <w:pStyle w:val="SourceCode"/>
+      </w:pPr>
+      <w:r>
+        <w:t xml:space="preserve">        addresses.push_back(addressText);</w:t>
+      </w:r>
+    </w:p>
+    <w:p>
+      <w:pPr>
+        <w:pStyle w:val="SourceCode"/>
+      </w:pPr>
+      <w:r>
+        <w:t xml:space="preserve">    }</w:t>
+      </w:r>
+    </w:p>
+    <w:p>
+      <w:pPr>
+        <w:pStyle w:val="SourceCode"/>
+      </w:pPr>
+      <w:r>
+        <w:t>}</w:t>
+      </w:r>
+    </w:p>
+    <w:p>
+      <w:pPr>
+        <w:pStyle w:val="SourceCode"/>
+      </w:pPr>
+    </w:p>
+    <w:p>
+      <w:pPr>
+        <w:pStyle w:val="SourceCode"/>
+      </w:pPr>
+      <w:r>
+        <w:t>// Declared, with what it returns, in address_lookup.h.</w:t>
+      </w:r>
+    </w:p>
+    <w:p>
+      <w:pPr>
+        <w:pStyle w:val="SourceCode"/>
+      </w:pPr>
+      <w:r>
+        <w:t>LookupResult lookupAddresses(const std::string &amp;hostName) {</w:t>
+      </w:r>
+    </w:p>
+    <w:p>
+      <w:pPr>
+        <w:pStyle w:val="SourceCode"/>
+      </w:pPr>
+      <w:r>
+        <w:t xml:space="preserve">    LookupResult lookupResult;</w:t>
+      </w:r>
+    </w:p>
+    <w:p>
+      <w:pPr>
+        <w:pStyle w:val="SourceCode"/>
+      </w:pPr>
+    </w:p>
+    <w:p>
+      <w:pPr>
+        <w:pStyle w:val="SourceCode"/>
+      </w:pPr>
+      <w:r>
+        <w:t>#ifdef _WIN32</w:t>
+      </w:r>
+    </w:p>
+    <w:p>
+      <w:pPr>
+        <w:pStyle w:val="SourceCode"/>
+      </w:pPr>
+      <w:r>
+        <w:t xml:space="preserve">    // Windows' network library must be started before a lookup; Lesson</w:t>
+      </w:r>
+    </w:p>
+    <w:p>
+      <w:pPr>
+        <w:pStyle w:val="SourceCode"/>
+      </w:pPr>
+      <w:r>
+        <w:t xml:space="preserve">    // 7.1's inet_pton only read text. WSAStartup asks for version 2.2,</w:t>
+      </w:r>
+    </w:p>
+    <w:p>
+      <w:pPr>
+        <w:pStyle w:val="SourceCode"/>
+      </w:pPr>
+      <w:r>
+        <w:t xml:space="preserve">    // fills winsockData with details unused here, and returns 0 on success.</w:t>
+      </w:r>
+    </w:p>
+    <w:p>
+      <w:pPr>
+        <w:pStyle w:val="SourceCode"/>
+      </w:pPr>
+      <w:r>
+        <w:t xml:space="preserve">    WSADATA winsockData;</w:t>
+      </w:r>
+    </w:p>
+    <w:p>
+      <w:pPr>
+        <w:pStyle w:val="SourceCode"/>
+      </w:pPr>
+      <w:r>
+        <w:t xml:space="preserve">    if (WSAStartup(MAKEWORD(2, 2), &amp;winsockData) != 0) {</w:t>
+      </w:r>
+    </w:p>
+    <w:p>
+      <w:pPr>
+        <w:pStyle w:val="SourceCode"/>
+      </w:pPr>
+      <w:r>
+        <w:t xml:space="preserve">        lookupResult.errorDetail = "WSAStartup failed";</w:t>
+      </w:r>
+    </w:p>
+    <w:p>
+      <w:pPr>
+        <w:pStyle w:val="SourceCode"/>
+      </w:pPr>
+      <w:r>
+        <w:t xml:space="preserve">        return lookupResult;</w:t>
+      </w:r>
+    </w:p>
+    <w:p>
+      <w:pPr>
+        <w:pStyle w:val="SourceCode"/>
+      </w:pPr>
+      <w:r>
+        <w:t xml:space="preserve">    }</w:t>
+      </w:r>
+    </w:p>
+    <w:p>
+      <w:pPr>
+        <w:pStyle w:val="SourceCode"/>
+      </w:pPr>
+      <w:r>
+        <w:t>#endif</w:t>
+      </w:r>
+    </w:p>
+    <w:p>
+      <w:pPr>
+        <w:pStyle w:val="SourceCode"/>
+      </w:pPr>
+    </w:p>
+    <w:p>
+      <w:pPr>
+        <w:pStyle w:val="SourceCode"/>
+      </w:pPr>
+      <w:r>
+        <w:t xml:space="preserve">    // hints says what kind of answers to give back. {} starts every field</w:t>
+      </w:r>
+    </w:p>
+    <w:p>
+      <w:pPr>
+        <w:pStyle w:val="SourceCode"/>
+      </w:pPr>
+      <w:r>
+        <w:t xml:space="preserve">    // at zero. AF_UNSPEC asks for both families, IPv4 and IPv6.</w:t>
+      </w:r>
+    </w:p>
+    <w:p>
+      <w:pPr>
+        <w:pStyle w:val="SourceCode"/>
+      </w:pPr>
+      <w:r>
+        <w:t xml:space="preserve">    // SOCK_STREAM asks for the addresses a connection would use (Lesson</w:t>
+      </w:r>
+    </w:p>
+    <w:p>
+      <w:pPr>
+        <w:pStyle w:val="SourceCode"/>
+      </w:pPr>
+      <w:r>
+        <w:t xml:space="preserve">    // 7.10), so each address comes once per family instead of once for</w:t>
+      </w:r>
+    </w:p>
+    <w:p>
+      <w:pPr>
+        <w:pStyle w:val="SourceCode"/>
+      </w:pPr>
+      <w:r>
+        <w:t xml:space="preserve">    // each kind of socket.</w:t>
+      </w:r>
+    </w:p>
+    <w:p>
+      <w:pPr>
+        <w:pStyle w:val="SourceCode"/>
+      </w:pPr>
+      <w:r>
+        <w:t xml:space="preserve">    addrinfo hints{};</w:t>
+      </w:r>
+    </w:p>
+    <w:p>
+      <w:pPr>
+        <w:pStyle w:val="SourceCode"/>
+      </w:pPr>
+      <w:r>
+        <w:t xml:space="preserve">    hints.ai_family = AF_UNSPEC;</w:t>
+      </w:r>
+    </w:p>
+    <w:p>
+      <w:pPr>
+        <w:pStyle w:val="SourceCode"/>
+      </w:pPr>
+      <w:r>
+        <w:t xml:space="preserve">    hints.ai_socktype = SOCK_STREAM;</w:t>
+      </w:r>
+    </w:p>
+    <w:p>
+      <w:pPr>
+        <w:pStyle w:val="SourceCode"/>
+      </w:pPr>
+    </w:p>
+    <w:p>
+      <w:pPr>
+        <w:pStyle w:val="SourceCode"/>
+      </w:pPr>
+      <w:r>
+        <w:t xml:space="preserve">    // getaddrinfo is the system resolver: it reads the hosts file, its</w:t>
+      </w:r>
+    </w:p>
+    <w:p>
+      <w:pPr>
+        <w:pStyle w:val="SourceCode"/>
+      </w:pPr>
+      <w:r>
+        <w:t xml:space="preserve">    // cache, and the DNS server, and fills answers with a chain of records,</w:t>
+      </w:r>
+    </w:p>
+    <w:p>
+      <w:pPr>
+        <w:pStyle w:val="SourceCode"/>
+      </w:pPr>
+      <w:r>
+        <w:t xml:space="preserve">    // one per address. nullptr means no port. It returns 0 when it found</w:t>
+      </w:r>
+    </w:p>
+    <w:p>
+      <w:pPr>
+        <w:pStyle w:val="SourceCode"/>
+      </w:pPr>
+      <w:r>
+        <w:t xml:space="preserve">    // the name, and an error code otherwise. c_str() gives the C text it</w:t>
+      </w:r>
+    </w:p>
+    <w:p>
+      <w:pPr>
+        <w:pStyle w:val="SourceCode"/>
+      </w:pPr>
+      <w:r>
+        <w:t xml:space="preserve">    // needs.</w:t>
+      </w:r>
+    </w:p>
+    <w:p>
+      <w:pPr>
+        <w:pStyle w:val="SourceCode"/>
+      </w:pPr>
+      <w:r>
+        <w:t xml:space="preserve">    addrinfo *answers = nullptr;</w:t>
+      </w:r>
+    </w:p>
+    <w:p>
+      <w:pPr>
+        <w:pStyle w:val="SourceCode"/>
+      </w:pPr>
+      <w:r>
+        <w:t xml:space="preserve">    int code = getaddrinfo(hostName.c_str(), nullptr, &amp;hints, &amp;answers);</w:t>
+      </w:r>
+    </w:p>
+    <w:p>
+      <w:pPr>
+        <w:pStyle w:val="SourceCode"/>
+      </w:pPr>
+      <w:r>
+        <w:t xml:space="preserve">    if (code != 0) {</w:t>
+      </w:r>
+    </w:p>
+    <w:p>
+      <w:pPr>
+        <w:pStyle w:val="SourceCode"/>
+      </w:pPr>
+      <w:r>
+        <w:t xml:space="preserve">        lookupResult.errorDetail = std::to_string(code);</w:t>
+      </w:r>
+    </w:p>
+    <w:p>
+      <w:pPr>
+        <w:pStyle w:val="SourceCode"/>
+      </w:pPr>
+      <w:r>
+        <w:t xml:space="preserve">    } else {</w:t>
+      </w:r>
+    </w:p>
+    <w:p>
+      <w:pPr>
+        <w:pStyle w:val="SourceCode"/>
+      </w:pPr>
+      <w:r>
+        <w:t xml:space="preserve">        lookupResult.found = true;</w:t>
+      </w:r>
+    </w:p>
+    <w:p>
+      <w:pPr>
+        <w:pStyle w:val="SourceCode"/>
+      </w:pPr>
+      <w:r>
+        <w:t xml:space="preserve">        // Remember, each record holds the next one's location, and the</w:t>
+      </w:r>
+    </w:p>
+    <w:p>
+      <w:pPr>
+        <w:pStyle w:val="SourceCode"/>
+      </w:pPr>
+      <w:r>
+        <w:t xml:space="preserve">        // chain ends at nullptr (Lesson 2.16).</w:t>
+      </w:r>
+    </w:p>
+    <w:p>
+      <w:pPr>
+        <w:pStyle w:val="SourceCode"/>
+      </w:pPr>
+      <w:r>
+        <w:t xml:space="preserve">        for (addrinfo *answer = answers; answer != nullptr;</w:t>
+      </w:r>
+    </w:p>
+    <w:p>
+      <w:pPr>
+        <w:pStyle w:val="SourceCode"/>
+      </w:pPr>
+      <w:r>
+        <w:t xml:space="preserve">             answer = answer-&gt;ai_next) {</w:t>
+      </w:r>
+    </w:p>
+    <w:p>
+      <w:pPr>
+        <w:pStyle w:val="SourceCode"/>
+      </w:pPr>
+      <w:r>
+        <w:t xml:space="preserve">            char addressText[INET6_ADDRSTRLEN] = "";</w:t>
+      </w:r>
+    </w:p>
+    <w:p>
+      <w:pPr>
+        <w:pStyle w:val="SourceCode"/>
+      </w:pPr>
+      <w:r>
+        <w:t xml:space="preserve">            // Remember, check the family, then cast the general address</w:t>
+      </w:r>
+    </w:p>
+    <w:p>
+      <w:pPr>
+        <w:pStyle w:val="SourceCode"/>
+      </w:pPr>
+      <w:r>
+        <w:t xml:space="preserve">            // record to that family's record; inet_ntop writes the address</w:t>
+      </w:r>
+    </w:p>
+    <w:p>
+      <w:pPr>
+        <w:pStyle w:val="SourceCode"/>
+      </w:pPr>
+      <w:r>
+        <w:t xml:space="preserve">            // as text (Lesson 2.16).</w:t>
+      </w:r>
+    </w:p>
+    <w:p>
+      <w:pPr>
+        <w:pStyle w:val="SourceCode"/>
+      </w:pPr>
+      <w:r>
+        <w:t xml:space="preserve">            if (answer-&gt;ai_family == AF_INET) {</w:t>
+      </w:r>
+    </w:p>
+    <w:p>
+      <w:pPr>
+        <w:pStyle w:val="SourceCode"/>
+      </w:pPr>
+      <w:r>
+        <w:t xml:space="preserve">                sockaddr_in *ipv4Record = (sockaddr_in *)answer-&gt;ai_addr;</w:t>
+      </w:r>
+    </w:p>
+    <w:p>
+      <w:pPr>
+        <w:pStyle w:val="SourceCode"/>
+      </w:pPr>
+      <w:r>
+        <w:t xml:space="preserve">                inet_ntop(AF_INET, &amp;ipv4Record-&gt;sin_addr, addressText,</w:t>
+      </w:r>
+    </w:p>
+    <w:p>
+      <w:pPr>
+        <w:pStyle w:val="SourceCode"/>
+      </w:pPr>
+      <w:r>
+        <w:t xml:space="preserve">                          sizeof addressText);</w:t>
+      </w:r>
+    </w:p>
+    <w:p>
+      <w:pPr>
+        <w:pStyle w:val="SourceCode"/>
+      </w:pPr>
+      <w:r>
+        <w:t xml:space="preserve">                addUnique(lookupResult.ipv4Addresses, addressText);</w:t>
+      </w:r>
+    </w:p>
+    <w:p>
+      <w:pPr>
+        <w:pStyle w:val="SourceCode"/>
+      </w:pPr>
+      <w:r>
+        <w:t xml:space="preserve">            } else if (answer-&gt;ai_family == AF_INET6) {</w:t>
+      </w:r>
+    </w:p>
+    <w:p>
+      <w:pPr>
+        <w:pStyle w:val="SourceCode"/>
+      </w:pPr>
+      <w:r>
+        <w:t xml:space="preserve">                sockaddr_in6 *ipv6Record = (sockaddr_in6 *)answer-&gt;ai_addr;</w:t>
+      </w:r>
+    </w:p>
+    <w:p>
+      <w:pPr>
+        <w:pStyle w:val="SourceCode"/>
+      </w:pPr>
+      <w:r>
+        <w:t xml:space="preserve">                inet_ntop(AF_INET6, &amp;ipv6Record-&gt;sin6_addr, addressText,</w:t>
+      </w:r>
+    </w:p>
+    <w:p>
+      <w:pPr>
+        <w:pStyle w:val="SourceCode"/>
+      </w:pPr>
+      <w:r>
+        <w:t xml:space="preserve">                          sizeof addressText);</w:t>
+      </w:r>
+    </w:p>
+    <w:p>
+      <w:pPr>
+        <w:pStyle w:val="SourceCode"/>
+      </w:pPr>
+      <w:r>
+        <w:t xml:space="preserve">                addUnique(lookupResult.ipv6Addresses, addressText);</w:t>
+      </w:r>
+    </w:p>
+    <w:p>
+      <w:pPr>
+        <w:pStyle w:val="SourceCode"/>
+      </w:pPr>
+      <w:r>
+        <w:t xml:space="preserve">            }</w:t>
+      </w:r>
+    </w:p>
+    <w:p>
+      <w:pPr>
+        <w:pStyle w:val="SourceCode"/>
+      </w:pPr>
+      <w:r>
+        <w:t xml:space="preserve">            // The first answer is the one a connecting program tries</w:t>
+      </w:r>
+    </w:p>
+    <w:p>
+      <w:pPr>
+        <w:pStyle w:val="SourceCode"/>
+      </w:pPr>
+      <w:r>
+        <w:t xml:space="preserve">            // first, so it is kept before the lists are sorted.</w:t>
+      </w:r>
+    </w:p>
+    <w:p>
+      <w:pPr>
+        <w:pStyle w:val="SourceCode"/>
+      </w:pPr>
+      <w:r>
+        <w:t xml:space="preserve">            if (lookupResult.firstAddress.empty()) {</w:t>
+      </w:r>
+    </w:p>
+    <w:p>
+      <w:pPr>
+        <w:pStyle w:val="SourceCode"/>
+      </w:pPr>
+      <w:r>
+        <w:t xml:space="preserve">                lookupResult.firstAddress = addressText;</w:t>
+      </w:r>
+    </w:p>
+    <w:p>
+      <w:pPr>
+        <w:pStyle w:val="SourceCode"/>
+      </w:pPr>
+      <w:r>
+        <w:t xml:space="preserve">            }</w:t>
+      </w:r>
+    </w:p>
+    <w:p>
+      <w:pPr>
+        <w:pStyle w:val="SourceCode"/>
+      </w:pPr>
+      <w:r>
+        <w:t xml:space="preserve">        }</w:t>
+      </w:r>
+    </w:p>
+    <w:p>
+      <w:pPr>
+        <w:pStyle w:val="SourceCode"/>
+      </w:pPr>
+      <w:r>
+        <w:t xml:space="preserve">        // getaddrinfo made the chain, so freeaddrinfo gives its memory</w:t>
+      </w:r>
+    </w:p>
+    <w:p>
+      <w:pPr>
+        <w:pStyle w:val="SourceCode"/>
+      </w:pPr>
+      <w:r>
+        <w:t xml:space="preserve">        // back.</w:t>
+      </w:r>
+    </w:p>
+    <w:p>
+      <w:pPr>
+        <w:pStyle w:val="SourceCode"/>
+      </w:pPr>
+      <w:r>
+        <w:t xml:space="preserve">        freeaddrinfo(answers);</w:t>
+      </w:r>
+    </w:p>
+    <w:p>
+      <w:pPr>
+        <w:pStyle w:val="SourceCode"/>
+      </w:pPr>
+    </w:p>
+    <w:p>
+      <w:pPr>
+        <w:pStyle w:val="SourceCode"/>
+      </w:pPr>
+      <w:r>
+        <w:t xml:space="preserve">        // The resolver promises no order, so each list is sorted as text,</w:t>
+      </w:r>
+    </w:p>
+    <w:p>
+      <w:pPr>
+        <w:pStyle w:val="SourceCode"/>
+      </w:pPr>
+      <w:r>
+        <w:t xml:space="preserve">        // the same way in every language (Lesson 2.7's std::sort).</w:t>
+      </w:r>
+    </w:p>
+    <w:p>
+      <w:pPr>
+        <w:pStyle w:val="SourceCode"/>
+      </w:pPr>
+      <w:r>
+        <w:t xml:space="preserve">        std::sort(lookupResult.ipv4Addresses.begin(),</w:t>
+      </w:r>
+    </w:p>
+    <w:p>
+      <w:pPr>
+        <w:pStyle w:val="SourceCode"/>
+      </w:pPr>
+      <w:r>
+        <w:t xml:space="preserve">                  lookupResult.ipv4Addresses.end());</w:t>
+      </w:r>
+    </w:p>
+    <w:p>
+      <w:pPr>
+        <w:pStyle w:val="SourceCode"/>
+      </w:pPr>
+      <w:r>
+        <w:t xml:space="preserve">        std::sort(lookupResult.ipv6Addresses.begin(),</w:t>
+      </w:r>
+    </w:p>
+    <w:p>
+      <w:pPr>
+        <w:pStyle w:val="SourceCode"/>
+      </w:pPr>
+      <w:r>
+        <w:t xml:space="preserve">                  lookupResult.ipv6Addresses.end());</w:t>
+      </w:r>
+    </w:p>
+    <w:p>
+      <w:pPr>
+        <w:pStyle w:val="SourceCode"/>
+      </w:pPr>
+      <w:r>
+        <w:t xml:space="preserve">    }</w:t>
+      </w:r>
+    </w:p>
+    <w:p>
+      <w:pPr>
+        <w:pStyle w:val="SourceCode"/>
+      </w:pPr>
+    </w:p>
+    <w:p>
+      <w:pPr>
+        <w:pStyle w:val="SourceCode"/>
+      </w:pPr>
+      <w:r>
+        <w:t>#ifdef _WIN32</w:t>
+      </w:r>
+    </w:p>
+    <w:p>
+      <w:pPr>
+        <w:pStyle w:val="SourceCode"/>
+      </w:pPr>
+      <w:r>
+        <w:t xml:space="preserve">    // Stops Windows' network library, as every WSAStartup needs.</w:t>
+      </w:r>
+    </w:p>
+    <w:p>
+      <w:pPr>
+        <w:pStyle w:val="SourceCode"/>
+      </w:pPr>
+      <w:r>
+        <w:t xml:space="preserve">    WSACleanup();</w:t>
+      </w:r>
+    </w:p>
+    <w:p>
+      <w:pPr>
+        <w:pStyle w:val="SourceCode"/>
+        <w:keepNext/>
+      </w:pPr>
+      <w:r>
+        <w:t>#endif</w:t>
+      </w:r>
+    </w:p>
+    <w:p>
+      <w:pPr>
+        <w:pStyle w:val="SourceCode"/>
+        <w:keepNext/>
+      </w:pPr>
+      <w:r>
+        <w:t xml:space="preserve">    return lookupResult;</w:t>
+      </w:r>
+    </w:p>
+    <w:p>
+      <w:pPr>
+        <w:pStyle w:val="SourceCode"/>
+      </w:pPr>
+      <w:r>
+        <w:t>}</w:t>
+      </w:r>
+    </w:p>
+    <w:p>
+      <w:pPr>
+        <w:keepNext/>
+      </w:pPr>
+    </w:p>
+    <w:p>
+      <w:pPr>
+        <w:pStyle w:val="Heading3"/>
+      </w:pPr>
+      <w:r>
+        <w:t>cpp/basic_dns_lookups.cpp</w:t>
+      </w:r>
+    </w:p>
+    <w:p>
+      <w:pPr>
+        <w:pStyle w:val="SourceCode"/>
+        <w:keepNext/>
+      </w:pPr>
+      <w:r>
+        <w:t>// Remember, #include adds declarations: iostream for std::cout and</w:t>
+      </w:r>
+    </w:p>
+    <w:p>
+      <w:pPr>
+        <w:pStyle w:val="SourceCode"/>
+        <w:keepNext/>
+      </w:pPr>
+      <w:r>
+        <w:t>// std::cerr, string, vector, and the two modules for isValidHostname</w:t>
+      </w:r>
+    </w:p>
+    <w:p>
+      <w:pPr>
+        <w:pStyle w:val="SourceCode"/>
+      </w:pPr>
+      <w:r>
+        <w:t>// (Lesson 7.2) and lookupAddresses.</w:t>
+      </w:r>
+    </w:p>
+    <w:p>
+      <w:pPr>
+        <w:pStyle w:val="SourceCode"/>
+      </w:pPr>
+      <w:r>
+        <w:t>#include &lt;iostream&gt;</w:t>
+      </w:r>
+    </w:p>
+    <w:p>
+      <w:pPr>
+        <w:pStyle w:val="SourceCode"/>
+      </w:pPr>
+      <w:r>
+        <w:t>#include &lt;string&gt;</w:t>
+      </w:r>
+    </w:p>
+    <w:p>
+      <w:pPr>
+        <w:pStyle w:val="SourceCode"/>
+      </w:pPr>
+      <w:r>
+        <w:t>#include &lt;vector&gt;</w:t>
+      </w:r>
+    </w:p>
+    <w:p>
+      <w:pPr>
+        <w:pStyle w:val="SourceCode"/>
+      </w:pPr>
+    </w:p>
+    <w:p>
+      <w:pPr>
+        <w:pStyle w:val="SourceCode"/>
+      </w:pPr>
+      <w:r>
+        <w:t>// Remember, quotes find a header in the program's own folder.</w:t>
+      </w:r>
+    </w:p>
+    <w:p>
+      <w:pPr>
+        <w:pStyle w:val="SourceCode"/>
+      </w:pPr>
+      <w:r>
+        <w:t>#include "address_lookup.h"</w:t>
+      </w:r>
+    </w:p>
+    <w:p>
+      <w:pPr>
+        <w:pStyle w:val="SourceCode"/>
+      </w:pPr>
+      <w:r>
+        <w:t>#include "host_names.h"</w:t>
+      </w:r>
+    </w:p>
+    <w:p>
+      <w:pPr>
+        <w:pStyle w:val="SourceCode"/>
+      </w:pPr>
+    </w:p>
+    <w:p>
+      <w:pPr>
+        <w:pStyle w:val="SourceCode"/>
+      </w:pPr>
+      <w:r>
+        <w:t>// Prints one family's line: its addresses joined by commas, or none</w:t>
+      </w:r>
+    </w:p>
+    <w:p>
+      <w:pPr>
+        <w:pStyle w:val="SourceCode"/>
+      </w:pPr>
+      <w:r>
         <w:t>// returned when the resolver gave none of that family.</w:t>
       </w:r>
     </w:p>
@@ -3648,31 +6301,39 @@
         <w:pStyle w:val="SourceCode"/>
       </w:pPr>
       <w:r>
-        <w:t>static void print_family(const char *family, const struct AddressList *list) {</w:t>
-      </w:r>
-    </w:p>
-    <w:p>
-      <w:pPr>
-        <w:pStyle w:val="SourceCode"/>
-      </w:pPr>
-      <w:r>
-        <w:t xml:space="preserve">    printf("  %s: ", family);</w:t>
-      </w:r>
-    </w:p>
-    <w:p>
-      <w:pPr>
-        <w:pStyle w:val="SourceCode"/>
-      </w:pPr>
-      <w:r>
-        <w:t xml:space="preserve">    if (list-&gt;count == 0) {</w:t>
-      </w:r>
-    </w:p>
-    <w:p>
-      <w:pPr>
-        <w:pStyle w:val="SourceCode"/>
-      </w:pPr>
-      <w:r>
-        <w:t xml:space="preserve">        printf("none returned");</w:t>
+        <w:t>static void printFamily(const std::string &amp;family,</w:t>
+      </w:r>
+    </w:p>
+    <w:p>
+      <w:pPr>
+        <w:pStyle w:val="SourceCode"/>
+      </w:pPr>
+      <w:r>
+        <w:t xml:space="preserve">                        const std::vector&lt;std::string&gt; &amp;addresses) {</w:t>
+      </w:r>
+    </w:p>
+    <w:p>
+      <w:pPr>
+        <w:pStyle w:val="SourceCode"/>
+      </w:pPr>
+      <w:r>
+        <w:t xml:space="preserve">    std::cout &lt;&lt; "  " &lt;&lt; family &lt;&lt; ": ";</w:t>
+      </w:r>
+    </w:p>
+    <w:p>
+      <w:pPr>
+        <w:pStyle w:val="SourceCode"/>
+      </w:pPr>
+      <w:r>
+        <w:t xml:space="preserve">    if (addresses.empty()) {</w:t>
+      </w:r>
+    </w:p>
+    <w:p>
+      <w:pPr>
+        <w:pStyle w:val="SourceCode"/>
+      </w:pPr>
+      <w:r>
+        <w:t xml:space="preserve">        std::cout &lt;&lt; "none returned";</w:t>
       </w:r>
     </w:p>
     <w:p>
@@ -3688,7 +6349,7 @@
         <w:pStyle w:val="SourceCode"/>
       </w:pPr>
       <w:r>
-        <w:t xml:space="preserve">    for (int index = 0; index &lt; list-&gt;count; index++) {</w:t>
+        <w:t xml:space="preserve">    for (std::size_t index = 0; index &lt; addresses.size(); index++) {</w:t>
       </w:r>
     </w:p>
     <w:p>
@@ -3712,7 +6373,7 @@
         <w:pStyle w:val="SourceCode"/>
       </w:pPr>
       <w:r>
-        <w:t xml:space="preserve">            printf(", ");</w:t>
+        <w:t xml:space="preserve">            std::cout &lt;&lt; ", ";</w:t>
       </w:r>
     </w:p>
     <w:p>
@@ -3728,7 +6389,7 @@
         <w:pStyle w:val="SourceCode"/>
       </w:pPr>
       <w:r>
-        <w:t xml:space="preserve">        printf("%s", list-&gt;addresses[index]);</w:t>
+        <w:t xml:space="preserve">        std::cout &lt;&lt; addresses[index];</w:t>
       </w:r>
     </w:p>
     <w:p>
@@ -3744,7 +6405,7 @@
         <w:pStyle w:val="SourceCode"/>
       </w:pPr>
       <w:r>
-        <w:t xml:space="preserve">    printf("\n");</w:t>
+        <w:t xml:space="preserve">    std::cout &lt;&lt; '\n';</w:t>
       </w:r>
     </w:p>
     <w:p>
@@ -3773,7 +6434,7 @@
         <w:pStyle w:val="SourceCode"/>
       </w:pPr>
       <w:r>
-        <w:t>int main(void) {</w:t>
+        <w:t>int main() {</w:t>
       </w:r>
     </w:p>
     <w:p>
@@ -3805,7 +6466,7 @@
         <w:pStyle w:val="SourceCode"/>
       </w:pPr>
       <w:r>
-        <w:t xml:space="preserve">    const char *host_names[] = {</w:t>
+        <w:t xml:space="preserve">    const std::vector&lt;std::string&gt; hostNames = {</w:t>
       </w:r>
     </w:p>
     <w:p>
@@ -3828,37 +6489,21 @@
       <w:pPr>
         <w:pStyle w:val="SourceCode"/>
       </w:pPr>
-      <w:r>
-        <w:t xml:space="preserve">    int name_count = sizeof host_names / sizeof host_names[0];</w:t>
-      </w:r>
-    </w:p>
-    <w:p>
-      <w:pPr>
-        <w:pStyle w:val="SourceCode"/>
-      </w:pPr>
-    </w:p>
-    <w:p>
-      <w:pPr>
-        <w:pStyle w:val="SourceCode"/>
-      </w:pPr>
-      <w:r>
-        <w:t xml:space="preserve">    for (int index = 0; index &lt; name_count; index++) {</w:t>
-      </w:r>
-    </w:p>
-    <w:p>
-      <w:pPr>
-        <w:pStyle w:val="SourceCode"/>
-      </w:pPr>
-      <w:r>
-        <w:t xml:space="preserve">        const char *host_name = host_names[index];</w:t>
-      </w:r>
-    </w:p>
-    <w:p>
-      <w:pPr>
-        <w:pStyle w:val="SourceCode"/>
-      </w:pPr>
-      <w:r>
-        <w:t xml:space="preserve">        printf("%s\n", host_name);</w:t>
+    </w:p>
+    <w:p>
+      <w:pPr>
+        <w:pStyle w:val="SourceCode"/>
+      </w:pPr>
+      <w:r>
+        <w:t xml:space="preserve">    for (const std::string &amp;hostName : hostNames) {</w:t>
+      </w:r>
+    </w:p>
+    <w:p>
+      <w:pPr>
+        <w:pStyle w:val="SourceCode"/>
+      </w:pPr>
+      <w:r>
+        <w:t xml:space="preserve">        std::cout &lt;&lt; hostName &lt;&lt; '\n';</w:t>
       </w:r>
     </w:p>
     <w:p>
@@ -3882,15 +6527,15 @@
         <w:pStyle w:val="SourceCode"/>
       </w:pPr>
       <w:r>
-        <w:t xml:space="preserve">        if (!is_valid_hostname(host_name)) {</w:t>
-      </w:r>
-    </w:p>
-    <w:p>
-      <w:pPr>
-        <w:pStyle w:val="SourceCode"/>
-      </w:pPr>
-      <w:r>
-        <w:t xml:space="preserve">            fprintf(stderr, "Error: %s is not a host name\n", host_name);</w:t>
+        <w:t xml:space="preserve">        if (!isValidHostname(hostName)) {</w:t>
+      </w:r>
+    </w:p>
+    <w:p>
+      <w:pPr>
+        <w:pStyle w:val="SourceCode"/>
+      </w:pPr>
+      <w:r>
+        <w:t xml:space="preserve">            std::cerr &lt;&lt; "Error: " &lt;&lt; hostName &lt;&lt; " is not a host name\n";</w:t>
       </w:r>
     </w:p>
     <w:p>
@@ -3914,15 +6559,15 @@
         <w:pStyle w:val="SourceCode"/>
       </w:pPr>
       <w:r>
-        <w:t xml:space="preserve">        struct LookupResult lookup_result = lookup_addresses(host_name);</w:t>
-      </w:r>
-    </w:p>
-    <w:p>
-      <w:pPr>
-        <w:pStyle w:val="SourceCode"/>
-      </w:pPr>
-      <w:r>
-        <w:t xml:space="preserve">        if (!lookup_result.found) {</w:t>
+        <w:t xml:space="preserve">        LookupResult lookupResult = lookupAddresses(hostName);</w:t>
+      </w:r>
+    </w:p>
+    <w:p>
+      <w:pPr>
+        <w:pStyle w:val="SourceCode"/>
+      </w:pPr>
+      <w:r>
+        <w:t xml:space="preserve">        if (!lookupResult.found) {</w:t>
       </w:r>
     </w:p>
     <w:p>
@@ -3946,7 +6591,7 @@
         <w:pStyle w:val="SourceCode"/>
       </w:pPr>
       <w:r>
-        <w:t xml:space="preserve">            fprintf(stderr, "Error: %s was not found\n", host_name);</w:t>
+        <w:t xml:space="preserve">            std::cerr &lt;&lt; "Error: " &lt;&lt; hostName &lt;&lt; " was not found\n";</w:t>
       </w:r>
     </w:p>
     <w:p>
@@ -3970,15 +6615,15 @@
         <w:pStyle w:val="SourceCode"/>
       </w:pPr>
       <w:r>
-        <w:t xml:space="preserve">        print_family("IPv4", &amp;lookup_result.ipv4);</w:t>
-      </w:r>
-    </w:p>
-    <w:p>
-      <w:pPr>
-        <w:pStyle w:val="SourceCode"/>
-      </w:pPr>
-      <w:r>
-        <w:t xml:space="preserve">        print_family("IPv6", &amp;lookup_result.ipv6);</w:t>
+        <w:t xml:space="preserve">        printFamily("IPv4", lookupResult.ipv4Addresses);</w:t>
+      </w:r>
+    </w:p>
+    <w:p>
+      <w:pPr>
+        <w:pStyle w:val="SourceCode"/>
+      </w:pPr>
+      <w:r>
+        <w:t xml:space="preserve">        printFamily("IPv6", lookupResult.ipv6Addresses);</w:t>
       </w:r>
     </w:p>
     <w:p>
@@ -4039,7 +6684,7 @@
         <w:keepNext/>
       </w:pPr>
       <w:r>
-        <w:t>gcc -std=c17 -Wall -Wextra -Wpedantic -Werror .\c\basic_dns_lookups.c `</w:t>
+        <w:t>g++ -std=c++20 -Wall -Wextra -Wpedantic -Werror .\cpp\basic_dns_lookups.cpp `</w:t>
       </w:r>
     </w:p>
     <w:p>
@@ -4048,15 +6693,24 @@
         <w:keepNext/>
       </w:pPr>
       <w:r>
-        <w:t xml:space="preserve">    .\c\host_names.c .\c\address_lookup.c -lws2_32 -o .\c\basic-dns-lookups.exe</w:t>
+        <w:t xml:space="preserve">    .\cpp\host_names.cpp .\cpp\address_lookup.cpp -lws2_32 `</w:t>
       </w:r>
     </w:p>
     <w:p>
       <w:pPr>
         <w:pStyle w:val="CommandBlock"/>
-      </w:pPr>
-      <w:r>
-        <w:t>.\c\basic-dns-lookups.exe</w:t>
+        <w:keepNext/>
+      </w:pPr>
+      <w:r>
+        <w:t xml:space="preserve">    -o .\cpp\basic-dns-lookups.exe</w:t>
+      </w:r>
+    </w:p>
+    <w:p>
+      <w:pPr>
+        <w:pStyle w:val="CommandBlock"/>
+      </w:pPr>
+      <w:r>
+        <w:t>.\cpp\basic-dns-lookups.exe</w:t>
       </w:r>
     </w:p>
     <w:p>
@@ -4078,7 +6732,7 @@
         <w:keepNext/>
       </w:pPr>
       <w:r>
-        <w:t>gcc -std=c17 -Wall -Wextra -Wpedantic -Werror ./c/basic_dns_lookups.c \</w:t>
+        <w:t>g++ -std=c++20 -Wall -Wextra -Wpedantic -Werror ./cpp/basic_dns_lookups.cpp \</w:t>
       </w:r>
     </w:p>
     <w:p>
@@ -4087,7 +6741,7 @@
         <w:keepNext/>
       </w:pPr>
       <w:r>
-        <w:t xml:space="preserve">    ./c/host_names.c ./c/address_lookup.c -o ./c/basic-dns-lookups</w:t>
+        <w:t xml:space="preserve">    ./cpp/host_names.cpp ./cpp/address_lookup.cpp -o ./cpp/basic-dns-lookups</w:t>
       </w:r>
     </w:p>
     <w:p>
@@ -4095,7 +6749,7 @@
         <w:pStyle w:val="CommandBlock"/>
       </w:pPr>
       <w:r>
-        <w:t>./c/basic-dns-lookups</w:t>
+        <w:t>./cpp/basic-dns-lookups</w:t>
       </w:r>
     </w:p>
     <w:p>
@@ -4136,7 +6790,7 @@
     </w:p>
     <w:p>
       <w:r>
-        <w:t>The Production-Minded program uses all three modules. print_target checks the address form first with classify_address, then the name shape, then looks the name up; print_family adds each address's class, and the program prints the first answer, or the resolver's code after a failure.</w:t>
+        <w:t>The Production-Minded program uses all three modules. printTarget checks the address form first with classifyAddress, then the name shape, then looks the name up; printFamily adds each address's class, and the program prints the first answer, or the resolver's code after a failure.</w:t>
       </w:r>
     </w:p>
     <w:p>
@@ -4149,89 +6803,57 @@
         <w:pStyle w:val="Heading3"/>
       </w:pPr>
       <w:r>
-        <w:t>c/dns_lookups.c</w:t>
-      </w:r>
-    </w:p>
-    <w:p>
-      <w:pPr>
-        <w:pStyle w:val="SourceCode"/>
-        <w:keepNext/>
-      </w:pPr>
-      <w:r>
-        <w:t>// Remember, #include adds declarations: stdio.h for printf and fprintf,</w:t>
-      </w:r>
-    </w:p>
-    <w:p>
-      <w:pPr>
-        <w:pStyle w:val="SourceCode"/>
-        <w:keepNext/>
-      </w:pPr>
-      <w:r>
-        <w:t>// string.h for strcmp, and the three modules for classify_address (Lesson</w:t>
-      </w:r>
-    </w:p>
-    <w:p>
-      <w:pPr>
-        <w:pStyle w:val="SourceCode"/>
-      </w:pPr>
-      <w:r>
-        <w:t>// 7.1), is_valid_hostname (Lesson 7.2), and lookup_addresses. On Linux and</w:t>
-      </w:r>
-    </w:p>
-    <w:p>
-      <w:pPr>
-        <w:pStyle w:val="SourceCode"/>
-      </w:pPr>
-      <w:r>
-        <w:t>// macOS, _DEFAULT_SOURCE asks the strict C standard for the network</w:t>
-      </w:r>
-    </w:p>
-    <w:p>
-      <w:pPr>
-        <w:pStyle w:val="SourceCode"/>
-      </w:pPr>
-      <w:r>
-        <w:t>// declarations; it comes first.</w:t>
-      </w:r>
-    </w:p>
-    <w:p>
-      <w:pPr>
-        <w:pStyle w:val="SourceCode"/>
-      </w:pPr>
-      <w:r>
-        <w:t>#ifndef _WIN32</w:t>
-      </w:r>
-    </w:p>
-    <w:p>
-      <w:pPr>
-        <w:pStyle w:val="SourceCode"/>
-      </w:pPr>
-      <w:r>
-        <w:t>#define _DEFAULT_SOURCE</w:t>
-      </w:r>
-    </w:p>
-    <w:p>
-      <w:pPr>
-        <w:pStyle w:val="SourceCode"/>
-      </w:pPr>
-      <w:r>
-        <w:t>#endif</w:t>
-      </w:r>
-    </w:p>
-    <w:p>
-      <w:pPr>
-        <w:pStyle w:val="SourceCode"/>
-      </w:pPr>
-      <w:r>
-        <w:t>#include &lt;stdio.h&gt;</w:t>
-      </w:r>
-    </w:p>
-    <w:p>
-      <w:pPr>
-        <w:pStyle w:val="SourceCode"/>
-      </w:pPr>
-      <w:r>
-        <w:t>#include &lt;string.h&gt;</w:t>
+        <w:t>cpp/dns_lookups.cpp</w:t>
+      </w:r>
+    </w:p>
+    <w:p>
+      <w:pPr>
+        <w:pStyle w:val="SourceCode"/>
+        <w:keepNext/>
+      </w:pPr>
+      <w:r>
+        <w:t>// Remember, #include adds declarations: iostream for std::cout and</w:t>
+      </w:r>
+    </w:p>
+    <w:p>
+      <w:pPr>
+        <w:pStyle w:val="SourceCode"/>
+        <w:keepNext/>
+      </w:pPr>
+      <w:r>
+        <w:t>// std::cerr, string, vector, and the three modules for classifyAddress</w:t>
+      </w:r>
+    </w:p>
+    <w:p>
+      <w:pPr>
+        <w:pStyle w:val="SourceCode"/>
+      </w:pPr>
+      <w:r>
+        <w:t>// (Lesson 7.1), isValidHostname (Lesson 7.2), and lookupAddresses.</w:t>
+      </w:r>
+    </w:p>
+    <w:p>
+      <w:pPr>
+        <w:pStyle w:val="SourceCode"/>
+      </w:pPr>
+      <w:r>
+        <w:t>#include &lt;iostream&gt;</w:t>
+      </w:r>
+    </w:p>
+    <w:p>
+      <w:pPr>
+        <w:pStyle w:val="SourceCode"/>
+      </w:pPr>
+      <w:r>
+        <w:t>#include &lt;string&gt;</w:t>
+      </w:r>
+    </w:p>
+    <w:p>
+      <w:pPr>
+        <w:pStyle w:val="SourceCode"/>
+      </w:pPr>
+      <w:r>
+        <w:t>#include &lt;vector&gt;</w:t>
       </w:r>
     </w:p>
     <w:p>
@@ -4297,31 +6919,39 @@
         <w:pStyle w:val="SourceCode"/>
       </w:pPr>
       <w:r>
-        <w:t>static void print_family(const char *family, const struct AddressList *list) {</w:t>
-      </w:r>
-    </w:p>
-    <w:p>
-      <w:pPr>
-        <w:pStyle w:val="SourceCode"/>
-      </w:pPr>
-      <w:r>
-        <w:t xml:space="preserve">    printf("  %s: ", family);</w:t>
-      </w:r>
-    </w:p>
-    <w:p>
-      <w:pPr>
-        <w:pStyle w:val="SourceCode"/>
-      </w:pPr>
-      <w:r>
-        <w:t xml:space="preserve">    if (list-&gt;count == 0) {</w:t>
-      </w:r>
-    </w:p>
-    <w:p>
-      <w:pPr>
-        <w:pStyle w:val="SourceCode"/>
-      </w:pPr>
-      <w:r>
-        <w:t xml:space="preserve">        printf("none returned");</w:t>
+        <w:t>static void printFamily(const std::string &amp;family,</w:t>
+      </w:r>
+    </w:p>
+    <w:p>
+      <w:pPr>
+        <w:pStyle w:val="SourceCode"/>
+      </w:pPr>
+      <w:r>
+        <w:t xml:space="preserve">                        const std::vector&lt;std::string&gt; &amp;addresses) {</w:t>
+      </w:r>
+    </w:p>
+    <w:p>
+      <w:pPr>
+        <w:pStyle w:val="SourceCode"/>
+      </w:pPr>
+      <w:r>
+        <w:t xml:space="preserve">    std::cout &lt;&lt; "  " &lt;&lt; family &lt;&lt; ": ";</w:t>
+      </w:r>
+    </w:p>
+    <w:p>
+      <w:pPr>
+        <w:pStyle w:val="SourceCode"/>
+      </w:pPr>
+      <w:r>
+        <w:t xml:space="preserve">    if (addresses.empty()) {</w:t>
+      </w:r>
+    </w:p>
+    <w:p>
+      <w:pPr>
+        <w:pStyle w:val="SourceCode"/>
+      </w:pPr>
+      <w:r>
+        <w:t xml:space="preserve">        std::cout &lt;&lt; "none returned";</w:t>
       </w:r>
     </w:p>
     <w:p>
@@ -4337,7 +6967,7 @@
         <w:pStyle w:val="SourceCode"/>
       </w:pPr>
       <w:r>
-        <w:t xml:space="preserve">    for (int index = 0; index &lt; list-&gt;count; index++) {</w:t>
+        <w:t xml:space="preserve">    for (std::size_t index = 0; index &lt; addresses.size(); index++) {</w:t>
       </w:r>
     </w:p>
     <w:p>
@@ -4353,7 +6983,7 @@
         <w:pStyle w:val="SourceCode"/>
       </w:pPr>
       <w:r>
-        <w:t xml:space="preserve">            printf(", ");</w:t>
+        <w:t xml:space="preserve">            std::cout &lt;&lt; ", ";</w:t>
       </w:r>
     </w:p>
     <w:p>
@@ -4369,23 +6999,15 @@
         <w:pStyle w:val="SourceCode"/>
       </w:pPr>
       <w:r>
-        <w:t xml:space="preserve">        struct AddressDetails details =</w:t>
-      </w:r>
-    </w:p>
-    <w:p>
-      <w:pPr>
-        <w:pStyle w:val="SourceCode"/>
-      </w:pPr>
-      <w:r>
-        <w:t xml:space="preserve">            classify_address(list-&gt;addresses[index]);</w:t>
-      </w:r>
-    </w:p>
-    <w:p>
-      <w:pPr>
-        <w:pStyle w:val="SourceCode"/>
-      </w:pPr>
-      <w:r>
-        <w:t xml:space="preserve">        printf("%s (%s)", list-&gt;addresses[index], details.address_class);</w:t>
+        <w:t xml:space="preserve">        AddressDetails details = classifyAddress(addresses[index]);</w:t>
+      </w:r>
+    </w:p>
+    <w:p>
+      <w:pPr>
+        <w:pStyle w:val="SourceCode"/>
+      </w:pPr>
+      <w:r>
+        <w:t xml:space="preserve">        std::cout &lt;&lt; addresses[index] &lt;&lt; " (" &lt;&lt; details.addressClass &lt;&lt; ")";</w:t>
       </w:r>
     </w:p>
     <w:p>
@@ -4401,7 +7023,7 @@
         <w:pStyle w:val="SourceCode"/>
       </w:pPr>
       <w:r>
-        <w:t xml:space="preserve">    printf("\n");</w:t>
+        <w:t xml:space="preserve">    std::cout &lt;&lt; '\n';</w:t>
       </w:r>
     </w:p>
     <w:p>
@@ -4438,15 +7060,15 @@
         <w:pStyle w:val="SourceCode"/>
       </w:pPr>
       <w:r>
-        <w:t>static void print_target(const char *target_text) {</w:t>
-      </w:r>
-    </w:p>
-    <w:p>
-      <w:pPr>
-        <w:pStyle w:val="SourceCode"/>
-      </w:pPr>
-      <w:r>
-        <w:t xml:space="preserve">    printf("%s\n", target_text);</w:t>
+        <w:t>static void printTarget(const std::string &amp;targetText) {</w:t>
+      </w:r>
+    </w:p>
+    <w:p>
+      <w:pPr>
+        <w:pStyle w:val="SourceCode"/>
+      </w:pPr>
+      <w:r>
+        <w:t xml:space="preserve">    std::cout &lt;&lt; targetText &lt;&lt; '\n';</w:t>
       </w:r>
     </w:p>
     <w:p>
@@ -4462,31 +7084,31 @@
         <w:pStyle w:val="SourceCode"/>
       </w:pPr>
       <w:r>
-        <w:t xml:space="preserve">    struct AddressDetails details = classify_address(target_text);</w:t>
-      </w:r>
-    </w:p>
-    <w:p>
-      <w:pPr>
-        <w:pStyle w:val="SourceCode"/>
-      </w:pPr>
-      <w:r>
-        <w:t xml:space="preserve">    if (strcmp(details.address_class, "Error") != 0) {</w:t>
-      </w:r>
-    </w:p>
-    <w:p>
-      <w:pPr>
-        <w:pStyle w:val="SourceCode"/>
-      </w:pPr>
-      <w:r>
-        <w:t xml:space="preserve">        printf("  An %s address (%s): used as it is, no lookup\n",</w:t>
-      </w:r>
-    </w:p>
-    <w:p>
-      <w:pPr>
-        <w:pStyle w:val="SourceCode"/>
-      </w:pPr>
-      <w:r>
-        <w:t xml:space="preserve">               details.version, details.address_class);</w:t>
+        <w:t xml:space="preserve">    AddressDetails details = classifyAddress(targetText);</w:t>
+      </w:r>
+    </w:p>
+    <w:p>
+      <w:pPr>
+        <w:pStyle w:val="SourceCode"/>
+      </w:pPr>
+      <w:r>
+        <w:t xml:space="preserve">    if (details.addressClass != "Error") {</w:t>
+      </w:r>
+    </w:p>
+    <w:p>
+      <w:pPr>
+        <w:pStyle w:val="SourceCode"/>
+      </w:pPr>
+      <w:r>
+        <w:t xml:space="preserve">        std::cout &lt;&lt; "  An " &lt;&lt; details.version &lt;&lt; " address ("</w:t>
+      </w:r>
+    </w:p>
+    <w:p>
+      <w:pPr>
+        <w:pStyle w:val="SourceCode"/>
+      </w:pPr>
+      <w:r>
+        <w:t xml:space="preserve">                  &lt;&lt; details.addressClass &lt;&lt; "): used as it is, no lookup\n";</w:t>
       </w:r>
     </w:p>
     <w:p>
@@ -4510,23 +7132,23 @@
         <w:pStyle w:val="SourceCode"/>
       </w:pPr>
       <w:r>
-        <w:t xml:space="preserve">    if (!is_valid_hostname(target_text)) {</w:t>
-      </w:r>
-    </w:p>
-    <w:p>
-      <w:pPr>
-        <w:pStyle w:val="SourceCode"/>
-      </w:pPr>
-      <w:r>
-        <w:t xml:space="preserve">        fprintf(stderr, "Error: %s is not a host name or an IP address\n",</w:t>
-      </w:r>
-    </w:p>
-    <w:p>
-      <w:pPr>
-        <w:pStyle w:val="SourceCode"/>
-      </w:pPr>
-      <w:r>
-        <w:t xml:space="preserve">                target_text);</w:t>
+        <w:t xml:space="preserve">    if (!isValidHostname(targetText)) {</w:t>
+      </w:r>
+    </w:p>
+    <w:p>
+      <w:pPr>
+        <w:pStyle w:val="SourceCode"/>
+      </w:pPr>
+      <w:r>
+        <w:t xml:space="preserve">        std::cerr &lt;&lt; "Error: " &lt;&lt; targetText</w:t>
+      </w:r>
+    </w:p>
+    <w:p>
+      <w:pPr>
+        <w:pStyle w:val="SourceCode"/>
+      </w:pPr>
+      <w:r>
+        <w:t xml:space="preserve">                  &lt;&lt; " is not a host name or an IP address\n";</w:t>
       </w:r>
     </w:p>
     <w:p>
@@ -4550,23 +7172,23 @@
         <w:pStyle w:val="SourceCode"/>
       </w:pPr>
       <w:r>
-        <w:t xml:space="preserve">    struct LookupResult lookup_result = lookup_addresses(target_text);</w:t>
-      </w:r>
-    </w:p>
-    <w:p>
-      <w:pPr>
-        <w:pStyle w:val="SourceCode"/>
-      </w:pPr>
-      <w:r>
-        <w:t xml:space="preserve">    if (!lookup_result.found) {</w:t>
-      </w:r>
-    </w:p>
-    <w:p>
-      <w:pPr>
-        <w:pStyle w:val="SourceCode"/>
-      </w:pPr>
-      <w:r>
-        <w:t xml:space="preserve">        fprintf(stderr, "Error: %s was not found\n", target_text);</w:t>
+        <w:t xml:space="preserve">    LookupResult lookupResult = lookupAddresses(targetText);</w:t>
+      </w:r>
+    </w:p>
+    <w:p>
+      <w:pPr>
+        <w:pStyle w:val="SourceCode"/>
+      </w:pPr>
+      <w:r>
+        <w:t xml:space="preserve">    if (!lookupResult.found) {</w:t>
+      </w:r>
+    </w:p>
+    <w:p>
+      <w:pPr>
+        <w:pStyle w:val="SourceCode"/>
+      </w:pPr>
+      <w:r>
+        <w:t xml:space="preserve">        std::cerr &lt;&lt; "Error: " &lt;&lt; targetText &lt;&lt; " was not found\n";</w:t>
       </w:r>
     </w:p>
     <w:p>
@@ -4598,7 +7220,7 @@
         <w:pStyle w:val="SourceCode"/>
       </w:pPr>
       <w:r>
-        <w:t xml:space="preserve">        printf("  Reported as: %s\n", lookup_result.error_detail);</w:t>
+        <w:t xml:space="preserve">        std::cout &lt;&lt; "  Reported as: " &lt;&lt; lookupResult.errorDetail &lt;&lt; '\n';</w:t>
       </w:r>
     </w:p>
     <w:p>
@@ -4622,39 +7244,23 @@
         <w:pStyle w:val="SourceCode"/>
       </w:pPr>
       <w:r>
-        <w:t xml:space="preserve">    // &amp;lookup_result.ipv4 hands print_family the list's location, so the</w:t>
-      </w:r>
-    </w:p>
-    <w:p>
-      <w:pPr>
-        <w:pStyle w:val="SourceCode"/>
-      </w:pPr>
-      <w:r>
-        <w:t xml:space="preserve">    // list is read where it is instead of being copied.</w:t>
-      </w:r>
-    </w:p>
-    <w:p>
-      <w:pPr>
-        <w:pStyle w:val="SourceCode"/>
-      </w:pPr>
-      <w:r>
-        <w:t xml:space="preserve">    print_family("IPv4", &amp;lookup_result.ipv4);</w:t>
-      </w:r>
-    </w:p>
-    <w:p>
-      <w:pPr>
-        <w:pStyle w:val="SourceCode"/>
-      </w:pPr>
-      <w:r>
-        <w:t xml:space="preserve">    print_family("IPv6", &amp;lookup_result.ipv6);</w:t>
-      </w:r>
-    </w:p>
-    <w:p>
-      <w:pPr>
-        <w:pStyle w:val="SourceCode"/>
-      </w:pPr>
-      <w:r>
-        <w:t xml:space="preserve">    printf("  Tried first: %s\n", lookup_result.first_address);</w:t>
+        <w:t xml:space="preserve">    printFamily("IPv4", lookupResult.ipv4Addresses);</w:t>
+      </w:r>
+    </w:p>
+    <w:p>
+      <w:pPr>
+        <w:pStyle w:val="SourceCode"/>
+      </w:pPr>
+      <w:r>
+        <w:t xml:space="preserve">    printFamily("IPv6", lookupResult.ipv6Addresses);</w:t>
+      </w:r>
+    </w:p>
+    <w:p>
+      <w:pPr>
+        <w:pStyle w:val="SourceCode"/>
+      </w:pPr>
+      <w:r>
+        <w:t xml:space="preserve">    std::cout &lt;&lt; "  Tried first: " &lt;&lt; lookupResult.firstAddress &lt;&lt; '\n';</w:t>
       </w:r>
     </w:p>
     <w:p>
@@ -4683,7 +7289,7 @@
         <w:pStyle w:val="SourceCode"/>
       </w:pPr>
       <w:r>
-        <w:t>int main(void) {</w:t>
+        <w:t>int main() {</w:t>
       </w:r>
     </w:p>
     <w:p>
@@ -4707,7 +7313,7 @@
         <w:pStyle w:val="SourceCode"/>
       </w:pPr>
       <w:r>
-        <w:t xml:space="preserve">    const char *target_texts[] = {</w:t>
+        <w:t xml:space="preserve">    const std::vector&lt;std::string&gt; targetTexts = {</w:t>
       </w:r>
     </w:p>
     <w:p>
@@ -4738,29 +7344,21 @@
       <w:pPr>
         <w:pStyle w:val="SourceCode"/>
       </w:pPr>
-      <w:r>
-        <w:t xml:space="preserve">    int target_count = sizeof target_texts / sizeof target_texts[0];</w:t>
-      </w:r>
-    </w:p>
-    <w:p>
-      <w:pPr>
-        <w:pStyle w:val="SourceCode"/>
-      </w:pPr>
-    </w:p>
-    <w:p>
-      <w:pPr>
-        <w:pStyle w:val="SourceCode"/>
-      </w:pPr>
-      <w:r>
-        <w:t xml:space="preserve">    for (int index = 0; index &lt; target_count; index++) {</w:t>
-      </w:r>
-    </w:p>
-    <w:p>
-      <w:pPr>
-        <w:pStyle w:val="SourceCode"/>
-      </w:pPr>
-      <w:r>
-        <w:t xml:space="preserve">        print_target(target_texts[index]);</w:t>
+    </w:p>
+    <w:p>
+      <w:pPr>
+        <w:pStyle w:val="SourceCode"/>
+      </w:pPr>
+      <w:r>
+        <w:t xml:space="preserve">    for (const std::string &amp;targetText : targetTexts) {</w:t>
+      </w:r>
+    </w:p>
+    <w:p>
+      <w:pPr>
+        <w:pStyle w:val="SourceCode"/>
+      </w:pPr>
+      <w:r>
+        <w:t xml:space="preserve">        printTarget(targetText);</w:t>
       </w:r>
     </w:p>
     <w:p>
@@ -4808,7 +7406,7 @@
         <w:keepNext/>
       </w:pPr>
       <w:r>
-        <w:t>gcc -std=c17 -Wall -Wextra -Wpedantic -Werror .\c\dns_lookups.c `</w:t>
+        <w:t>g++ -std=c++20 -Wall -Wextra -Wpedantic -Werror .\cpp\dns_lookups.cpp `</w:t>
       </w:r>
     </w:p>
     <w:p>
@@ -4817,7 +7415,7 @@
         <w:keepNext/>
       </w:pPr>
       <w:r>
-        <w:t xml:space="preserve">    .\c\address_table.c .\c\host_names.c .\c\address_lookup.c `</w:t>
+        <w:t xml:space="preserve">    .\cpp\address_table.cpp .\cpp\host_names.cpp .\cpp\address_lookup.cpp `</w:t>
       </w:r>
     </w:p>
     <w:p>
@@ -4826,7 +7424,7 @@
         <w:keepNext/>
       </w:pPr>
       <w:r>
-        <w:t xml:space="preserve">    -lws2_32 -o .\c\dns-lookups.exe</w:t>
+        <w:t xml:space="preserve">    -lws2_32 -o .\cpp\dns-lookups.exe</w:t>
       </w:r>
     </w:p>
     <w:p>
@@ -4835,7 +7433,7 @@
         <w:keepNext/>
       </w:pPr>
       <w:r>
-        <w:t>.\c\dns-lookups.exe</w:t>
+        <w:t>.\cpp\dns-lookups.exe</w:t>
       </w:r>
     </w:p>
     <w:p>
@@ -4865,7 +7463,7 @@
         <w:keepNext/>
       </w:pPr>
       <w:r>
-        <w:t>gcc -std=c17 -Wall -Wextra -Wpedantic -Werror ./c/dns_lookups.c \</w:t>
+        <w:t>g++ -std=c++20 -Wall -Wextra -Wpedantic -Werror ./cpp/dns_lookups.cpp \</w:t>
       </w:r>
     </w:p>
     <w:p>
@@ -4874,7 +7472,7 @@
         <w:keepNext/>
       </w:pPr>
       <w:r>
-        <w:t xml:space="preserve">    ./c/address_table.c ./c/host_names.c ./c/address_lookup.c \</w:t>
+        <w:t xml:space="preserve">    ./cpp/address_table.cpp ./cpp/host_names.cpp ./cpp/address_lookup.cpp \</w:t>
       </w:r>
     </w:p>
     <w:p>
@@ -4883,7 +7481,7 @@
         <w:keepNext/>
       </w:pPr>
       <w:r>
-        <w:t xml:space="preserve">    -o ./c/dns-lookups</w:t>
+        <w:t xml:space="preserve">    -o ./cpp/dns-lookups</w:t>
       </w:r>
     </w:p>
     <w:p>
@@ -4892,7 +7490,7 @@
         <w:keepNext/>
       </w:pPr>
       <w:r>
-        <w:t>./c/dns-lookups</w:t>
+        <w:t>./cpp/dns-lookups</w:t>
       </w:r>
     </w:p>
     <w:p>
@@ -4944,7 +7542,7 @@
         <w:pStyle w:val="ListBullet"/>
       </w:pPr>
       <w:r>
-        <w:t>getaddrinfo makes the chain of answers, so freeaddrinfo must give it back, and every WSAStartup needs its WSACleanup; lookup_addresses does both on every path.</w:t>
+        <w:t>addrinfo hints{}; starts every field at zero, as C's = {0} does, before the two fields the lookup needs are set.</w:t>
       </w:r>
     </w:p>
     <w:p>
@@ -4952,7 +7550,7 @@
         <w:pStyle w:val="ListBullet"/>
       </w:pPr>
       <w:r>
-        <w:t>struct LookupResult result = {0}; sets every field to zero, so both lists start with count 0 and the texts start empty; that is why first_address[0] == '\0' means no first address yet.</w:t>
+        <w:t>std::find gives end() when the text is not in the vector, so comparing with end() asks "is it missing?"; std::to_string turns the error code into text.</w:t>
       </w:r>
     </w:p>
     <w:p>
@@ -4960,7 +7558,7 @@
         <w:pStyle w:val="ListBullet"/>
       </w:pPr>
       <w:r>
-        <w:t>On Linux and macOS getaddrinfo needs no WSAStartup and no -lws2_32, and gives its own codes, such as EAI_NONAME (a small negative number on Linux, a small positive one on macOS), instead of 11001.</w:t>
+        <w:t>getaddrinfo takes C text, so the name is passed as hostName.c_str(); the addresses come back as C text and become std::string when they are pushed into the vector.</w:t>
       </w:r>
     </w:p>
     <w:p>
@@ -4978,7 +7576,7 @@
     </w:p>
     <w:p>
       <w:r>
-        <w:t>Both C programs check each name with is_valid_hostname and look it up with lookup_addresses from the same module; the Production-Minded program adds the address check first, each address's class, the first answer, and the resolver's code.</w:t>
+        <w:t>Both C++ programs check each name with isValidHostname and look it up with lookupAddresses from the same module; the Production-Minded program adds the address check first, each address's class, the first answer, and the resolver's code.</w:t>
       </w:r>
     </w:p>
     <w:p>
@@ -5001,12 +7599,12 @@
         <w:pStyle w:val="Heading1"/>
       </w:pPr>
       <w:r>
-        <w:t>C++ Implementation</w:t>
-      </w:r>
-    </w:p>
-    <w:p>
-      <w:r>
-        <w:t>C++ has no network library of its own, so it calls the same getaddrinfo as C, with Winsock started by WSAStartup and linked with -lws2_32 on Windows (Asio, a widely used C++ network library, is named in Lesson 7.10). The record holds std::string and std::vector, so the module needs no fixed sizes. The build lines name the program and each module's .cpp file.</w:t>
+        <w:t>C# Implementation</w:t>
+      </w:r>
+    </w:p>
+    <w:p>
+      <w:r>
+        <w:t>C# looks names up with Dns.GetHostAddresses, which asks the system resolver and returns an IPAddress for each answer. The DnsLookups project's AddressTable.cs, HostNames.cs, and AddressLookup.cs need no import line, because every .cs file in a project's folder is compiled together (Lesson 2.10). The BasicDnsLookups project lives in its own folder, so its .csproj names HostNames.cs and AddressLookup.cs with Compile items, as Lesson 7.2's did; you type it in Project Setup.</w:t>
       </w:r>
     </w:p>
     <w:p>
@@ -5029,10 +7627,7 @@
     </w:p>
     <w:p>
       <w:r>
-        <w:t>Start with the new module, then the most direct program. address_lookup.h holds the LookupResult record and declares lookupAddresses; address_lookup.cpp asks getaddrinfo for both families, walks its chain of answers, keeps each address once with addUnique, and sorts both vectors with std::sort. basic_dns_lookups.cpp checks each name with isValidHostname, looks it up, and prints the IPv4 line and the IPv6 line, or an Error line. Every new step is commented in full, and the ones from earlier lessons have shor</w:t>
-      </w:r>
-      <w:r>
-        <w:t>t reminders.</w:t>
+        <w:t>Start with the new module, then the most direct program. AddressLookup.cs holds the LookupResult record and AddressLookup.LookupAddresses, which calls Dns.GetHostAddresses, keeps each address once in its family's list, and sorts both lists with StringComparer.Ordinal. BasicDnsLookups checks each name with IsValidHostname, looks it up, and prints the IPv4 line and the IPv6 line, or an Error line. Every new step is commented in full, and the ones from earlier lessons have short reminders.</w:t>
       </w:r>
     </w:p>
     <w:p>
@@ -5045,16 +7640,16 @@
         <w:pStyle w:val="Heading3"/>
       </w:pPr>
       <w:r>
-        <w:t>cpp/address_lookup.h</w:t>
-      </w:r>
-    </w:p>
-    <w:p>
-      <w:pPr>
-        <w:pStyle w:val="SourceCode"/>
-        <w:keepNext/>
-      </w:pPr>
-      <w:r>
-        <w:t>// The address lookup module: lookupAddresses asks the system resolver</w:t>
+        <w:t>csharp/DnsLookups/AddressLookup.cs</w:t>
+      </w:r>
+    </w:p>
+    <w:p>
+      <w:pPr>
+        <w:pStyle w:val="SourceCode"/>
+        <w:keepNext/>
+      </w:pPr>
+      <w:r>
+        <w:t>// The address lookup module: LookupAddresses asks the system resolver</w:t>
       </w:r>
     </w:p>
     <w:p>
@@ -5071,238 +7666,754 @@
         <w:pStyle w:val="SourceCode"/>
       </w:pPr>
       <w:r>
-        <w:t>// project copy this module. Remember, a header holds the types and the</w:t>
-      </w:r>
-    </w:p>
-    <w:p>
-      <w:pPr>
-        <w:pStyle w:val="SourceCode"/>
-      </w:pPr>
-      <w:r>
-        <w:t>// declarations other files use, and the include guard skips a second</w:t>
-      </w:r>
-    </w:p>
-    <w:p>
-      <w:pPr>
-        <w:pStyle w:val="SourceCode"/>
-      </w:pPr>
-      <w:r>
-        <w:t>// include of it.</w:t>
-      </w:r>
-    </w:p>
-    <w:p>
-      <w:pPr>
-        <w:pStyle w:val="SourceCode"/>
-      </w:pPr>
-      <w:r>
-        <w:t>#ifndef ADDRESS_LOOKUP_H</w:t>
-      </w:r>
-    </w:p>
-    <w:p>
-      <w:pPr>
-        <w:pStyle w:val="SourceCode"/>
-      </w:pPr>
-      <w:r>
-        <w:t>#define ADDRESS_LOOKUP_H</w:t>
-      </w:r>
-    </w:p>
-    <w:p>
-      <w:pPr>
-        <w:pStyle w:val="SourceCode"/>
-      </w:pPr>
-    </w:p>
-    <w:p>
-      <w:pPr>
-        <w:pStyle w:val="SourceCode"/>
-      </w:pPr>
-      <w:r>
-        <w:t>// Remember, string declares std::string and vector std::vector.</w:t>
-      </w:r>
-    </w:p>
-    <w:p>
-      <w:pPr>
-        <w:pStyle w:val="SourceCode"/>
-      </w:pPr>
-      <w:r>
-        <w:t>#include &lt;string&gt;</w:t>
-      </w:r>
-    </w:p>
-    <w:p>
-      <w:pPr>
-        <w:pStyle w:val="SourceCode"/>
-      </w:pPr>
-      <w:r>
-        <w:t>#include &lt;vector&gt;</w:t>
-      </w:r>
-    </w:p>
-    <w:p>
-      <w:pPr>
-        <w:pStyle w:val="SourceCode"/>
-      </w:pPr>
-    </w:p>
-    <w:p>
-      <w:pPr>
-        <w:pStyle w:val="SourceCode"/>
-      </w:pPr>
-      <w:r>
-        <w:t>// What lookupAddresses learns about one name. Remember, a record keeps</w:t>
-      </w:r>
-    </w:p>
-    <w:p>
-      <w:pPr>
-        <w:pStyle w:val="SourceCode"/>
-      </w:pPr>
-      <w:r>
-        <w:t>// related values together. found is true when the resolver answered with</w:t>
-      </w:r>
-    </w:p>
-    <w:p>
-      <w:pPr>
-        <w:pStyle w:val="SourceCode"/>
-      </w:pPr>
-      <w:r>
-        <w:t>// addresses. ipv4Addresses and ipv6Addresses are sorted, each address</w:t>
-      </w:r>
-    </w:p>
-    <w:p>
-      <w:pPr>
-        <w:pStyle w:val="SourceCode"/>
-      </w:pPr>
-      <w:r>
-        <w:t>// once. firstAddress is the resolver's first answer, the address a program</w:t>
-      </w:r>
-    </w:p>
-    <w:p>
-      <w:pPr>
-        <w:pStyle w:val="SourceCode"/>
-      </w:pPr>
-      <w:r>
-        <w:t>// connecting by name tries first. errorDetail is the resolver's own code</w:t>
-      </w:r>
-    </w:p>
-    <w:p>
-      <w:pPr>
-        <w:pStyle w:val="SourceCode"/>
-      </w:pPr>
-      <w:r>
-        <w:t>// when found is false, and empty otherwise.</w:t>
-      </w:r>
-    </w:p>
-    <w:p>
-      <w:pPr>
-        <w:pStyle w:val="SourceCode"/>
-      </w:pPr>
-      <w:r>
-        <w:t>struct LookupResult {</w:t>
-      </w:r>
-    </w:p>
-    <w:p>
-      <w:pPr>
-        <w:pStyle w:val="SourceCode"/>
-      </w:pPr>
-      <w:r>
-        <w:t xml:space="preserve">    bool found = false;</w:t>
-      </w:r>
-    </w:p>
-    <w:p>
-      <w:pPr>
-        <w:pStyle w:val="SourceCode"/>
-      </w:pPr>
-      <w:r>
-        <w:t xml:space="preserve">    std::string errorDetail;</w:t>
-      </w:r>
-    </w:p>
-    <w:p>
-      <w:pPr>
-        <w:pStyle w:val="SourceCode"/>
-      </w:pPr>
-      <w:r>
-        <w:t xml:space="preserve">    std::string firstAddress;</w:t>
-      </w:r>
-    </w:p>
-    <w:p>
-      <w:pPr>
-        <w:pStyle w:val="SourceCode"/>
-      </w:pPr>
-      <w:r>
-        <w:t xml:space="preserve">    std::vector&lt;std::string&gt; ipv4Addresses;</w:t>
-      </w:r>
-    </w:p>
-    <w:p>
-      <w:pPr>
-        <w:pStyle w:val="SourceCode"/>
-      </w:pPr>
-      <w:r>
-        <w:t xml:space="preserve">    std::vector&lt;std::string&gt; ipv6Addresses;</w:t>
-      </w:r>
-    </w:p>
-    <w:p>
-      <w:pPr>
-        <w:pStyle w:val="SourceCode"/>
-      </w:pPr>
-      <w:r>
-        <w:t>};</w:t>
-      </w:r>
-    </w:p>
-    <w:p>
-      <w:pPr>
-        <w:pStyle w:val="SourceCode"/>
-      </w:pPr>
-    </w:p>
-    <w:p>
-      <w:pPr>
-        <w:pStyle w:val="SourceCode"/>
-      </w:pPr>
-      <w:r>
-        <w:t>// Looks up hostName with the system resolver: the IPv4 addresses, then the</w:t>
-      </w:r>
-    </w:p>
-    <w:p>
-      <w:pPr>
-        <w:pStyle w:val="SourceCode"/>
-      </w:pPr>
-      <w:r>
-        <w:t>// IPv6 addresses, each sorted with duplicates removed, or the failure. The</w:t>
-      </w:r>
-    </w:p>
-    <w:p>
-      <w:pPr>
-        <w:pStyle w:val="SourceCode"/>
-      </w:pPr>
-      <w:r>
-        <w:t>// caller checks the name with isValidHostname first.</w:t>
-      </w:r>
-    </w:p>
-    <w:p>
-      <w:pPr>
-        <w:pStyle w:val="SourceCode"/>
-        <w:keepNext/>
-      </w:pPr>
-      <w:r>
-        <w:t>LookupResult lookupAddresses(const std::string &amp;hostName);</w:t>
-      </w:r>
-    </w:p>
-    <w:p>
-      <w:pPr>
-        <w:pStyle w:val="SourceCode"/>
-        <w:keepNext/>
-      </w:pPr>
-    </w:p>
-    <w:p>
-      <w:pPr>
-        <w:pStyle w:val="SourceCode"/>
-        <w:keepNext/>
-      </w:pPr>
-      <w:r>
-        <w:t>// The end of the include guard.</w:t>
-      </w:r>
-    </w:p>
-    <w:p>
-      <w:pPr>
-        <w:pStyle w:val="SourceCode"/>
-      </w:pPr>
-      <w:r>
-        <w:t>#endif</w:t>
+        <w:t>// project copy this file. Remember, every .cs file in the project is</w:t>
+      </w:r>
+    </w:p>
+    <w:p>
+      <w:pPr>
+        <w:pStyle w:val="SourceCode"/>
+      </w:pPr>
+      <w:r>
+        <w:t>// compiled together, and a static class holds only static methods.</w:t>
+      </w:r>
+    </w:p>
+    <w:p>
+      <w:pPr>
+        <w:pStyle w:val="SourceCode"/>
+      </w:pPr>
+      <w:r>
+        <w:t>// using System.Net; adds Dns and IPAddress, and using System.Net.Sockets;</w:t>
+      </w:r>
+    </w:p>
+    <w:p>
+      <w:pPr>
+        <w:pStyle w:val="SourceCode"/>
+      </w:pPr>
+      <w:r>
+        <w:t>// adds AddressFamily and SocketException.</w:t>
+      </w:r>
+    </w:p>
+    <w:p>
+      <w:pPr>
+        <w:pStyle w:val="SourceCode"/>
+      </w:pPr>
+      <w:r>
+        <w:t>using System;</w:t>
+      </w:r>
+    </w:p>
+    <w:p>
+      <w:pPr>
+        <w:pStyle w:val="SourceCode"/>
+      </w:pPr>
+      <w:r>
+        <w:t>using System.Collections.Generic;</w:t>
+      </w:r>
+    </w:p>
+    <w:p>
+      <w:pPr>
+        <w:pStyle w:val="SourceCode"/>
+      </w:pPr>
+      <w:r>
+        <w:t>using System.Net;</w:t>
+      </w:r>
+    </w:p>
+    <w:p>
+      <w:pPr>
+        <w:pStyle w:val="SourceCode"/>
+      </w:pPr>
+      <w:r>
+        <w:t>using System.Net.Sockets;</w:t>
+      </w:r>
+    </w:p>
+    <w:p>
+      <w:pPr>
+        <w:pStyle w:val="SourceCode"/>
+      </w:pPr>
+    </w:p>
+    <w:p>
+      <w:pPr>
+        <w:pStyle w:val="SourceCode"/>
+      </w:pPr>
+      <w:r>
+        <w:t>// What LookupAddresses learns about one name. Remember, the constructor</w:t>
+      </w:r>
+    </w:p>
+    <w:p>
+      <w:pPr>
+        <w:pStyle w:val="SourceCode"/>
+      </w:pPr>
+      <w:r>
+        <w:t>// fills the new instance's fields. Found is true when the resolver answered</w:t>
+      </w:r>
+    </w:p>
+    <w:p>
+      <w:pPr>
+        <w:pStyle w:val="SourceCode"/>
+      </w:pPr>
+      <w:r>
+        <w:t>// with addresses. Ipv4Addresses and Ipv6Addresses are sorted, each address</w:t>
+      </w:r>
+    </w:p>
+    <w:p>
+      <w:pPr>
+        <w:pStyle w:val="SourceCode"/>
+      </w:pPr>
+      <w:r>
+        <w:t>// once. FirstAddress is the resolver's first answer, the address a program</w:t>
+      </w:r>
+    </w:p>
+    <w:p>
+      <w:pPr>
+        <w:pStyle w:val="SourceCode"/>
+      </w:pPr>
+      <w:r>
+        <w:t>// connecting by name tries first. ErrorDetail is the resolver's own code</w:t>
+      </w:r>
+    </w:p>
+    <w:p>
+      <w:pPr>
+        <w:pStyle w:val="SourceCode"/>
+      </w:pPr>
+      <w:r>
+        <w:t>// when Found is false, and empty otherwise.</w:t>
+      </w:r>
+    </w:p>
+    <w:p>
+      <w:pPr>
+        <w:pStyle w:val="SourceCode"/>
+      </w:pPr>
+      <w:r>
+        <w:t>internal class LookupResult</w:t>
+      </w:r>
+    </w:p>
+    <w:p>
+      <w:pPr>
+        <w:pStyle w:val="SourceCode"/>
+      </w:pPr>
+      <w:r>
+        <w:t>{</w:t>
+      </w:r>
+    </w:p>
+    <w:p>
+      <w:pPr>
+        <w:pStyle w:val="SourceCode"/>
+      </w:pPr>
+      <w:r>
+        <w:t xml:space="preserve">    public bool Found;</w:t>
+      </w:r>
+    </w:p>
+    <w:p>
+      <w:pPr>
+        <w:pStyle w:val="SourceCode"/>
+      </w:pPr>
+      <w:r>
+        <w:t xml:space="preserve">    public string ErrorDetail;</w:t>
+      </w:r>
+    </w:p>
+    <w:p>
+      <w:pPr>
+        <w:pStyle w:val="SourceCode"/>
+      </w:pPr>
+      <w:r>
+        <w:t xml:space="preserve">    public string FirstAddress;</w:t>
+      </w:r>
+    </w:p>
+    <w:p>
+      <w:pPr>
+        <w:pStyle w:val="SourceCode"/>
+      </w:pPr>
+      <w:r>
+        <w:t xml:space="preserve">    public List&lt;string&gt; Ipv4Addresses;</w:t>
+      </w:r>
+    </w:p>
+    <w:p>
+      <w:pPr>
+        <w:pStyle w:val="SourceCode"/>
+      </w:pPr>
+      <w:r>
+        <w:t xml:space="preserve">    public List&lt;string&gt; Ipv6Addresses;</w:t>
+      </w:r>
+    </w:p>
+    <w:p>
+      <w:pPr>
+        <w:pStyle w:val="SourceCode"/>
+      </w:pPr>
+    </w:p>
+    <w:p>
+      <w:pPr>
+        <w:pStyle w:val="SourceCode"/>
+      </w:pPr>
+      <w:r>
+        <w:t xml:space="preserve">    public LookupResult(bool found, string errorDetail, string firstAddress,</w:t>
+      </w:r>
+    </w:p>
+    <w:p>
+      <w:pPr>
+        <w:pStyle w:val="SourceCode"/>
+      </w:pPr>
+      <w:r>
+        <w:t xml:space="preserve">                        List&lt;string&gt; ipv4Addresses, List&lt;string&gt; ipv6Addresses)</w:t>
+      </w:r>
+    </w:p>
+    <w:p>
+      <w:pPr>
+        <w:pStyle w:val="SourceCode"/>
+      </w:pPr>
+      <w:r>
+        <w:t xml:space="preserve">    {</w:t>
+      </w:r>
+    </w:p>
+    <w:p>
+      <w:pPr>
+        <w:pStyle w:val="SourceCode"/>
+      </w:pPr>
+      <w:r>
+        <w:t xml:space="preserve">        this.Found = found;</w:t>
+      </w:r>
+    </w:p>
+    <w:p>
+      <w:pPr>
+        <w:pStyle w:val="SourceCode"/>
+      </w:pPr>
+      <w:r>
+        <w:t xml:space="preserve">        this.ErrorDetail = errorDetail;</w:t>
+      </w:r>
+    </w:p>
+    <w:p>
+      <w:pPr>
+        <w:pStyle w:val="SourceCode"/>
+      </w:pPr>
+      <w:r>
+        <w:t xml:space="preserve">        this.FirstAddress = firstAddress;</w:t>
+      </w:r>
+    </w:p>
+    <w:p>
+      <w:pPr>
+        <w:pStyle w:val="SourceCode"/>
+      </w:pPr>
+      <w:r>
+        <w:t xml:space="preserve">        this.Ipv4Addresses = ipv4Addresses;</w:t>
+      </w:r>
+    </w:p>
+    <w:p>
+      <w:pPr>
+        <w:pStyle w:val="SourceCode"/>
+      </w:pPr>
+      <w:r>
+        <w:t xml:space="preserve">        this.Ipv6Addresses = ipv6Addresses;</w:t>
+      </w:r>
+    </w:p>
+    <w:p>
+      <w:pPr>
+        <w:pStyle w:val="SourceCode"/>
+      </w:pPr>
+      <w:r>
+        <w:t xml:space="preserve">    }</w:t>
+      </w:r>
+    </w:p>
+    <w:p>
+      <w:pPr>
+        <w:pStyle w:val="SourceCode"/>
+      </w:pPr>
+      <w:r>
+        <w:t>}</w:t>
+      </w:r>
+    </w:p>
+    <w:p>
+      <w:pPr>
+        <w:pStyle w:val="SourceCode"/>
+      </w:pPr>
+    </w:p>
+    <w:p>
+      <w:pPr>
+        <w:pStyle w:val="SourceCode"/>
+      </w:pPr>
+      <w:r>
+        <w:t>internal static class AddressLookup</w:t>
+      </w:r>
+    </w:p>
+    <w:p>
+      <w:pPr>
+        <w:pStyle w:val="SourceCode"/>
+      </w:pPr>
+      <w:r>
+        <w:t>{</w:t>
+      </w:r>
+    </w:p>
+    <w:p>
+      <w:pPr>
+        <w:pStyle w:val="SourceCode"/>
+      </w:pPr>
+      <w:r>
+        <w:t xml:space="preserve">    // Looks up hostName with the system resolver: the IPv4 addresses, then</w:t>
+      </w:r>
+    </w:p>
+    <w:p>
+      <w:pPr>
+        <w:pStyle w:val="SourceCode"/>
+      </w:pPr>
+      <w:r>
+        <w:t xml:space="preserve">    // the IPv6 addresses, each sorted with duplicates removed, or the</w:t>
+      </w:r>
+    </w:p>
+    <w:p>
+      <w:pPr>
+        <w:pStyle w:val="SourceCode"/>
+      </w:pPr>
+      <w:r>
+        <w:t xml:space="preserve">    // failure. The caller checks the name with IsValidHostname first.</w:t>
+      </w:r>
+    </w:p>
+    <w:p>
+      <w:pPr>
+        <w:pStyle w:val="SourceCode"/>
+      </w:pPr>
+      <w:r>
+        <w:t xml:space="preserve">    public static LookupResult LookupAddresses(string hostName)</w:t>
+      </w:r>
+    </w:p>
+    <w:p>
+      <w:pPr>
+        <w:pStyle w:val="SourceCode"/>
+      </w:pPr>
+      <w:r>
+        <w:t xml:space="preserve">    {</w:t>
+      </w:r>
+    </w:p>
+    <w:p>
+      <w:pPr>
+        <w:pStyle w:val="SourceCode"/>
+      </w:pPr>
+      <w:r>
+        <w:t xml:space="preserve">        // Dns.GetHostAddresses is the system resolver: it reads the hosts</w:t>
+      </w:r>
+    </w:p>
+    <w:p>
+      <w:pPr>
+        <w:pStyle w:val="SourceCode"/>
+      </w:pPr>
+      <w:r>
+        <w:t xml:space="preserve">        // file, its cache, and the DNS server, and returns every address</w:t>
+      </w:r>
+    </w:p>
+    <w:p>
+      <w:pPr>
+        <w:pStyle w:val="SourceCode"/>
+      </w:pPr>
+      <w:r>
+        <w:t xml:space="preserve">        // the name stands for. A name that is not found throws a</w:t>
+      </w:r>
+    </w:p>
+    <w:p>
+      <w:pPr>
+        <w:pStyle w:val="SourceCode"/>
+      </w:pPr>
+      <w:r>
+        <w:t xml:space="preserve">        // SocketException; SocketErrorCode names the reason, such as</w:t>
+      </w:r>
+    </w:p>
+    <w:p>
+      <w:pPr>
+        <w:pStyle w:val="SourceCode"/>
+      </w:pPr>
+      <w:r>
+        <w:t xml:space="preserve">        // HostNotFound. Remember, answers is declared before the try so it</w:t>
+      </w:r>
+    </w:p>
+    <w:p>
+      <w:pPr>
+        <w:pStyle w:val="SourceCode"/>
+      </w:pPr>
+      <w:r>
+        <w:t xml:space="preserve">        // can be used after it.</w:t>
+      </w:r>
+    </w:p>
+    <w:p>
+      <w:pPr>
+        <w:pStyle w:val="SourceCode"/>
+      </w:pPr>
+      <w:r>
+        <w:t xml:space="preserve">        IPAddress[] answers;</w:t>
+      </w:r>
+    </w:p>
+    <w:p>
+      <w:pPr>
+        <w:pStyle w:val="SourceCode"/>
+      </w:pPr>
+      <w:r>
+        <w:t xml:space="preserve">        try</w:t>
+      </w:r>
+    </w:p>
+    <w:p>
+      <w:pPr>
+        <w:pStyle w:val="SourceCode"/>
+      </w:pPr>
+      <w:r>
+        <w:t xml:space="preserve">        {</w:t>
+      </w:r>
+    </w:p>
+    <w:p>
+      <w:pPr>
+        <w:pStyle w:val="SourceCode"/>
+      </w:pPr>
+      <w:r>
+        <w:t xml:space="preserve">            answers = Dns.GetHostAddresses(hostName);</w:t>
+      </w:r>
+    </w:p>
+    <w:p>
+      <w:pPr>
+        <w:pStyle w:val="SourceCode"/>
+      </w:pPr>
+      <w:r>
+        <w:t xml:space="preserve">        }</w:t>
+      </w:r>
+    </w:p>
+    <w:p>
+      <w:pPr>
+        <w:pStyle w:val="SourceCode"/>
+      </w:pPr>
+      <w:r>
+        <w:t xml:space="preserve">        catch (SocketException error)</w:t>
+      </w:r>
+    </w:p>
+    <w:p>
+      <w:pPr>
+        <w:pStyle w:val="SourceCode"/>
+      </w:pPr>
+      <w:r>
+        <w:t xml:space="preserve">        {</w:t>
+      </w:r>
+    </w:p>
+    <w:p>
+      <w:pPr>
+        <w:pStyle w:val="SourceCode"/>
+      </w:pPr>
+      <w:r>
+        <w:t xml:space="preserve">            return new LookupResult(false, error.SocketErrorCode.ToString(),</w:t>
+      </w:r>
+    </w:p>
+    <w:p>
+      <w:pPr>
+        <w:pStyle w:val="SourceCode"/>
+      </w:pPr>
+      <w:r>
+        <w:t xml:space="preserve">                                    "", new List&lt;string&gt;(), new List&lt;string&gt;());</w:t>
+      </w:r>
+    </w:p>
+    <w:p>
+      <w:pPr>
+        <w:pStyle w:val="SourceCode"/>
+      </w:pPr>
+      <w:r>
+        <w:t xml:space="preserve">        }</w:t>
+      </w:r>
+    </w:p>
+    <w:p>
+      <w:pPr>
+        <w:pStyle w:val="SourceCode"/>
+      </w:pPr>
+    </w:p>
+    <w:p>
+      <w:pPr>
+        <w:pStyle w:val="SourceCode"/>
+      </w:pPr>
+      <w:r>
+        <w:t xml:space="preserve">        List&lt;string&gt; ipv4Addresses = new List&lt;string&gt;();</w:t>
+      </w:r>
+    </w:p>
+    <w:p>
+      <w:pPr>
+        <w:pStyle w:val="SourceCode"/>
+      </w:pPr>
+      <w:r>
+        <w:t xml:space="preserve">        List&lt;string&gt; ipv6Addresses = new List&lt;string&gt;();</w:t>
+      </w:r>
+    </w:p>
+    <w:p>
+      <w:pPr>
+        <w:pStyle w:val="SourceCode"/>
+      </w:pPr>
+      <w:r>
+        <w:t xml:space="preserve">        foreach (IPAddress answer in answers)</w:t>
+      </w:r>
+    </w:p>
+    <w:p>
+      <w:pPr>
+        <w:pStyle w:val="SourceCode"/>
+      </w:pPr>
+      <w:r>
+        <w:t xml:space="preserve">        {</w:t>
+      </w:r>
+    </w:p>
+    <w:p>
+      <w:pPr>
+        <w:pStyle w:val="SourceCode"/>
+      </w:pPr>
+      <w:r>
+        <w:t xml:space="preserve">            // Remember, ToString writes the address as text, and</w:t>
+      </w:r>
+    </w:p>
+    <w:p>
+      <w:pPr>
+        <w:pStyle w:val="SourceCode"/>
+      </w:pPr>
+      <w:r>
+        <w:t xml:space="preserve">            // AddressFamily says which family it is (Lesson 7.1).</w:t>
+      </w:r>
+    </w:p>
+    <w:p>
+      <w:pPr>
+        <w:pStyle w:val="SourceCode"/>
+      </w:pPr>
+      <w:r>
+        <w:t xml:space="preserve">            // Contains asks whether the list already holds the text: the</w:t>
+      </w:r>
+    </w:p>
+    <w:p>
+      <w:pPr>
+        <w:pStyle w:val="SourceCode"/>
+      </w:pPr>
+      <w:r>
+        <w:t xml:space="preserve">            // resolver can give one address more than once, so each is</w:t>
+      </w:r>
+    </w:p>
+    <w:p>
+      <w:pPr>
+        <w:pStyle w:val="SourceCode"/>
+      </w:pPr>
+      <w:r>
+        <w:t xml:space="preserve">            // kept once.</w:t>
+      </w:r>
+    </w:p>
+    <w:p>
+      <w:pPr>
+        <w:pStyle w:val="SourceCode"/>
+      </w:pPr>
+      <w:r>
+        <w:t xml:space="preserve">            string addressText = answer.ToString();</w:t>
+      </w:r>
+    </w:p>
+    <w:p>
+      <w:pPr>
+        <w:pStyle w:val="SourceCode"/>
+      </w:pPr>
+      <w:r>
+        <w:t xml:space="preserve">            if (answer.AddressFamily == AddressFamily.InterNetwork)</w:t>
+      </w:r>
+    </w:p>
+    <w:p>
+      <w:pPr>
+        <w:pStyle w:val="SourceCode"/>
+      </w:pPr>
+      <w:r>
+        <w:t xml:space="preserve">            {</w:t>
+      </w:r>
+    </w:p>
+    <w:p>
+      <w:pPr>
+        <w:pStyle w:val="SourceCode"/>
+      </w:pPr>
+      <w:r>
+        <w:t xml:space="preserve">                if (!ipv4Addresses.Contains(addressText))</w:t>
+      </w:r>
+    </w:p>
+    <w:p>
+      <w:pPr>
+        <w:pStyle w:val="SourceCode"/>
+      </w:pPr>
+      <w:r>
+        <w:t xml:space="preserve">                {</w:t>
+      </w:r>
+    </w:p>
+    <w:p>
+      <w:pPr>
+        <w:pStyle w:val="SourceCode"/>
+      </w:pPr>
+      <w:r>
+        <w:t xml:space="preserve">                    ipv4Addresses.Add(addressText);</w:t>
+      </w:r>
+    </w:p>
+    <w:p>
+      <w:pPr>
+        <w:pStyle w:val="SourceCode"/>
+      </w:pPr>
+      <w:r>
+        <w:t xml:space="preserve">                }</w:t>
+      </w:r>
+    </w:p>
+    <w:p>
+      <w:pPr>
+        <w:pStyle w:val="SourceCode"/>
+      </w:pPr>
+      <w:r>
+        <w:t xml:space="preserve">            }</w:t>
+      </w:r>
+    </w:p>
+    <w:p>
+      <w:pPr>
+        <w:pStyle w:val="SourceCode"/>
+      </w:pPr>
+      <w:r>
+        <w:t xml:space="preserve">            else if (answer.AddressFamily == AddressFamily.InterNetworkV6)</w:t>
+      </w:r>
+    </w:p>
+    <w:p>
+      <w:pPr>
+        <w:pStyle w:val="SourceCode"/>
+      </w:pPr>
+      <w:r>
+        <w:t xml:space="preserve">            {</w:t>
+      </w:r>
+    </w:p>
+    <w:p>
+      <w:pPr>
+        <w:pStyle w:val="SourceCode"/>
+      </w:pPr>
+      <w:r>
+        <w:t xml:space="preserve">                if (!ipv6Addresses.Contains(addressText))</w:t>
+      </w:r>
+    </w:p>
+    <w:p>
+      <w:pPr>
+        <w:pStyle w:val="SourceCode"/>
+      </w:pPr>
+      <w:r>
+        <w:t xml:space="preserve">                {</w:t>
+      </w:r>
+    </w:p>
+    <w:p>
+      <w:pPr>
+        <w:pStyle w:val="SourceCode"/>
+      </w:pPr>
+      <w:r>
+        <w:t xml:space="preserve">                    ipv6Addresses.Add(addressText);</w:t>
+      </w:r>
+    </w:p>
+    <w:p>
+      <w:pPr>
+        <w:pStyle w:val="SourceCode"/>
+      </w:pPr>
+      <w:r>
+        <w:t xml:space="preserve">                }</w:t>
+      </w:r>
+    </w:p>
+    <w:p>
+      <w:pPr>
+        <w:pStyle w:val="SourceCode"/>
+      </w:pPr>
+      <w:r>
+        <w:t xml:space="preserve">            }</w:t>
+      </w:r>
+    </w:p>
+    <w:p>
+      <w:pPr>
+        <w:pStyle w:val="SourceCode"/>
+      </w:pPr>
+      <w:r>
+        <w:t xml:space="preserve">        }</w:t>
+      </w:r>
+    </w:p>
+    <w:p>
+      <w:pPr>
+        <w:pStyle w:val="SourceCode"/>
+      </w:pPr>
+    </w:p>
+    <w:p>
+      <w:pPr>
+        <w:pStyle w:val="SourceCode"/>
+      </w:pPr>
+      <w:r>
+        <w:t xml:space="preserve">        // The first answer is the one a connecting program tries first, so</w:t>
+      </w:r>
+    </w:p>
+    <w:p>
+      <w:pPr>
+        <w:pStyle w:val="SourceCode"/>
+      </w:pPr>
+      <w:r>
+        <w:t xml:space="preserve">        // it is kept before the lists are sorted. Remember, a ? b : c gives</w:t>
+      </w:r>
+    </w:p>
+    <w:p>
+      <w:pPr>
+        <w:pStyle w:val="SourceCode"/>
+      </w:pPr>
+      <w:r>
+        <w:t xml:space="preserve">        // b when a is true, else c. The resolver promises no order, so each</w:t>
+      </w:r>
+    </w:p>
+    <w:p>
+      <w:pPr>
+        <w:pStyle w:val="SourceCode"/>
+      </w:pPr>
+      <w:r>
+        <w:t xml:space="preserve">        // list is sorted as text, the same in every language. Remember,</w:t>
+      </w:r>
+    </w:p>
+    <w:p>
+      <w:pPr>
+        <w:pStyle w:val="SourceCode"/>
+      </w:pPr>
+      <w:r>
+        <w:t xml:space="preserve">        // StringComparer.Ordinal sorts by character code (Lesson 2.7).</w:t>
+      </w:r>
+    </w:p>
+    <w:p>
+      <w:pPr>
+        <w:pStyle w:val="SourceCode"/>
+      </w:pPr>
+      <w:r>
+        <w:t xml:space="preserve">        string firstAddress = answers.Length &gt; 0 ? answers[0].ToString() : "";</w:t>
+      </w:r>
+    </w:p>
+    <w:p>
+      <w:pPr>
+        <w:pStyle w:val="SourceCode"/>
+      </w:pPr>
+      <w:r>
+        <w:t xml:space="preserve">        ipv4Addresses.Sort(StringComparer.Ordinal);</w:t>
+      </w:r>
+    </w:p>
+    <w:p>
+      <w:pPr>
+        <w:pStyle w:val="SourceCode"/>
+      </w:pPr>
+      <w:r>
+        <w:t xml:space="preserve">        ipv6Addresses.Sort(StringComparer.Ordinal);</w:t>
+      </w:r>
+    </w:p>
+    <w:p>
+      <w:pPr>
+        <w:pStyle w:val="SourceCode"/>
+      </w:pPr>
+      <w:r>
+        <w:t xml:space="preserve">        return new LookupResult(true, "", firstAddress, ipv4Addresses,</w:t>
+      </w:r>
+    </w:p>
+    <w:p>
+      <w:pPr>
+        <w:pStyle w:val="SourceCode"/>
+        <w:keepNext/>
+      </w:pPr>
+      <w:r>
+        <w:t xml:space="preserve">                                ipv6Addresses);</w:t>
+      </w:r>
+    </w:p>
+    <w:p>
+      <w:pPr>
+        <w:pStyle w:val="SourceCode"/>
+        <w:keepNext/>
+      </w:pPr>
+      <w:r>
+        <w:t xml:space="preserve">    }</w:t>
+      </w:r>
+    </w:p>
+    <w:p>
+      <w:pPr>
+        <w:pStyle w:val="SourceCode"/>
+      </w:pPr>
+      <w:r>
+        <w:t>}</w:t>
       </w:r>
     </w:p>
     <w:p>
@@ -5315,2377 +8426,33 @@
         <w:pStyle w:val="Heading3"/>
       </w:pPr>
       <w:r>
-        <w:t>cpp/address_lookup.cpp</w:t>
-      </w:r>
-    </w:p>
-    <w:p>
-      <w:pPr>
-        <w:pStyle w:val="SourceCode"/>
-        <w:keepNext/>
-      </w:pPr>
-      <w:r>
-        <w:t>// The address lookup module's functions. Remember, #include adds</w:t>
-      </w:r>
-    </w:p>
-    <w:p>
-      <w:pPr>
-        <w:pStyle w:val="SourceCode"/>
-        <w:keepNext/>
-      </w:pPr>
-      <w:r>
-        <w:t>// declarations: algorithm for std::find and std::sort, string, and vector.</w:t>
-      </w:r>
-    </w:p>
-    <w:p>
-      <w:pPr>
-        <w:pStyle w:val="SourceCode"/>
-      </w:pPr>
-      <w:r>
-        <w:t>// ws2tcpip.h (after winsock2.h) on Windows, and netdb.h with arpa/inet.h</w:t>
-      </w:r>
-    </w:p>
-    <w:p>
-      <w:pPr>
-        <w:pStyle w:val="SourceCode"/>
-      </w:pPr>
-      <w:r>
-        <w:t>// elsewhere, declare getaddrinfo and inet_ntop.</w:t>
-      </w:r>
-    </w:p>
-    <w:p>
-      <w:pPr>
-        <w:pStyle w:val="SourceCode"/>
-      </w:pPr>
-      <w:r>
-        <w:t>#include &lt;algorithm&gt;</w:t>
-      </w:r>
-    </w:p>
-    <w:p>
-      <w:pPr>
-        <w:pStyle w:val="SourceCode"/>
-      </w:pPr>
-      <w:r>
-        <w:t>#include &lt;string&gt;</w:t>
-      </w:r>
-    </w:p>
-    <w:p>
-      <w:pPr>
-        <w:pStyle w:val="SourceCode"/>
-      </w:pPr>
-      <w:r>
-        <w:t>#include &lt;vector&gt;</w:t>
-      </w:r>
-    </w:p>
-    <w:p>
-      <w:pPr>
-        <w:pStyle w:val="SourceCode"/>
-      </w:pPr>
-    </w:p>
-    <w:p>
-      <w:pPr>
-        <w:pStyle w:val="SourceCode"/>
-      </w:pPr>
-      <w:r>
-        <w:t>// Remember, #ifdef _WIN32 picks the Windows lines, and a module includes</w:t>
-      </w:r>
-    </w:p>
-    <w:p>
-      <w:pPr>
-        <w:pStyle w:val="SourceCode"/>
-      </w:pPr>
-      <w:r>
-        <w:t>// its own header.</w:t>
-      </w:r>
-    </w:p>
-    <w:p>
-      <w:pPr>
-        <w:pStyle w:val="SourceCode"/>
-      </w:pPr>
-      <w:r>
-        <w:t>#ifdef _WIN32</w:t>
-      </w:r>
-    </w:p>
-    <w:p>
-      <w:pPr>
-        <w:pStyle w:val="SourceCode"/>
-      </w:pPr>
-      <w:r>
-        <w:t>#include &lt;winsock2.h&gt;</w:t>
-      </w:r>
-    </w:p>
-    <w:p>
-      <w:pPr>
-        <w:pStyle w:val="SourceCode"/>
-      </w:pPr>
-      <w:r>
-        <w:t>#include &lt;ws2tcpip.h&gt;</w:t>
-      </w:r>
-    </w:p>
-    <w:p>
-      <w:pPr>
-        <w:pStyle w:val="SourceCode"/>
-      </w:pPr>
-      <w:r>
-        <w:t>#else</w:t>
-      </w:r>
-    </w:p>
-    <w:p>
-      <w:pPr>
-        <w:pStyle w:val="SourceCode"/>
-      </w:pPr>
-      <w:r>
-        <w:t>#include &lt;arpa/inet.h&gt;</w:t>
-      </w:r>
-    </w:p>
-    <w:p>
-      <w:pPr>
-        <w:pStyle w:val="SourceCode"/>
-      </w:pPr>
-      <w:r>
-        <w:t>#include &lt;netdb.h&gt;</w:t>
-      </w:r>
-    </w:p>
-    <w:p>
-      <w:pPr>
-        <w:pStyle w:val="SourceCode"/>
-      </w:pPr>
-      <w:r>
-        <w:t>#endif</w:t>
-      </w:r>
-    </w:p>
-    <w:p>
-      <w:pPr>
-        <w:pStyle w:val="SourceCode"/>
-      </w:pPr>
-      <w:r>
-        <w:t>#include "address_lookup.h"</w:t>
-      </w:r>
-    </w:p>
-    <w:p>
-      <w:pPr>
-        <w:pStyle w:val="SourceCode"/>
-      </w:pPr>
-    </w:p>
-    <w:p>
-      <w:pPr>
-        <w:pStyle w:val="SourceCode"/>
-      </w:pPr>
-      <w:r>
-        <w:t>// Adds one address to a list unless it is already there. The resolver can</w:t>
-      </w:r>
-    </w:p>
-    <w:p>
-      <w:pPr>
-        <w:pStyle w:val="SourceCode"/>
-      </w:pPr>
-      <w:r>
-        <w:t>// give one address more than once, so each is kept once. std::find looks</w:t>
-      </w:r>
-    </w:p>
-    <w:p>
-      <w:pPr>
-        <w:pStyle w:val="SourceCode"/>
-      </w:pPr>
-      <w:r>
-        <w:t>// for the text from begin() to end() and gives end() when it is not</w:t>
-      </w:r>
-    </w:p>
-    <w:p>
-      <w:pPr>
-        <w:pStyle w:val="SourceCode"/>
-      </w:pPr>
-      <w:r>
-        <w:t>// there. Remember, static keeps the helper private to this file, and &amp;</w:t>
-      </w:r>
-    </w:p>
-    <w:p>
-      <w:pPr>
-        <w:pStyle w:val="SourceCode"/>
-      </w:pPr>
-      <w:r>
-        <w:t>// lets it change the caller's list.</w:t>
-      </w:r>
-    </w:p>
-    <w:p>
-      <w:pPr>
-        <w:pStyle w:val="SourceCode"/>
-      </w:pPr>
-      <w:r>
-        <w:t>static void addUnique(std::vector&lt;std::string&gt; &amp;addresses,</w:t>
-      </w:r>
-    </w:p>
-    <w:p>
-      <w:pPr>
-        <w:pStyle w:val="SourceCode"/>
-      </w:pPr>
-      <w:r>
-        <w:t xml:space="preserve">                      const std::string &amp;addressText) {</w:t>
-      </w:r>
-    </w:p>
-    <w:p>
-      <w:pPr>
-        <w:pStyle w:val="SourceCode"/>
-      </w:pPr>
-      <w:r>
-        <w:t xml:space="preserve">    if (std::find(addresses.begin(), addresses.end(), addressText) ==</w:t>
-      </w:r>
-    </w:p>
-    <w:p>
-      <w:pPr>
-        <w:pStyle w:val="SourceCode"/>
-      </w:pPr>
-      <w:r>
-        <w:t xml:space="preserve">        addresses.end()) {</w:t>
-      </w:r>
-    </w:p>
-    <w:p>
-      <w:pPr>
-        <w:pStyle w:val="SourceCode"/>
-      </w:pPr>
-      <w:r>
-        <w:t xml:space="preserve">        addresses.push_back(addressText);</w:t>
-      </w:r>
-    </w:p>
-    <w:p>
-      <w:pPr>
-        <w:pStyle w:val="SourceCode"/>
-      </w:pPr>
-      <w:r>
-        <w:t xml:space="preserve">    }</w:t>
-      </w:r>
-    </w:p>
-    <w:p>
-      <w:pPr>
-        <w:pStyle w:val="SourceCode"/>
-      </w:pPr>
-      <w:r>
-        <w:t>}</w:t>
-      </w:r>
-    </w:p>
-    <w:p>
-      <w:pPr>
-        <w:pStyle w:val="SourceCode"/>
-      </w:pPr>
-    </w:p>
-    <w:p>
-      <w:pPr>
-        <w:pStyle w:val="SourceCode"/>
-      </w:pPr>
-      <w:r>
-        <w:t>// Declared, with what it returns, in address_lookup.h.</w:t>
-      </w:r>
-    </w:p>
-    <w:p>
-      <w:pPr>
-        <w:pStyle w:val="SourceCode"/>
-      </w:pPr>
-      <w:r>
-        <w:t>LookupResult lookupAddresses(const std::string &amp;hostName) {</w:t>
-      </w:r>
-    </w:p>
-    <w:p>
-      <w:pPr>
-        <w:pStyle w:val="SourceCode"/>
-      </w:pPr>
-      <w:r>
-        <w:t xml:space="preserve">    LookupResult lookupResult;</w:t>
-      </w:r>
-    </w:p>
-    <w:p>
-      <w:pPr>
-        <w:pStyle w:val="SourceCode"/>
-      </w:pPr>
-    </w:p>
-    <w:p>
-      <w:pPr>
-        <w:pStyle w:val="SourceCode"/>
-      </w:pPr>
-      <w:r>
-        <w:t>#ifdef _WIN32</w:t>
-      </w:r>
-    </w:p>
-    <w:p>
-      <w:pPr>
-        <w:pStyle w:val="SourceCode"/>
-      </w:pPr>
-      <w:r>
-        <w:t xml:space="preserve">    // Windows' network library must be started before a lookup, and</w:t>
-      </w:r>
-    </w:p>
-    <w:p>
-      <w:pPr>
-        <w:pStyle w:val="SourceCode"/>
-      </w:pPr>
-      <w:r>
-        <w:t xml:space="preserve">    // stopped after it. WSAStartup asks for version 2.2 and returns 0 when</w:t>
-      </w:r>
-    </w:p>
-    <w:p>
-      <w:pPr>
-        <w:pStyle w:val="SourceCode"/>
-      </w:pPr>
-      <w:r>
-        <w:t xml:space="preserve">    // it works. Lesson 7.1's inet_pton only read text, so it needed none.</w:t>
-      </w:r>
-    </w:p>
-    <w:p>
-      <w:pPr>
-        <w:pStyle w:val="SourceCode"/>
-      </w:pPr>
-      <w:r>
-        <w:t xml:space="preserve">    WSADATA winsockData;</w:t>
-      </w:r>
-    </w:p>
-    <w:p>
-      <w:pPr>
-        <w:pStyle w:val="SourceCode"/>
-      </w:pPr>
-      <w:r>
-        <w:t xml:space="preserve">    if (WSAStartup(MAKEWORD(2, 2), &amp;winsockData) != 0) {</w:t>
-      </w:r>
-    </w:p>
-    <w:p>
-      <w:pPr>
-        <w:pStyle w:val="SourceCode"/>
-      </w:pPr>
-      <w:r>
-        <w:t xml:space="preserve">        lookupResult.errorDetail = "WSAStartup failed";</w:t>
-      </w:r>
-    </w:p>
-    <w:p>
-      <w:pPr>
-        <w:pStyle w:val="SourceCode"/>
-      </w:pPr>
-      <w:r>
-        <w:t xml:space="preserve">        return lookupResult;</w:t>
-      </w:r>
-    </w:p>
-    <w:p>
-      <w:pPr>
-        <w:pStyle w:val="SourceCode"/>
-      </w:pPr>
-      <w:r>
-        <w:t xml:space="preserve">    }</w:t>
-      </w:r>
-    </w:p>
-    <w:p>
-      <w:pPr>
-        <w:pStyle w:val="SourceCode"/>
-      </w:pPr>
-      <w:r>
-        <w:t>#endif</w:t>
-      </w:r>
-    </w:p>
-    <w:p>
-      <w:pPr>
-        <w:pStyle w:val="SourceCode"/>
-      </w:pPr>
-    </w:p>
-    <w:p>
-      <w:pPr>
-        <w:pStyle w:val="SourceCode"/>
-      </w:pPr>
-      <w:r>
-        <w:t xml:space="preserve">    // hints says what kind of answers to give back. {} starts every field</w:t>
-      </w:r>
-    </w:p>
-    <w:p>
-      <w:pPr>
-        <w:pStyle w:val="SourceCode"/>
-      </w:pPr>
-      <w:r>
-        <w:t xml:space="preserve">    // at zero. AF_UNSPEC asks for both families, IPv4 and IPv6.</w:t>
-      </w:r>
-    </w:p>
-    <w:p>
-      <w:pPr>
-        <w:pStyle w:val="SourceCode"/>
-      </w:pPr>
-      <w:r>
-        <w:t xml:space="preserve">    // SOCK_STREAM asks for the addresses a connection would use (Lesson</w:t>
-      </w:r>
-    </w:p>
-    <w:p>
-      <w:pPr>
-        <w:pStyle w:val="SourceCode"/>
-      </w:pPr>
-      <w:r>
-        <w:t xml:space="preserve">    // 7.10), so each address comes once per family instead of once for</w:t>
-      </w:r>
-    </w:p>
-    <w:p>
-      <w:pPr>
-        <w:pStyle w:val="SourceCode"/>
-      </w:pPr>
-      <w:r>
-        <w:t xml:space="preserve">    // each kind of socket.</w:t>
-      </w:r>
-    </w:p>
-    <w:p>
-      <w:pPr>
-        <w:pStyle w:val="SourceCode"/>
-      </w:pPr>
-      <w:r>
-        <w:t xml:space="preserve">    addrinfo hints{};</w:t>
-      </w:r>
-    </w:p>
-    <w:p>
-      <w:pPr>
-        <w:pStyle w:val="SourceCode"/>
-      </w:pPr>
-      <w:r>
-        <w:t xml:space="preserve">    hints.ai_family = AF_UNSPEC;</w:t>
-      </w:r>
-    </w:p>
-    <w:p>
-      <w:pPr>
-        <w:pStyle w:val="SourceCode"/>
-      </w:pPr>
-      <w:r>
-        <w:t xml:space="preserve">    hints.ai_socktype = SOCK_STREAM;</w:t>
-      </w:r>
-    </w:p>
-    <w:p>
-      <w:pPr>
-        <w:pStyle w:val="SourceCode"/>
-      </w:pPr>
-    </w:p>
-    <w:p>
-      <w:pPr>
-        <w:pStyle w:val="SourceCode"/>
-      </w:pPr>
-      <w:r>
-        <w:t xml:space="preserve">    // getaddrinfo is the system resolver: it reads the hosts file, its</w:t>
-      </w:r>
-    </w:p>
-    <w:p>
-      <w:pPr>
-        <w:pStyle w:val="SourceCode"/>
-      </w:pPr>
-      <w:r>
-        <w:t xml:space="preserve">    // cache, and the DNS server, and fills answers with a chain of records,</w:t>
-      </w:r>
-    </w:p>
-    <w:p>
-      <w:pPr>
-        <w:pStyle w:val="SourceCode"/>
-      </w:pPr>
-      <w:r>
-        <w:t xml:space="preserve">    // one per address. nullptr means no port. It returns 0 when it found</w:t>
-      </w:r>
-    </w:p>
-    <w:p>
-      <w:pPr>
-        <w:pStyle w:val="SourceCode"/>
-      </w:pPr>
-      <w:r>
-        <w:t xml:space="preserve">    // the name, and an error code otherwise. c_str() gives the C text it</w:t>
-      </w:r>
-    </w:p>
-    <w:p>
-      <w:pPr>
-        <w:pStyle w:val="SourceCode"/>
-      </w:pPr>
-      <w:r>
-        <w:t xml:space="preserve">    // needs.</w:t>
-      </w:r>
-    </w:p>
-    <w:p>
-      <w:pPr>
-        <w:pStyle w:val="SourceCode"/>
-      </w:pPr>
-      <w:r>
-        <w:t xml:space="preserve">    addrinfo *answers = nullptr;</w:t>
-      </w:r>
-    </w:p>
-    <w:p>
-      <w:pPr>
-        <w:pStyle w:val="SourceCode"/>
-      </w:pPr>
-      <w:r>
-        <w:t xml:space="preserve">    int code = getaddrinfo(hostName.c_str(), nullptr, &amp;hints, &amp;answers);</w:t>
-      </w:r>
-    </w:p>
-    <w:p>
-      <w:pPr>
-        <w:pStyle w:val="SourceCode"/>
-      </w:pPr>
-      <w:r>
-        <w:t xml:space="preserve">    if (code != 0) {</w:t>
-      </w:r>
-    </w:p>
-    <w:p>
-      <w:pPr>
-        <w:pStyle w:val="SourceCode"/>
-      </w:pPr>
-      <w:r>
-        <w:t xml:space="preserve">        lookupResult.errorDetail = std::to_string(code);</w:t>
-      </w:r>
-    </w:p>
-    <w:p>
-      <w:pPr>
-        <w:pStyle w:val="SourceCode"/>
-      </w:pPr>
-      <w:r>
-        <w:t xml:space="preserve">    } else {</w:t>
-      </w:r>
-    </w:p>
-    <w:p>
-      <w:pPr>
-        <w:pStyle w:val="SourceCode"/>
-      </w:pPr>
-      <w:r>
-        <w:t xml:space="preserve">        lookupResult.found = true;</w:t>
-      </w:r>
-    </w:p>
-    <w:p>
-      <w:pPr>
-        <w:pStyle w:val="SourceCode"/>
-      </w:pPr>
-      <w:r>
-        <w:t xml:space="preserve">        // Remember, each record holds the next one's location, and the</w:t>
-      </w:r>
-    </w:p>
-    <w:p>
-      <w:pPr>
-        <w:pStyle w:val="SourceCode"/>
-      </w:pPr>
-      <w:r>
-        <w:t xml:space="preserve">        // chain ends at nullptr (Lesson 2.16).</w:t>
-      </w:r>
-    </w:p>
-    <w:p>
-      <w:pPr>
-        <w:pStyle w:val="SourceCode"/>
-      </w:pPr>
-      <w:r>
-        <w:t xml:space="preserve">        for (addrinfo *answer = answers; answer != nullptr;</w:t>
-      </w:r>
-    </w:p>
-    <w:p>
-      <w:pPr>
-        <w:pStyle w:val="SourceCode"/>
-      </w:pPr>
-      <w:r>
-        <w:t xml:space="preserve">             answer = answer-&gt;ai_next) {</w:t>
-      </w:r>
-    </w:p>
-    <w:p>
-      <w:pPr>
-        <w:pStyle w:val="SourceCode"/>
-      </w:pPr>
-      <w:r>
-        <w:t xml:space="preserve">            char addressText[INET6_ADDRSTRLEN] = "";</w:t>
-      </w:r>
-    </w:p>
-    <w:p>
-      <w:pPr>
-        <w:pStyle w:val="SourceCode"/>
-      </w:pPr>
-      <w:r>
-        <w:t xml:space="preserve">            // Remember, check the family, then cast the general address</w:t>
-      </w:r>
-    </w:p>
-    <w:p>
-      <w:pPr>
-        <w:pStyle w:val="SourceCode"/>
-      </w:pPr>
-      <w:r>
-        <w:t xml:space="preserve">            // record to that family's record; inet_ntop writes the address</w:t>
-      </w:r>
-    </w:p>
-    <w:p>
-      <w:pPr>
-        <w:pStyle w:val="SourceCode"/>
-      </w:pPr>
-      <w:r>
-        <w:t xml:space="preserve">            // as text (Lesson 2.16).</w:t>
-      </w:r>
-    </w:p>
-    <w:p>
-      <w:pPr>
-        <w:pStyle w:val="SourceCode"/>
-      </w:pPr>
-      <w:r>
-        <w:t xml:space="preserve">            if (answer-&gt;ai_family == AF_INET) {</w:t>
-      </w:r>
-    </w:p>
-    <w:p>
-      <w:pPr>
-        <w:pStyle w:val="SourceCode"/>
-      </w:pPr>
-      <w:r>
-        <w:t xml:space="preserve">                sockaddr_in *ipv4Record = (sockaddr_in *)answer-&gt;ai_addr;</w:t>
-      </w:r>
-    </w:p>
-    <w:p>
-      <w:pPr>
-        <w:pStyle w:val="SourceCode"/>
-      </w:pPr>
-      <w:r>
-        <w:t xml:space="preserve">                inet_ntop(AF_INET, &amp;ipv4Record-&gt;sin_addr, addressText,</w:t>
-      </w:r>
-    </w:p>
-    <w:p>
-      <w:pPr>
-        <w:pStyle w:val="SourceCode"/>
-      </w:pPr>
-      <w:r>
-        <w:t xml:space="preserve">                          sizeof addressText);</w:t>
-      </w:r>
-    </w:p>
-    <w:p>
-      <w:pPr>
-        <w:pStyle w:val="SourceCode"/>
-      </w:pPr>
-      <w:r>
-        <w:t xml:space="preserve">                addUnique(lookupResult.ipv4Addresses, addressText);</w:t>
-      </w:r>
-    </w:p>
-    <w:p>
-      <w:pPr>
-        <w:pStyle w:val="SourceCode"/>
-      </w:pPr>
-      <w:r>
-        <w:t xml:space="preserve">            } else if (answer-&gt;ai_family == AF_INET6) {</w:t>
-      </w:r>
-    </w:p>
-    <w:p>
-      <w:pPr>
-        <w:pStyle w:val="SourceCode"/>
-      </w:pPr>
-      <w:r>
-        <w:t xml:space="preserve">                sockaddr_in6 *ipv6Record = (sockaddr_in6 *)answer-&gt;ai_addr;</w:t>
-      </w:r>
-    </w:p>
-    <w:p>
-      <w:pPr>
-        <w:pStyle w:val="SourceCode"/>
-      </w:pPr>
-      <w:r>
-        <w:t xml:space="preserve">                inet_ntop(AF_INET6, &amp;ipv6Record-&gt;sin6_addr, addressText,</w:t>
-      </w:r>
-    </w:p>
-    <w:p>
-      <w:pPr>
-        <w:pStyle w:val="SourceCode"/>
-      </w:pPr>
-      <w:r>
-        <w:t xml:space="preserve">                          sizeof addressText);</w:t>
-      </w:r>
-    </w:p>
-    <w:p>
-      <w:pPr>
-        <w:pStyle w:val="SourceCode"/>
-      </w:pPr>
-      <w:r>
-        <w:t xml:space="preserve">                addUnique(lookupResult.ipv6Addresses, addressText);</w:t>
-      </w:r>
-    </w:p>
-    <w:p>
-      <w:pPr>
-        <w:pStyle w:val="SourceCode"/>
-      </w:pPr>
-      <w:r>
-        <w:t xml:space="preserve">            }</w:t>
-      </w:r>
-    </w:p>
-    <w:p>
-      <w:pPr>
-        <w:pStyle w:val="SourceCode"/>
-      </w:pPr>
-      <w:r>
-        <w:t xml:space="preserve">            // The first answer is the one a connecting program tries</w:t>
-      </w:r>
-    </w:p>
-    <w:p>
-      <w:pPr>
-        <w:pStyle w:val="SourceCode"/>
-      </w:pPr>
-      <w:r>
-        <w:t xml:space="preserve">            // first, so it is kept before the lists are sorted.</w:t>
-      </w:r>
-    </w:p>
-    <w:p>
-      <w:pPr>
-        <w:pStyle w:val="SourceCode"/>
-      </w:pPr>
-      <w:r>
-        <w:t xml:space="preserve">            if (lookupResult.firstAddress.empty()) {</w:t>
-      </w:r>
-    </w:p>
-    <w:p>
-      <w:pPr>
-        <w:pStyle w:val="SourceCode"/>
-      </w:pPr>
-      <w:r>
-        <w:t xml:space="preserve">                lookupResult.firstAddress = addressText;</w:t>
-      </w:r>
-    </w:p>
-    <w:p>
-      <w:pPr>
-        <w:pStyle w:val="SourceCode"/>
-      </w:pPr>
-      <w:r>
-        <w:t xml:space="preserve">            }</w:t>
-      </w:r>
-    </w:p>
-    <w:p>
-      <w:pPr>
-        <w:pStyle w:val="SourceCode"/>
-      </w:pPr>
-      <w:r>
-        <w:t xml:space="preserve">        }</w:t>
-      </w:r>
-    </w:p>
-    <w:p>
-      <w:pPr>
-        <w:pStyle w:val="SourceCode"/>
-      </w:pPr>
-      <w:r>
-        <w:t xml:space="preserve">        // getaddrinfo made the chain, so freeaddrinfo gives its memory</w:t>
-      </w:r>
-    </w:p>
-    <w:p>
-      <w:pPr>
-        <w:pStyle w:val="SourceCode"/>
-      </w:pPr>
-      <w:r>
-        <w:t xml:space="preserve">        // back.</w:t>
-      </w:r>
-    </w:p>
-    <w:p>
-      <w:pPr>
-        <w:pStyle w:val="SourceCode"/>
-      </w:pPr>
-      <w:r>
-        <w:t xml:space="preserve">        freeaddrinfo(answers);</w:t>
-      </w:r>
-    </w:p>
-    <w:p>
-      <w:pPr>
-        <w:pStyle w:val="SourceCode"/>
-      </w:pPr>
-    </w:p>
-    <w:p>
-      <w:pPr>
-        <w:pStyle w:val="SourceCode"/>
-      </w:pPr>
-      <w:r>
-        <w:t xml:space="preserve">        // The resolver promises no order, so each list is sorted as text,</w:t>
-      </w:r>
-    </w:p>
-    <w:p>
-      <w:pPr>
-        <w:pStyle w:val="SourceCode"/>
-      </w:pPr>
-      <w:r>
-        <w:t xml:space="preserve">        // the same way in every language (Lesson 2.7's std::sort).</w:t>
-      </w:r>
-    </w:p>
-    <w:p>
-      <w:pPr>
-        <w:pStyle w:val="SourceCode"/>
-      </w:pPr>
-      <w:r>
-        <w:t xml:space="preserve">        std::sort(lookupResult.ipv4Addresses.begin(),</w:t>
-      </w:r>
-    </w:p>
-    <w:p>
-      <w:pPr>
-        <w:pStyle w:val="SourceCode"/>
-      </w:pPr>
-      <w:r>
-        <w:t xml:space="preserve">                  lookupResult.ipv4Addresses.end());</w:t>
-      </w:r>
-    </w:p>
-    <w:p>
-      <w:pPr>
-        <w:pStyle w:val="SourceCode"/>
-      </w:pPr>
-      <w:r>
-        <w:t xml:space="preserve">        std::sort(lookupResult.ipv6Addresses.begin(),</w:t>
-      </w:r>
-    </w:p>
-    <w:p>
-      <w:pPr>
-        <w:pStyle w:val="SourceCode"/>
-      </w:pPr>
-      <w:r>
-        <w:t xml:space="preserve">                  lookupResult.ipv6Addresses.end());</w:t>
-      </w:r>
-    </w:p>
-    <w:p>
-      <w:pPr>
-        <w:pStyle w:val="SourceCode"/>
-      </w:pPr>
-      <w:r>
-        <w:t xml:space="preserve">    }</w:t>
-      </w:r>
-    </w:p>
-    <w:p>
-      <w:pPr>
-        <w:pStyle w:val="SourceCode"/>
-      </w:pPr>
-    </w:p>
-    <w:p>
-      <w:pPr>
-        <w:pStyle w:val="SourceCode"/>
-      </w:pPr>
-      <w:r>
-        <w:t>#ifdef _WIN32</w:t>
-      </w:r>
-    </w:p>
-    <w:p>
-      <w:pPr>
-        <w:pStyle w:val="SourceCode"/>
-      </w:pPr>
-      <w:r>
-        <w:t xml:space="preserve">    // Stops Windows' network library, as every WSAStartup needs.</w:t>
-      </w:r>
-    </w:p>
-    <w:p>
-      <w:pPr>
-        <w:pStyle w:val="SourceCode"/>
-      </w:pPr>
-      <w:r>
-        <w:t xml:space="preserve">    WSACleanup();</w:t>
-      </w:r>
-    </w:p>
-    <w:p>
-      <w:pPr>
-        <w:pStyle w:val="SourceCode"/>
-        <w:keepNext/>
-      </w:pPr>
-      <w:r>
-        <w:t>#endif</w:t>
-      </w:r>
-    </w:p>
-    <w:p>
-      <w:pPr>
-        <w:pStyle w:val="SourceCode"/>
-        <w:keepNext/>
-      </w:pPr>
-      <w:r>
-        <w:t xml:space="preserve">    return lookupResult;</w:t>
-      </w:r>
-    </w:p>
-    <w:p>
-      <w:pPr>
-        <w:pStyle w:val="SourceCode"/>
-      </w:pPr>
-      <w:r>
-        <w:t>}</w:t>
-      </w:r>
-    </w:p>
-    <w:p>
-      <w:pPr>
-        <w:keepNext/>
-      </w:pPr>
-    </w:p>
-    <w:p>
-      <w:pPr>
-        <w:pStyle w:val="Heading3"/>
-      </w:pPr>
-      <w:r>
-        <w:t>cpp/basic_dns_lookups.cpp</w:t>
-      </w:r>
-    </w:p>
-    <w:p>
-      <w:pPr>
-        <w:pStyle w:val="SourceCode"/>
-        <w:keepNext/>
-      </w:pPr>
-      <w:r>
-        <w:t>// Remember, #include adds declarations: iostream for std::cout and</w:t>
-      </w:r>
-    </w:p>
-    <w:p>
-      <w:pPr>
-        <w:pStyle w:val="SourceCode"/>
-        <w:keepNext/>
-      </w:pPr>
-      <w:r>
-        <w:t>// std::cerr, string, vector, and the two modules for isValidHostname</w:t>
-      </w:r>
-    </w:p>
-    <w:p>
-      <w:pPr>
-        <w:pStyle w:val="SourceCode"/>
-      </w:pPr>
-      <w:r>
-        <w:t>// (Lesson 7.2) and lookupAddresses.</w:t>
-      </w:r>
-    </w:p>
-    <w:p>
-      <w:pPr>
-        <w:pStyle w:val="SourceCode"/>
-      </w:pPr>
-      <w:r>
-        <w:t>#include &lt;iostream&gt;</w:t>
-      </w:r>
-    </w:p>
-    <w:p>
-      <w:pPr>
-        <w:pStyle w:val="SourceCode"/>
-      </w:pPr>
-      <w:r>
-        <w:t>#include &lt;string&gt;</w:t>
-      </w:r>
-    </w:p>
-    <w:p>
-      <w:pPr>
-        <w:pStyle w:val="SourceCode"/>
-      </w:pPr>
-      <w:r>
-        <w:t>#include &lt;vector&gt;</w:t>
-      </w:r>
-    </w:p>
-    <w:p>
-      <w:pPr>
-        <w:pStyle w:val="SourceCode"/>
-      </w:pPr>
-    </w:p>
-    <w:p>
-      <w:pPr>
-        <w:pStyle w:val="SourceCode"/>
-      </w:pPr>
-      <w:r>
-        <w:t>// Remember, quotes find a header in the program's own folder.</w:t>
-      </w:r>
-    </w:p>
-    <w:p>
-      <w:pPr>
-        <w:pStyle w:val="SourceCode"/>
-      </w:pPr>
-      <w:r>
-        <w:t>#include "address_lookup.h"</w:t>
-      </w:r>
-    </w:p>
-    <w:p>
-      <w:pPr>
-        <w:pStyle w:val="SourceCode"/>
-      </w:pPr>
-      <w:r>
-        <w:t>#include "host_names.h"</w:t>
-      </w:r>
-    </w:p>
-    <w:p>
-      <w:pPr>
-        <w:pStyle w:val="SourceCode"/>
-      </w:pPr>
-    </w:p>
-    <w:p>
-      <w:pPr>
-        <w:pStyle w:val="SourceCode"/>
-      </w:pPr>
-      <w:r>
-        <w:t>// Prints one family's line: its addresses joined by commas, or none</w:t>
-      </w:r>
-    </w:p>
-    <w:p>
-      <w:pPr>
-        <w:pStyle w:val="SourceCode"/>
-      </w:pPr>
-      <w:r>
-        <w:t>// returned when the resolver gave none of that family.</w:t>
-      </w:r>
-    </w:p>
-    <w:p>
-      <w:pPr>
-        <w:pStyle w:val="SourceCode"/>
-      </w:pPr>
-      <w:r>
-        <w:t>static void printFamily(const std::string &amp;family,</w:t>
-      </w:r>
-    </w:p>
-    <w:p>
-      <w:pPr>
-        <w:pStyle w:val="SourceCode"/>
-      </w:pPr>
-      <w:r>
-        <w:t xml:space="preserve">                        const std::vector&lt;std::string&gt; &amp;addresses) {</w:t>
-      </w:r>
-    </w:p>
-    <w:p>
-      <w:pPr>
-        <w:pStyle w:val="SourceCode"/>
-      </w:pPr>
-      <w:r>
-        <w:t xml:space="preserve">    std::cout &lt;&lt; "  " &lt;&lt; family &lt;&lt; ": ";</w:t>
-      </w:r>
-    </w:p>
-    <w:p>
-      <w:pPr>
-        <w:pStyle w:val="SourceCode"/>
-      </w:pPr>
-      <w:r>
-        <w:t xml:space="preserve">    if (addresses.empty()) {</w:t>
-      </w:r>
-    </w:p>
-    <w:p>
-      <w:pPr>
-        <w:pStyle w:val="SourceCode"/>
-      </w:pPr>
-      <w:r>
-        <w:t xml:space="preserve">        std::cout &lt;&lt; "none returned";</w:t>
-      </w:r>
-    </w:p>
-    <w:p>
-      <w:pPr>
-        <w:pStyle w:val="SourceCode"/>
-      </w:pPr>
-      <w:r>
-        <w:t xml:space="preserve">    }</w:t>
-      </w:r>
-    </w:p>
-    <w:p>
-      <w:pPr>
-        <w:pStyle w:val="SourceCode"/>
-      </w:pPr>
-      <w:r>
-        <w:t xml:space="preserve">    for (std::size_t index = 0; index &lt; addresses.size(); index++) {</w:t>
-      </w:r>
-    </w:p>
-    <w:p>
-      <w:pPr>
-        <w:pStyle w:val="SourceCode"/>
-      </w:pPr>
-      <w:r>
-        <w:t xml:space="preserve">        // A comma goes before every address but the first.</w:t>
-      </w:r>
-    </w:p>
-    <w:p>
-      <w:pPr>
-        <w:pStyle w:val="SourceCode"/>
-      </w:pPr>
-      <w:r>
-        <w:t xml:space="preserve">        if (index &gt; 0) {</w:t>
-      </w:r>
-    </w:p>
-    <w:p>
-      <w:pPr>
-        <w:pStyle w:val="SourceCode"/>
-      </w:pPr>
-      <w:r>
-        <w:t xml:space="preserve">            std::cout &lt;&lt; ", ";</w:t>
-      </w:r>
-    </w:p>
-    <w:p>
-      <w:pPr>
-        <w:pStyle w:val="SourceCode"/>
-      </w:pPr>
-      <w:r>
-        <w:t xml:space="preserve">        }</w:t>
-      </w:r>
-    </w:p>
-    <w:p>
-      <w:pPr>
-        <w:pStyle w:val="SourceCode"/>
-      </w:pPr>
-      <w:r>
-        <w:t xml:space="preserve">        std::cout &lt;&lt; addresses[index];</w:t>
-      </w:r>
-    </w:p>
-    <w:p>
-      <w:pPr>
-        <w:pStyle w:val="SourceCode"/>
-      </w:pPr>
-      <w:r>
-        <w:t xml:space="preserve">    }</w:t>
-      </w:r>
-    </w:p>
-    <w:p>
-      <w:pPr>
-        <w:pStyle w:val="SourceCode"/>
-      </w:pPr>
-      <w:r>
-        <w:t xml:space="preserve">    std::cout &lt;&lt; '\n';</w:t>
-      </w:r>
-    </w:p>
-    <w:p>
-      <w:pPr>
-        <w:pStyle w:val="SourceCode"/>
-      </w:pPr>
-      <w:r>
-        <w:t>}</w:t>
-      </w:r>
-    </w:p>
-    <w:p>
-      <w:pPr>
-        <w:pStyle w:val="SourceCode"/>
-      </w:pPr>
-    </w:p>
-    <w:p>
-      <w:pPr>
-        <w:pStyle w:val="SourceCode"/>
-      </w:pPr>
-      <w:r>
-        <w:t>// Remember, main starts the program; 0 = success, 1 = failure.</w:t>
-      </w:r>
-    </w:p>
-    <w:p>
-      <w:pPr>
-        <w:pStyle w:val="SourceCode"/>
-      </w:pPr>
-      <w:r>
-        <w:t>int main() {</w:t>
-      </w:r>
-    </w:p>
-    <w:p>
-      <w:pPr>
-        <w:pStyle w:val="SourceCode"/>
-      </w:pPr>
-      <w:r>
-        <w:t xml:space="preserve">    // localhost is this computer; one.one.one.one is a public name whose</w:t>
-      </w:r>
-    </w:p>
-    <w:p>
-      <w:pPr>
-        <w:pStyle w:val="SourceCode"/>
-      </w:pPr>
-      <w:r>
-        <w:t xml:space="preserve">    // addresses do not change; a name ending in .invalid is never found</w:t>
-      </w:r>
-    </w:p>
-    <w:p>
-      <w:pPr>
-        <w:pStyle w:val="SourceCode"/>
-      </w:pPr>
-      <w:r>
-        <w:t xml:space="preserve">    // (RFC 6761).</w:t>
-      </w:r>
-    </w:p>
-    <w:p>
-      <w:pPr>
-        <w:pStyle w:val="SourceCode"/>
-      </w:pPr>
-      <w:r>
-        <w:t xml:space="preserve">    const std::vector&lt;std::string&gt; hostNames = {</w:t>
-      </w:r>
-    </w:p>
-    <w:p>
-      <w:pPr>
-        <w:pStyle w:val="SourceCode"/>
-      </w:pPr>
-      <w:r>
-        <w:t xml:space="preserve">        "localhost", "one.one.one.one", "no-such-host.invalid",</w:t>
-      </w:r>
-    </w:p>
-    <w:p>
-      <w:pPr>
-        <w:pStyle w:val="SourceCode"/>
-      </w:pPr>
-      <w:r>
-        <w:t xml:space="preserve">    };</w:t>
-      </w:r>
-    </w:p>
-    <w:p>
-      <w:pPr>
-        <w:pStyle w:val="SourceCode"/>
-      </w:pPr>
-    </w:p>
-    <w:p>
-      <w:pPr>
-        <w:pStyle w:val="SourceCode"/>
-      </w:pPr>
-      <w:r>
-        <w:t xml:space="preserve">    for (const std::string &amp;hostName : hostNames) {</w:t>
-      </w:r>
-    </w:p>
-    <w:p>
-      <w:pPr>
-        <w:pStyle w:val="SourceCode"/>
-      </w:pPr>
-      <w:r>
-        <w:t xml:space="preserve">        std::cout &lt;&lt; hostName &lt;&lt; '\n';</w:t>
-      </w:r>
-    </w:p>
-    <w:p>
-      <w:pPr>
-        <w:pStyle w:val="SourceCode"/>
-      </w:pPr>
-      <w:r>
-        <w:t xml:space="preserve">        // Remember, check the name's shape before it goes anywhere</w:t>
-      </w:r>
-    </w:p>
-    <w:p>
-      <w:pPr>
-        <w:pStyle w:val="SourceCode"/>
-      </w:pPr>
-      <w:r>
-        <w:t xml:space="preserve">        // (Lesson 7.2).</w:t>
-      </w:r>
-    </w:p>
-    <w:p>
-      <w:pPr>
-        <w:pStyle w:val="SourceCode"/>
-      </w:pPr>
-      <w:r>
-        <w:t xml:space="preserve">        if (!isValidHostname(hostName)) {</w:t>
-      </w:r>
-    </w:p>
-    <w:p>
-      <w:pPr>
-        <w:pStyle w:val="SourceCode"/>
-      </w:pPr>
-      <w:r>
-        <w:t xml:space="preserve">            std::cerr &lt;&lt; "Error: " &lt;&lt; hostName &lt;&lt; " is not a host name\n";</w:t>
-      </w:r>
-    </w:p>
-    <w:p>
-      <w:pPr>
-        <w:pStyle w:val="SourceCode"/>
-      </w:pPr>
-      <w:r>
-        <w:t xml:space="preserve">            continue;</w:t>
-      </w:r>
-    </w:p>
-    <w:p>
-      <w:pPr>
-        <w:pStyle w:val="SourceCode"/>
-      </w:pPr>
-      <w:r>
-        <w:t xml:space="preserve">        }</w:t>
-      </w:r>
-    </w:p>
-    <w:p>
-      <w:pPr>
-        <w:pStyle w:val="SourceCode"/>
-      </w:pPr>
-      <w:r>
-        <w:t xml:space="preserve">        LookupResult lookupResult = lookupAddresses(hostName);</w:t>
-      </w:r>
-    </w:p>
-    <w:p>
-      <w:pPr>
-        <w:pStyle w:val="SourceCode"/>
-      </w:pPr>
-      <w:r>
-        <w:t xml:space="preserve">        if (!lookupResult.found) {</w:t>
-      </w:r>
-    </w:p>
-    <w:p>
-      <w:pPr>
-        <w:pStyle w:val="SourceCode"/>
-      </w:pPr>
-      <w:r>
-        <w:t xml:space="preserve">            // A name that is not found is an outcome, not a crash: the</w:t>
-      </w:r>
-    </w:p>
-    <w:p>
-      <w:pPr>
-        <w:pStyle w:val="SourceCode"/>
-      </w:pPr>
-      <w:r>
-        <w:t xml:space="preserve">            // program says so on the error stream and goes on.</w:t>
-      </w:r>
-    </w:p>
-    <w:p>
-      <w:pPr>
-        <w:pStyle w:val="SourceCode"/>
-      </w:pPr>
-      <w:r>
-        <w:t xml:space="preserve">            std::cerr &lt;&lt; "Error: " &lt;&lt; hostName &lt;&lt; " was not found\n";</w:t>
-      </w:r>
-    </w:p>
-    <w:p>
-      <w:pPr>
-        <w:pStyle w:val="SourceCode"/>
-      </w:pPr>
-      <w:r>
-        <w:t xml:space="preserve">            continue;</w:t>
-      </w:r>
-    </w:p>
-    <w:p>
-      <w:pPr>
-        <w:pStyle w:val="SourceCode"/>
-      </w:pPr>
-      <w:r>
-        <w:t xml:space="preserve">        }</w:t>
-      </w:r>
-    </w:p>
-    <w:p>
-      <w:pPr>
-        <w:pStyle w:val="SourceCode"/>
-      </w:pPr>
-      <w:r>
-        <w:t xml:space="preserve">        printFamily("IPv4", lookupResult.ipv4Addresses);</w:t>
-      </w:r>
-    </w:p>
-    <w:p>
-      <w:pPr>
-        <w:pStyle w:val="SourceCode"/>
-      </w:pPr>
-      <w:r>
-        <w:t xml:space="preserve">        printFamily("IPv6", lookupResult.ipv6Addresses);</w:t>
-      </w:r>
-    </w:p>
-    <w:p>
-      <w:pPr>
-        <w:pStyle w:val="SourceCode"/>
-        <w:keepNext/>
-      </w:pPr>
-      <w:r>
-        <w:t xml:space="preserve">    }</w:t>
-      </w:r>
-    </w:p>
-    <w:p>
-      <w:pPr>
-        <w:pStyle w:val="SourceCode"/>
-        <w:keepNext/>
-      </w:pPr>
-      <w:r>
-        <w:t xml:space="preserve">    return 0;</w:t>
-      </w:r>
-    </w:p>
-    <w:p>
-      <w:pPr>
-        <w:pStyle w:val="SourceCode"/>
-      </w:pPr>
-      <w:r>
-        <w:t>}</w:t>
-      </w:r>
-    </w:p>
-    <w:p>
-      <w:pPr>
-        <w:keepNext/>
-      </w:pPr>
-    </w:p>
-    <w:p>
-      <w:pPr>
-        <w:pStyle w:val="Heading3"/>
-      </w:pPr>
-      <w:r>
-        <w:t>Windows PowerShell Basic Build and Run</w:t>
-      </w:r>
-    </w:p>
-    <w:p>
-      <w:pPr>
-        <w:keepNext/>
-      </w:pPr>
-      <w:r>
-        <w:t>Run the program from the lesson-7.3 folder.</w:t>
-      </w:r>
-    </w:p>
-    <w:p>
-      <w:pPr>
-        <w:keepNext/>
-      </w:pPr>
-    </w:p>
-    <w:p>
-      <w:pPr>
-        <w:pStyle w:val="CommandBlock"/>
-        <w:keepNext/>
-      </w:pPr>
-      <w:r>
-        <w:t>g++ -std=c++20 -Wall -Wextra -Wpedantic -Werror .\cpp\basic_dns_lookups.cpp `</w:t>
-      </w:r>
-    </w:p>
-    <w:p>
-      <w:pPr>
-        <w:pStyle w:val="CommandBlock"/>
-        <w:keepNext/>
-      </w:pPr>
-      <w:r>
-        <w:t xml:space="preserve">    .\cpp\host_names.cpp .\cpp\address_lookup.cpp -lws2_32 `</w:t>
-      </w:r>
-    </w:p>
-    <w:p>
-      <w:pPr>
-        <w:pStyle w:val="CommandBlock"/>
-        <w:keepNext/>
-      </w:pPr>
-      <w:r>
-        <w:t xml:space="preserve">    -o .\cpp\basic-dns-lookups.exe</w:t>
-      </w:r>
-    </w:p>
-    <w:p>
-      <w:pPr>
-        <w:pStyle w:val="CommandBlock"/>
-      </w:pPr>
-      <w:r>
-        <w:t>.\cpp\basic-dns-lookups.exe</w:t>
-      </w:r>
-    </w:p>
-    <w:p>
-      <w:pPr>
-        <w:keepNext/>
-      </w:pPr>
-    </w:p>
-    <w:p>
-      <w:pPr>
-        <w:pStyle w:val="Heading3"/>
-      </w:pPr>
-      <w:r>
-        <w:t>Linux or macOS Basic Build and Run</w:t>
-      </w:r>
-    </w:p>
-    <w:p>
-      <w:pPr>
-        <w:pStyle w:val="CommandBlock"/>
-        <w:keepNext/>
-      </w:pPr>
-      <w:r>
-        <w:t>g++ -std=c++20 -Wall -Wextra -Wpedantic -Werror ./cpp/basic_dns_lookups.cpp \</w:t>
-      </w:r>
-    </w:p>
-    <w:p>
-      <w:pPr>
-        <w:pStyle w:val="CommandBlock"/>
-        <w:keepNext/>
-      </w:pPr>
-      <w:r>
-        <w:t xml:space="preserve">    ./cpp/host_names.cpp ./cpp/address_lookup.cpp -o ./cpp/basic-dns-lookups</w:t>
-      </w:r>
-    </w:p>
-    <w:p>
-      <w:pPr>
-        <w:pStyle w:val="CommandBlock"/>
-      </w:pPr>
-      <w:r>
-        <w:t>./cpp/basic-dns-lookups</w:t>
-      </w:r>
-    </w:p>
-    <w:p>
-      <w:pPr>
-        <w:keepNext/>
-      </w:pPr>
-    </w:p>
-    <w:p>
-      <w:pPr>
-        <w:pStyle w:val="Heading3"/>
-      </w:pPr>
-      <w:r>
-        <w:t>Check Your Results</w:t>
-      </w:r>
-    </w:p>
-    <w:p>
-      <w:r>
-        <w:t>Your screen must show the Basic program's lines of the Required Clean-Run Output in Validation Rules; the Error line comes on the error stream.</w:t>
-      </w:r>
-    </w:p>
-    <w:p>
-      <w:pPr>
-        <w:keepNext/>
-      </w:pPr>
-    </w:p>
-    <w:p>
-      <w:pPr>
-        <w:keepNext/>
-      </w:pPr>
-    </w:p>
-    <w:p>
-      <w:pPr>
-        <w:pStyle w:val="Heading2"/>
-      </w:pPr>
-      <w:r>
-        <w:t>Production-Minded Implementation</w:t>
-      </w:r>
-    </w:p>
-    <w:p>
-      <w:r>
-        <w:t>The Production-Minded program uses all three modules. printTarget checks the address form first with classifyAddress, then the name shape, then looks the name up; printFamily adds each address's class, and the program prints the first answer, or the resolver's code after a failure.</w:t>
-      </w:r>
-    </w:p>
-    <w:p>
-      <w:pPr>
-        <w:keepNext/>
-      </w:pPr>
-    </w:p>
-    <w:p>
-      <w:pPr>
-        <w:pStyle w:val="Heading3"/>
-      </w:pPr>
-      <w:r>
-        <w:t>cpp/dns_lookups.cpp</w:t>
-      </w:r>
-    </w:p>
-    <w:p>
-      <w:pPr>
-        <w:pStyle w:val="SourceCode"/>
-        <w:keepNext/>
-      </w:pPr>
-      <w:r>
-        <w:t>// Remember, #include adds declarations: iostream for std::cout and</w:t>
-      </w:r>
-    </w:p>
-    <w:p>
-      <w:pPr>
-        <w:pStyle w:val="SourceCode"/>
-        <w:keepNext/>
-      </w:pPr>
-      <w:r>
-        <w:t>// std::cerr, string, vector, and the three modules for classifyAddress</w:t>
-      </w:r>
-    </w:p>
-    <w:p>
-      <w:pPr>
-        <w:pStyle w:val="SourceCode"/>
-      </w:pPr>
-      <w:r>
-        <w:t>// (Lesson 7.1), isValidHostname (Lesson 7.2), and lookupAddresses.</w:t>
-      </w:r>
-    </w:p>
-    <w:p>
-      <w:pPr>
-        <w:pStyle w:val="SourceCode"/>
-      </w:pPr>
-      <w:r>
-        <w:t>#include &lt;iostream&gt;</w:t>
-      </w:r>
-    </w:p>
-    <w:p>
-      <w:pPr>
-        <w:pStyle w:val="SourceCode"/>
-      </w:pPr>
-      <w:r>
-        <w:t>#include &lt;string&gt;</w:t>
-      </w:r>
-    </w:p>
-    <w:p>
-      <w:pPr>
-        <w:pStyle w:val="SourceCode"/>
-      </w:pPr>
-      <w:r>
-        <w:t>#include &lt;vector&gt;</w:t>
-      </w:r>
-    </w:p>
-    <w:p>
-      <w:pPr>
-        <w:pStyle w:val="SourceCode"/>
-      </w:pPr>
-    </w:p>
-    <w:p>
-      <w:pPr>
-        <w:pStyle w:val="SourceCode"/>
-      </w:pPr>
-      <w:r>
-        <w:t>// Remember, quotes find a header in the program's own folder.</w:t>
-      </w:r>
-    </w:p>
-    <w:p>
-      <w:pPr>
-        <w:pStyle w:val="SourceCode"/>
-      </w:pPr>
-      <w:r>
-        <w:t>#include "address_lookup.h"</w:t>
-      </w:r>
-    </w:p>
-    <w:p>
-      <w:pPr>
-        <w:pStyle w:val="SourceCode"/>
-      </w:pPr>
-      <w:r>
-        <w:t>#include "address_table.h"</w:t>
-      </w:r>
-    </w:p>
-    <w:p>
-      <w:pPr>
-        <w:pStyle w:val="SourceCode"/>
-      </w:pPr>
-      <w:r>
-        <w:t>#include "host_names.h"</w:t>
-      </w:r>
-    </w:p>
-    <w:p>
-      <w:pPr>
-        <w:pStyle w:val="SourceCode"/>
-      </w:pPr>
-    </w:p>
-    <w:p>
-      <w:pPr>
-        <w:pStyle w:val="SourceCode"/>
-      </w:pPr>
-      <w:r>
-        <w:t>// Prints one family's line, each address followed by its class from the</w:t>
-      </w:r>
-    </w:p>
-    <w:p>
-      <w:pPr>
-        <w:pStyle w:val="SourceCode"/>
-      </w:pPr>
-      <w:r>
-        <w:t>// address table (Lesson 7.1), or none returned.</w:t>
-      </w:r>
-    </w:p>
-    <w:p>
-      <w:pPr>
-        <w:pStyle w:val="SourceCode"/>
-      </w:pPr>
-      <w:r>
-        <w:t>static void printFamily(const std::string &amp;family,</w:t>
-      </w:r>
-    </w:p>
-    <w:p>
-      <w:pPr>
-        <w:pStyle w:val="SourceCode"/>
-      </w:pPr>
-      <w:r>
-        <w:t xml:space="preserve">                        const std::vector&lt;std::string&gt; &amp;addresses) {</w:t>
-      </w:r>
-    </w:p>
-    <w:p>
-      <w:pPr>
-        <w:pStyle w:val="SourceCode"/>
-      </w:pPr>
-      <w:r>
-        <w:t xml:space="preserve">    std::cout &lt;&lt; "  " &lt;&lt; family &lt;&lt; ": ";</w:t>
-      </w:r>
-    </w:p>
-    <w:p>
-      <w:pPr>
-        <w:pStyle w:val="SourceCode"/>
-      </w:pPr>
-      <w:r>
-        <w:t xml:space="preserve">    if (addresses.empty()) {</w:t>
-      </w:r>
-    </w:p>
-    <w:p>
-      <w:pPr>
-        <w:pStyle w:val="SourceCode"/>
-      </w:pPr>
-      <w:r>
-        <w:t xml:space="preserve">        std::cout &lt;&lt; "none returned";</w:t>
-      </w:r>
-    </w:p>
-    <w:p>
-      <w:pPr>
-        <w:pStyle w:val="SourceCode"/>
-      </w:pPr>
-      <w:r>
-        <w:t xml:space="preserve">    }</w:t>
-      </w:r>
-    </w:p>
-    <w:p>
-      <w:pPr>
-        <w:pStyle w:val="SourceCode"/>
-      </w:pPr>
-      <w:r>
-        <w:t xml:space="preserve">    for (std::size_t index = 0; index &lt; addresses.size(); index++) {</w:t>
-      </w:r>
-    </w:p>
-    <w:p>
-      <w:pPr>
-        <w:pStyle w:val="SourceCode"/>
-      </w:pPr>
-      <w:r>
-        <w:t xml:space="preserve">        if (index &gt; 0) {</w:t>
-      </w:r>
-    </w:p>
-    <w:p>
-      <w:pPr>
-        <w:pStyle w:val="SourceCode"/>
-      </w:pPr>
-      <w:r>
-        <w:t xml:space="preserve">            std::cout &lt;&lt; ", ";</w:t>
-      </w:r>
-    </w:p>
-    <w:p>
-      <w:pPr>
-        <w:pStyle w:val="SourceCode"/>
-      </w:pPr>
-      <w:r>
-        <w:t xml:space="preserve">        }</w:t>
-      </w:r>
-    </w:p>
-    <w:p>
-      <w:pPr>
-        <w:pStyle w:val="SourceCode"/>
-      </w:pPr>
-      <w:r>
-        <w:t xml:space="preserve">        AddressDetails details = classifyAddress(addresses[index]);</w:t>
-      </w:r>
-    </w:p>
-    <w:p>
-      <w:pPr>
-        <w:pStyle w:val="SourceCode"/>
-      </w:pPr>
-      <w:r>
-        <w:t xml:space="preserve">        std::cout &lt;&lt; addresses[index] &lt;&lt; " (" &lt;&lt; details.addressClass &lt;&lt; ")";</w:t>
-      </w:r>
-    </w:p>
-    <w:p>
-      <w:pPr>
-        <w:pStyle w:val="SourceCode"/>
-      </w:pPr>
-      <w:r>
-        <w:t xml:space="preserve">    }</w:t>
-      </w:r>
-    </w:p>
-    <w:p>
-      <w:pPr>
-        <w:pStyle w:val="SourceCode"/>
-      </w:pPr>
-      <w:r>
-        <w:t xml:space="preserve">    std::cout &lt;&lt; '\n';</w:t>
-      </w:r>
-    </w:p>
-    <w:p>
-      <w:pPr>
-        <w:pStyle w:val="SourceCode"/>
-      </w:pPr>
-      <w:r>
-        <w:t>}</w:t>
-      </w:r>
-    </w:p>
-    <w:p>
-      <w:pPr>
-        <w:pStyle w:val="SourceCode"/>
-      </w:pPr>
-    </w:p>
-    <w:p>
-      <w:pPr>
-        <w:pStyle w:val="SourceCode"/>
-      </w:pPr>
-      <w:r>
-        <w:t>// Handles one target: an address is used as it is; a valid host name is</w:t>
-      </w:r>
-    </w:p>
-    <w:p>
-      <w:pPr>
-        <w:pStyle w:val="SourceCode"/>
-      </w:pPr>
-      <w:r>
-        <w:t>// looked up; anything else gives an Error line and is never looked up.</w:t>
-      </w:r>
-    </w:p>
-    <w:p>
-      <w:pPr>
-        <w:pStyle w:val="SourceCode"/>
-      </w:pPr>
-      <w:r>
-        <w:t>static void printTarget(const std::string &amp;targetText) {</w:t>
-      </w:r>
-    </w:p>
-    <w:p>
-      <w:pPr>
-        <w:pStyle w:val="SourceCode"/>
-      </w:pPr>
-      <w:r>
-        <w:t xml:space="preserve">    std::cout &lt;&lt; targetText &lt;&lt; '\n';</w:t>
-      </w:r>
-    </w:p>
-    <w:p>
-      <w:pPr>
-        <w:pStyle w:val="SourceCode"/>
-      </w:pPr>
-      <w:r>
-        <w:t xml:space="preserve">    // Remember, the address form is checked first (Lesson 7.2).</w:t>
-      </w:r>
-    </w:p>
-    <w:p>
-      <w:pPr>
-        <w:pStyle w:val="SourceCode"/>
-      </w:pPr>
-      <w:r>
-        <w:t xml:space="preserve">    AddressDetails details = classifyAddress(targetText);</w:t>
-      </w:r>
-    </w:p>
-    <w:p>
-      <w:pPr>
-        <w:pStyle w:val="SourceCode"/>
-      </w:pPr>
-      <w:r>
-        <w:t xml:space="preserve">    if (details.addressClass != "Error") {</w:t>
-      </w:r>
-    </w:p>
-    <w:p>
-      <w:pPr>
-        <w:pStyle w:val="SourceCode"/>
-      </w:pPr>
-      <w:r>
-        <w:t xml:space="preserve">        std::cout &lt;&lt; "  An " &lt;&lt; details.version &lt;&lt; " address ("</w:t>
-      </w:r>
-    </w:p>
-    <w:p>
-      <w:pPr>
-        <w:pStyle w:val="SourceCode"/>
-      </w:pPr>
-      <w:r>
-        <w:t xml:space="preserve">                  &lt;&lt; details.addressClass &lt;&lt; "): used as it is, no lookup\n";</w:t>
-      </w:r>
-    </w:p>
-    <w:p>
-      <w:pPr>
-        <w:pStyle w:val="SourceCode"/>
-      </w:pPr>
-      <w:r>
-        <w:t xml:space="preserve">        return;</w:t>
-      </w:r>
-    </w:p>
-    <w:p>
-      <w:pPr>
-        <w:pStyle w:val="SourceCode"/>
-      </w:pPr>
-      <w:r>
-        <w:t xml:space="preserve">    }</w:t>
-      </w:r>
-    </w:p>
-    <w:p>
-      <w:pPr>
-        <w:pStyle w:val="SourceCode"/>
-      </w:pPr>
-      <w:r>
-        <w:t xml:space="preserve">    if (!isValidHostname(targetText)) {</w:t>
-      </w:r>
-    </w:p>
-    <w:p>
-      <w:pPr>
-        <w:pStyle w:val="SourceCode"/>
-      </w:pPr>
-      <w:r>
-        <w:t xml:space="preserve">        std::cerr &lt;&lt; "Error: " &lt;&lt; targetText</w:t>
-      </w:r>
-    </w:p>
-    <w:p>
-      <w:pPr>
-        <w:pStyle w:val="SourceCode"/>
-      </w:pPr>
-      <w:r>
-        <w:t xml:space="preserve">                  &lt;&lt; " is not a host name or an IP address\n";</w:t>
-      </w:r>
-    </w:p>
-    <w:p>
-      <w:pPr>
-        <w:pStyle w:val="SourceCode"/>
-      </w:pPr>
-      <w:r>
-        <w:t xml:space="preserve">        return;</w:t>
-      </w:r>
-    </w:p>
-    <w:p>
-      <w:pPr>
-        <w:pStyle w:val="SourceCode"/>
-      </w:pPr>
-      <w:r>
-        <w:t xml:space="preserve">    }</w:t>
-      </w:r>
-    </w:p>
-    <w:p>
-      <w:pPr>
-        <w:pStyle w:val="SourceCode"/>
-      </w:pPr>
-      <w:r>
-        <w:t xml:space="preserve">    LookupResult lookupResult = lookupAddresses(targetText);</w:t>
-      </w:r>
-    </w:p>
-    <w:p>
-      <w:pPr>
-        <w:pStyle w:val="SourceCode"/>
-      </w:pPr>
-      <w:r>
-        <w:t xml:space="preserve">    if (!lookupResult.found) {</w:t>
-      </w:r>
-    </w:p>
-    <w:p>
-      <w:pPr>
-        <w:pStyle w:val="SourceCode"/>
-      </w:pPr>
-      <w:r>
-        <w:t xml:space="preserve">        std::cerr &lt;&lt; "Error: " &lt;&lt; targetText &lt;&lt; " was not found\n";</w:t>
-      </w:r>
-    </w:p>
-    <w:p>
-      <w:pPr>
-        <w:pStyle w:val="SourceCode"/>
-      </w:pPr>
-      <w:r>
-        <w:t xml:space="preserve">        // The resolver's own code says why: on Windows 11001 means the</w:t>
-      </w:r>
-    </w:p>
-    <w:p>
-      <w:pPr>
-        <w:pStyle w:val="SourceCode"/>
-      </w:pPr>
-      <w:r>
-        <w:t xml:space="preserve">        // name does not exist, and 11002 is a temporary failure, where</w:t>
-      </w:r>
-    </w:p>
-    <w:p>
-      <w:pPr>
-        <w:pStyle w:val="SourceCode"/>
-      </w:pPr>
-      <w:r>
-        <w:t xml:space="preserve">        // trying again later may work. Either way, there are no addresses.</w:t>
-      </w:r>
-    </w:p>
-    <w:p>
-      <w:pPr>
-        <w:pStyle w:val="SourceCode"/>
-      </w:pPr>
-      <w:r>
-        <w:t xml:space="preserve">        std::cout &lt;&lt; "  Reported as: " &lt;&lt; lookupResult.errorDetail &lt;&lt; '\n';</w:t>
-      </w:r>
-    </w:p>
-    <w:p>
-      <w:pPr>
-        <w:pStyle w:val="SourceCode"/>
-      </w:pPr>
-      <w:r>
-        <w:t xml:space="preserve">        return;</w:t>
-      </w:r>
-    </w:p>
-    <w:p>
-      <w:pPr>
-        <w:pStyle w:val="SourceCode"/>
-      </w:pPr>
-      <w:r>
-        <w:t xml:space="preserve">    }</w:t>
-      </w:r>
-    </w:p>
-    <w:p>
-      <w:pPr>
-        <w:pStyle w:val="SourceCode"/>
-      </w:pPr>
-      <w:r>
-        <w:t xml:space="preserve">    printFamily("IPv4", lookupResult.ipv4Addresses);</w:t>
-      </w:r>
-    </w:p>
-    <w:p>
-      <w:pPr>
-        <w:pStyle w:val="SourceCode"/>
-      </w:pPr>
-      <w:r>
-        <w:t xml:space="preserve">    printFamily("IPv6", lookupResult.ipv6Addresses);</w:t>
-      </w:r>
-    </w:p>
-    <w:p>
-      <w:pPr>
-        <w:pStyle w:val="SourceCode"/>
-      </w:pPr>
-      <w:r>
-        <w:t xml:space="preserve">    std::cout &lt;&lt; "  Tried first: " &lt;&lt; lookupResult.firstAddress &lt;&lt; '\n';</w:t>
-      </w:r>
-    </w:p>
-    <w:p>
-      <w:pPr>
-        <w:pStyle w:val="SourceCode"/>
-      </w:pPr>
-      <w:r>
-        <w:t>}</w:t>
-      </w:r>
-    </w:p>
-    <w:p>
-      <w:pPr>
-        <w:pStyle w:val="SourceCode"/>
-      </w:pPr>
-    </w:p>
-    <w:p>
-      <w:pPr>
-        <w:pStyle w:val="SourceCode"/>
-      </w:pPr>
-      <w:r>
-        <w:t>// Remember, main starts the program; 0 = success, 1 = failure.</w:t>
-      </w:r>
-    </w:p>
-    <w:p>
-      <w:pPr>
-        <w:pStyle w:val="SourceCode"/>
-      </w:pPr>
-      <w:r>
-        <w:t>int main() {</w:t>
-      </w:r>
-    </w:p>
-    <w:p>
-      <w:pPr>
-        <w:pStyle w:val="SourceCode"/>
-      </w:pPr>
-      <w:r>
-        <w:t xml:space="preserve">    // The Basic names, then an address, which is never looked up, and a</w:t>
-      </w:r>
-    </w:p>
-    <w:p>
-      <w:pPr>
-        <w:pStyle w:val="SourceCode"/>
-      </w:pPr>
-      <w:r>
-        <w:t xml:space="preserve">    // text that is not a host name, which is refused before any lookup.</w:t>
-      </w:r>
-    </w:p>
-    <w:p>
-      <w:pPr>
-        <w:pStyle w:val="SourceCode"/>
-      </w:pPr>
-      <w:r>
-        <w:t xml:space="preserve">    const std::vector&lt;std::string&gt; targetTexts = {</w:t>
-      </w:r>
-    </w:p>
-    <w:p>
-      <w:pPr>
-        <w:pStyle w:val="SourceCode"/>
-      </w:pPr>
-      <w:r>
-        <w:t xml:space="preserve">        "localhost", "one.one.one.one", "no-such-host.invalid",</w:t>
-      </w:r>
-    </w:p>
-    <w:p>
-      <w:pPr>
-        <w:pStyle w:val="SourceCode"/>
-      </w:pPr>
-      <w:r>
-        <w:t xml:space="preserve">        "127.0.0.1", "web..example",</w:t>
-      </w:r>
-    </w:p>
-    <w:p>
-      <w:pPr>
-        <w:pStyle w:val="SourceCode"/>
-      </w:pPr>
-      <w:r>
-        <w:t xml:space="preserve">    };</w:t>
-      </w:r>
-    </w:p>
-    <w:p>
-      <w:pPr>
-        <w:pStyle w:val="SourceCode"/>
-      </w:pPr>
-    </w:p>
-    <w:p>
-      <w:pPr>
-        <w:pStyle w:val="SourceCode"/>
-      </w:pPr>
-      <w:r>
-        <w:t xml:space="preserve">    for (const std::string &amp;targetText : targetTexts) {</w:t>
-      </w:r>
-    </w:p>
-    <w:p>
-      <w:pPr>
-        <w:pStyle w:val="SourceCode"/>
-      </w:pPr>
-      <w:r>
-        <w:t xml:space="preserve">        printTarget(targetText);</w:t>
-      </w:r>
-    </w:p>
-    <w:p>
-      <w:pPr>
-        <w:pStyle w:val="SourceCode"/>
-        <w:keepNext/>
-      </w:pPr>
-      <w:r>
-        <w:t xml:space="preserve">    }</w:t>
-      </w:r>
-    </w:p>
-    <w:p>
-      <w:pPr>
-        <w:pStyle w:val="SourceCode"/>
-        <w:keepNext/>
-      </w:pPr>
-      <w:r>
-        <w:t xml:space="preserve">    return 0;</w:t>
-      </w:r>
-    </w:p>
-    <w:p>
-      <w:pPr>
-        <w:pStyle w:val="SourceCode"/>
-      </w:pPr>
-      <w:r>
-        <w:t>}</w:t>
-      </w:r>
-    </w:p>
-    <w:p>
-      <w:pPr>
-        <w:keepNext/>
-      </w:pPr>
-    </w:p>
-    <w:p>
-      <w:pPr>
-        <w:pStyle w:val="Heading3"/>
-      </w:pPr>
-      <w:r>
-        <w:t>Windows PowerShell Build and Run</w:t>
-      </w:r>
-    </w:p>
-    <w:p>
-      <w:pPr>
-        <w:pStyle w:val="CommandBlock"/>
-        <w:keepNext/>
-      </w:pPr>
-      <w:r>
-        <w:t>g++ -std=c++20 -Wall -Wextra -Wpedantic -Werror .\cpp\dns_lookups.cpp `</w:t>
-      </w:r>
-    </w:p>
-    <w:p>
-      <w:pPr>
-        <w:pStyle w:val="CommandBlock"/>
-        <w:keepNext/>
-      </w:pPr>
-      <w:r>
-        <w:t xml:space="preserve">    .\cpp\address_table.cpp .\cpp\host_names.cpp .\cpp\address_lookup.cpp `</w:t>
-      </w:r>
-    </w:p>
-    <w:p>
-      <w:pPr>
-        <w:pStyle w:val="CommandBlock"/>
-        <w:keepNext/>
-      </w:pPr>
-      <w:r>
-        <w:t xml:space="preserve">    -lws2_32 -o .\cpp\dns-lookups.exe</w:t>
-      </w:r>
-    </w:p>
-    <w:p>
-      <w:pPr>
-        <w:pStyle w:val="CommandBlock"/>
-        <w:keepNext/>
-      </w:pPr>
-      <w:r>
-        <w:t>.\cpp\dns-lookups.exe</w:t>
-      </w:r>
-    </w:p>
-    <w:p>
-      <w:pPr>
-        <w:pStyle w:val="CommandBlock"/>
-      </w:pPr>
-      <w:r>
-        <w:t>$LASTEXITCODE</w:t>
-      </w:r>
-    </w:p>
-    <w:p>
-      <w:pPr>
-        <w:keepNext/>
-      </w:pPr>
-    </w:p>
-    <w:p>
-      <w:pPr>
-        <w:pStyle w:val="Heading3"/>
-      </w:pPr>
-      <w:r>
-        <w:t>Linux or macOS Build and Run</w:t>
-      </w:r>
-    </w:p>
-    <w:p>
-      <w:pPr>
-        <w:pStyle w:val="CommandBlock"/>
-        <w:keepNext/>
-      </w:pPr>
-      <w:r>
-        <w:t>g++ -std=c++20 -Wall -Wextra -Wpedantic -Werror ./cpp/dns_lookups.cpp \</w:t>
-      </w:r>
-    </w:p>
-    <w:p>
-      <w:pPr>
-        <w:pStyle w:val="CommandBlock"/>
-        <w:keepNext/>
-      </w:pPr>
-      <w:r>
-        <w:t xml:space="preserve">    ./cpp/address_table.cpp ./cpp/host_names.cpp ./cpp/address_lookup.cpp \</w:t>
-      </w:r>
-    </w:p>
-    <w:p>
-      <w:pPr>
-        <w:pStyle w:val="CommandBlock"/>
-        <w:keepNext/>
-      </w:pPr>
-      <w:r>
-        <w:t xml:space="preserve">    -o ./cpp/dns-lookups</w:t>
-      </w:r>
-    </w:p>
-    <w:p>
-      <w:pPr>
-        <w:pStyle w:val="CommandBlock"/>
-        <w:keepNext/>
-      </w:pPr>
-      <w:r>
-        <w:t>./cpp/dns-lookups</w:t>
-      </w:r>
-    </w:p>
-    <w:p>
-      <w:pPr>
-        <w:pStyle w:val="CommandBlock"/>
-      </w:pPr>
-      <w:r>
-        <w:t>echo $?</w:t>
-      </w:r>
-    </w:p>
-    <w:p>
-      <w:pPr>
-        <w:keepNext/>
-      </w:pPr>
-    </w:p>
-    <w:p>
-      <w:pPr>
-        <w:pStyle w:val="Heading3"/>
-      </w:pPr>
-      <w:r>
-        <w:t>Check Your Results</w:t>
-      </w:r>
-    </w:p>
-    <w:p>
-      <w:r>
-        <w:t>Your screen must show the Production-Minded lines of the Required Clean-Run Output in Validation Rules, with Reported as: 11001 or 11002, then $LASTEXITCODE prints 0 (echo $? on Linux or macOS).</w:t>
-      </w:r>
-    </w:p>
-    <w:p>
-      <w:pPr>
-        <w:keepNext/>
-      </w:pPr>
-    </w:p>
-    <w:p>
-      <w:pPr>
-        <w:keepNext/>
-      </w:pPr>
-    </w:p>
-    <w:p>
-      <w:pPr>
-        <w:pStyle w:val="Heading2"/>
-      </w:pPr>
-      <w:r>
-        <w:t>What to Notice</w:t>
-      </w:r>
-    </w:p>
-    <w:p>
-      <w:pPr>
-        <w:pStyle w:val="ListBullet"/>
-      </w:pPr>
-      <w:r>
-        <w:t>addrinfo hints{}; starts every field at zero, as C's = {0} does, before the two fields the lookup needs are set.</w:t>
-      </w:r>
-    </w:p>
-    <w:p>
-      <w:pPr>
-        <w:pStyle w:val="ListBullet"/>
-      </w:pPr>
-      <w:r>
-        <w:t>std::find gives end() when the text is not in the vector, so comparing with end() asks "is it missing?"; std::to_string turns the error code into text.</w:t>
-      </w:r>
-    </w:p>
-    <w:p>
-      <w:pPr>
-        <w:pStyle w:val="ListBullet"/>
-      </w:pPr>
-      <w:r>
-        <w:t>getaddrinfo takes C text, so the name is passed as hostName.c_str(); the addresses come back as C text and become std::string when they are pushed into the vector.</w:t>
-      </w:r>
-    </w:p>
-    <w:p>
-      <w:pPr>
-        <w:keepNext/>
-      </w:pPr>
-    </w:p>
-    <w:p>
-      <w:pPr>
-        <w:pStyle w:val="Heading3"/>
-      </w:pPr>
-      <w:r>
-        <w:t>Basic and Production-Minded Comparison</w:t>
-      </w:r>
-    </w:p>
-    <w:p>
-      <w:r>
-        <w:t>Both C++ programs check each name with isValidHostname and look it up with lookupAddresses from the same module; the Production-Minded program adds the address check first, each address's class, the first answer, and the resolver's code.</w:t>
-      </w:r>
-    </w:p>
-    <w:p>
-      <w:pPr>
-        <w:keepNext/>
-      </w:pPr>
-    </w:p>
-    <w:p>
-      <w:pPr>
-        <w:keepNext/>
-      </w:pPr>
-    </w:p>
-    <w:p>
-      <w:pPr>
-        <w:keepNext/>
-      </w:pPr>
-    </w:p>
-    <w:p>
-      <w:pPr>
-        <w:pStyle w:val="Heading1"/>
-      </w:pPr>
-      <w:r>
-        <w:t>C# Implementation</w:t>
-      </w:r>
-    </w:p>
-    <w:p>
-      <w:r>
-        <w:t>C# looks names up with Dns.GetHostAddresses, which asks the system resolver and returns an IPAddress for each answer. The DnsLookups project's AddressTable.cs, HostNames.cs, and AddressLookup.cs need no import line, because every .cs file in a project's folder is compiled together (Lesson 2.10). The BasicDnsLookups project lives in its own folder, so its .csproj names HostNames.cs and AddressLookup.cs with Compile items, as Lesson 7.2's did; you type it in Project Setup.</w:t>
-      </w:r>
-    </w:p>
-    <w:p>
-      <w:pPr>
-        <w:keepNext/>
-      </w:pPr>
-    </w:p>
-    <w:p>
-      <w:pPr>
-        <w:keepNext/>
-      </w:pPr>
-    </w:p>
-    <w:p>
-      <w:pPr>
-        <w:pStyle w:val="Heading2"/>
-      </w:pPr>
-      <w:r>
-        <w:t>Basic Implementation</w:t>
-      </w:r>
-    </w:p>
-    <w:p>
-      <w:r>
-        <w:t>Start with the new module, then the most direct program. AddressLookup.cs holds the LookupResult record and AddressLookup.LookupAddresses, which calls Dns.GetHostAddresses, keeps each address once in its family's list, and sorts both lists with StringComparer.Ordinal. BasicDnsLookups checks each name with IsValidHostname, looks it up, and prints the IPv4 line and the IPv6 line, or an Error line. Every new step is commented in full, and the ones from earlier lessons have short reminders.</w:t>
-      </w:r>
-    </w:p>
-    <w:p>
-      <w:pPr>
-        <w:keepNext/>
-      </w:pPr>
-    </w:p>
-    <w:p>
-      <w:pPr>
-        <w:pStyle w:val="Heading3"/>
-      </w:pPr>
-      <w:r>
-        <w:t>csharp/DnsLookups/AddressLookup.cs</w:t>
-      </w:r>
-    </w:p>
-    <w:p>
-      <w:pPr>
-        <w:pStyle w:val="SourceCode"/>
-        <w:keepNext/>
-      </w:pPr>
-      <w:r>
-        <w:t>// The address lookup module: LookupAddresses asks the system resolver</w:t>
-      </w:r>
-    </w:p>
-    <w:p>
-      <w:pPr>
-        <w:pStyle w:val="SourceCode"/>
-        <w:keepNext/>
-      </w:pPr>
-      <w:r>
-        <w:t>// which addresses a host name stands for. The rest of Chapter 7 and its</w:t>
-      </w:r>
-    </w:p>
-    <w:p>
-      <w:pPr>
-        <w:pStyle w:val="SourceCode"/>
-      </w:pPr>
-      <w:r>
-        <w:t>// project copy this file. Remember, every .cs file in the project is</w:t>
-      </w:r>
-    </w:p>
-    <w:p>
-      <w:pPr>
-        <w:pStyle w:val="SourceCode"/>
-      </w:pPr>
-      <w:r>
-        <w:t>// compiled together, and a static class holds only static methods.</w:t>
-      </w:r>
-    </w:p>
-    <w:p>
-      <w:pPr>
-        <w:pStyle w:val="SourceCode"/>
-      </w:pPr>
-      <w:r>
-        <w:t>// using System.Net; adds Dns and IPAddress, and using System.Net.Sockets;</w:t>
-      </w:r>
-    </w:p>
-    <w:p>
-      <w:pPr>
-        <w:pStyle w:val="SourceCode"/>
-      </w:pPr>
-      <w:r>
-        <w:t>// adds AddressFamily and SocketException.</w:t>
+        <w:t>csharp/BasicDnsLookups/Program.cs</w:t>
+      </w:r>
+    </w:p>
+    <w:p>
+      <w:pPr>
+        <w:pStyle w:val="SourceCode"/>
+        <w:keepNext/>
+      </w:pPr>
+      <w:r>
+        <w:t>// Remember, using System; lets the program use Console. HostNames and</w:t>
+      </w:r>
+    </w:p>
+    <w:p>
+      <w:pPr>
+        <w:pStyle w:val="SourceCode"/>
+        <w:keepNext/>
+      </w:pPr>
+      <w:r>
+        <w:t>// AddressLookup come from the DnsLookups folder: BasicDnsLookups.csproj</w:t>
+      </w:r>
+    </w:p>
+    <w:p>
+      <w:pPr>
+        <w:pStyle w:val="SourceCode"/>
+      </w:pPr>
+      <w:r>
+        <w:t>// names both files in Compile items, so they are compiled with this one.</w:t>
       </w:r>
     </w:p>
     <w:p>
@@ -7708,77 +8475,13 @@
       <w:pPr>
         <w:pStyle w:val="SourceCode"/>
       </w:pPr>
-      <w:r>
-        <w:t>using System.Net;</w:t>
-      </w:r>
-    </w:p>
-    <w:p>
-      <w:pPr>
-        <w:pStyle w:val="SourceCode"/>
-      </w:pPr>
-      <w:r>
-        <w:t>using System.Net.Sockets;</w:t>
-      </w:r>
-    </w:p>
-    <w:p>
-      <w:pPr>
-        <w:pStyle w:val="SourceCode"/>
-      </w:pPr>
-    </w:p>
-    <w:p>
-      <w:pPr>
-        <w:pStyle w:val="SourceCode"/>
-      </w:pPr>
-      <w:r>
-        <w:t>// What LookupAddresses learns about one name. Remember, the constructor</w:t>
-      </w:r>
-    </w:p>
-    <w:p>
-      <w:pPr>
-        <w:pStyle w:val="SourceCode"/>
-      </w:pPr>
-      <w:r>
-        <w:t>// fills the new instance's fields. Found is true when the resolver answered</w:t>
-      </w:r>
-    </w:p>
-    <w:p>
-      <w:pPr>
-        <w:pStyle w:val="SourceCode"/>
-      </w:pPr>
-      <w:r>
-        <w:t>// with addresses. Ipv4Addresses and Ipv6Addresses are sorted, each address</w:t>
-      </w:r>
-    </w:p>
-    <w:p>
-      <w:pPr>
-        <w:pStyle w:val="SourceCode"/>
-      </w:pPr>
-      <w:r>
-        <w:t>// once. FirstAddress is the resolver's first answer, the address a program</w:t>
-      </w:r>
-    </w:p>
-    <w:p>
-      <w:pPr>
-        <w:pStyle w:val="SourceCode"/>
-      </w:pPr>
-      <w:r>
-        <w:t>// connecting by name tries first. ErrorDetail is the resolver's own code</w:t>
-      </w:r>
-    </w:p>
-    <w:p>
-      <w:pPr>
-        <w:pStyle w:val="SourceCode"/>
-      </w:pPr>
-      <w:r>
-        <w:t>// when Found is false, and empty otherwise.</w:t>
-      </w:r>
-    </w:p>
-    <w:p>
-      <w:pPr>
-        <w:pStyle w:val="SourceCode"/>
-      </w:pPr>
-      <w:r>
-        <w:t>internal class LookupResult</w:t>
+    </w:p>
+    <w:p>
+      <w:pPr>
+        <w:pStyle w:val="SourceCode"/>
+      </w:pPr>
+      <w:r>
+        <w:t>internal static class Program</w:t>
       </w:r>
     </w:p>
     <w:p>
@@ -7794,704 +8497,6 @@
         <w:pStyle w:val="SourceCode"/>
       </w:pPr>
       <w:r>
-        <w:t xml:space="preserve">    public bool Found;</w:t>
-      </w:r>
-    </w:p>
-    <w:p>
-      <w:pPr>
-        <w:pStyle w:val="SourceCode"/>
-      </w:pPr>
-      <w:r>
-        <w:t xml:space="preserve">    public string ErrorDetail;</w:t>
-      </w:r>
-    </w:p>
-    <w:p>
-      <w:pPr>
-        <w:pStyle w:val="SourceCode"/>
-      </w:pPr>
-      <w:r>
-        <w:t xml:space="preserve">    public string FirstAddress;</w:t>
-      </w:r>
-    </w:p>
-    <w:p>
-      <w:pPr>
-        <w:pStyle w:val="SourceCode"/>
-      </w:pPr>
-      <w:r>
-        <w:t xml:space="preserve">    public List&lt;string&gt; Ipv4Addresses;</w:t>
-      </w:r>
-    </w:p>
-    <w:p>
-      <w:pPr>
-        <w:pStyle w:val="SourceCode"/>
-      </w:pPr>
-      <w:r>
-        <w:t xml:space="preserve">    public List&lt;string&gt; Ipv6Addresses;</w:t>
-      </w:r>
-    </w:p>
-    <w:p>
-      <w:pPr>
-        <w:pStyle w:val="SourceCode"/>
-      </w:pPr>
-    </w:p>
-    <w:p>
-      <w:pPr>
-        <w:pStyle w:val="SourceCode"/>
-      </w:pPr>
-      <w:r>
-        <w:t xml:space="preserve">    public LookupResult(bool found, string errorDetail, string firstAddress,</w:t>
-      </w:r>
-    </w:p>
-    <w:p>
-      <w:pPr>
-        <w:pStyle w:val="SourceCode"/>
-      </w:pPr>
-      <w:r>
-        <w:t xml:space="preserve">                        List&lt;string&gt; ipv4Addresses, List&lt;string&gt; ipv6Addresses)</w:t>
-      </w:r>
-    </w:p>
-    <w:p>
-      <w:pPr>
-        <w:pStyle w:val="SourceCode"/>
-      </w:pPr>
-      <w:r>
-        <w:t xml:space="preserve">    {</w:t>
-      </w:r>
-    </w:p>
-    <w:p>
-      <w:pPr>
-        <w:pStyle w:val="SourceCode"/>
-      </w:pPr>
-      <w:r>
-        <w:t xml:space="preserve">        this.Found = found;</w:t>
-      </w:r>
-    </w:p>
-    <w:p>
-      <w:pPr>
-        <w:pStyle w:val="SourceCode"/>
-      </w:pPr>
-      <w:r>
-        <w:t xml:space="preserve">        this.ErrorDetail = errorDetail;</w:t>
-      </w:r>
-    </w:p>
-    <w:p>
-      <w:pPr>
-        <w:pStyle w:val="SourceCode"/>
-      </w:pPr>
-      <w:r>
-        <w:t xml:space="preserve">        this.FirstAddress = firstAddress;</w:t>
-      </w:r>
-    </w:p>
-    <w:p>
-      <w:pPr>
-        <w:pStyle w:val="SourceCode"/>
-      </w:pPr>
-      <w:r>
-        <w:t xml:space="preserve">        this.Ipv4Addresses = ipv4Addresses;</w:t>
-      </w:r>
-    </w:p>
-    <w:p>
-      <w:pPr>
-        <w:pStyle w:val="SourceCode"/>
-      </w:pPr>
-      <w:r>
-        <w:t xml:space="preserve">        this.Ipv6Addresses = ipv6Addresses;</w:t>
-      </w:r>
-    </w:p>
-    <w:p>
-      <w:pPr>
-        <w:pStyle w:val="SourceCode"/>
-      </w:pPr>
-      <w:r>
-        <w:t xml:space="preserve">    }</w:t>
-      </w:r>
-    </w:p>
-    <w:p>
-      <w:pPr>
-        <w:pStyle w:val="SourceCode"/>
-      </w:pPr>
-      <w:r>
-        <w:t>}</w:t>
-      </w:r>
-    </w:p>
-    <w:p>
-      <w:pPr>
-        <w:pStyle w:val="SourceCode"/>
-      </w:pPr>
-    </w:p>
-    <w:p>
-      <w:pPr>
-        <w:pStyle w:val="SourceCode"/>
-      </w:pPr>
-      <w:r>
-        <w:t>internal static class AddressLookup</w:t>
-      </w:r>
-    </w:p>
-    <w:p>
-      <w:pPr>
-        <w:pStyle w:val="SourceCode"/>
-      </w:pPr>
-      <w:r>
-        <w:t>{</w:t>
-      </w:r>
-    </w:p>
-    <w:p>
-      <w:pPr>
-        <w:pStyle w:val="SourceCode"/>
-      </w:pPr>
-      <w:r>
-        <w:t xml:space="preserve">    // Looks up hostName with the system resolver: the IPv4 addresses, then</w:t>
-      </w:r>
-    </w:p>
-    <w:p>
-      <w:pPr>
-        <w:pStyle w:val="SourceCode"/>
-      </w:pPr>
-      <w:r>
-        <w:t xml:space="preserve">    // the IPv6 addresses, each sorted with duplicates removed, or the</w:t>
-      </w:r>
-    </w:p>
-    <w:p>
-      <w:pPr>
-        <w:pStyle w:val="SourceCode"/>
-      </w:pPr>
-      <w:r>
-        <w:t xml:space="preserve">    // failure. The caller checks the name with IsValidHostname first.</w:t>
-      </w:r>
-    </w:p>
-    <w:p>
-      <w:pPr>
-        <w:pStyle w:val="SourceCode"/>
-      </w:pPr>
-      <w:r>
-        <w:t xml:space="preserve">    public static LookupResult LookupAddresses(string hostName)</w:t>
-      </w:r>
-    </w:p>
-    <w:p>
-      <w:pPr>
-        <w:pStyle w:val="SourceCode"/>
-      </w:pPr>
-      <w:r>
-        <w:t xml:space="preserve">    {</w:t>
-      </w:r>
-    </w:p>
-    <w:p>
-      <w:pPr>
-        <w:pStyle w:val="SourceCode"/>
-      </w:pPr>
-      <w:r>
-        <w:t xml:space="preserve">        // Dns.GetHostAddresses is the system resolver: it reads the hosts</w:t>
-      </w:r>
-    </w:p>
-    <w:p>
-      <w:pPr>
-        <w:pStyle w:val="SourceCode"/>
-      </w:pPr>
-      <w:r>
-        <w:t xml:space="preserve">        // file, its cache, and the DNS server, and returns every address</w:t>
-      </w:r>
-    </w:p>
-    <w:p>
-      <w:pPr>
-        <w:pStyle w:val="SourceCode"/>
-      </w:pPr>
-      <w:r>
-        <w:t xml:space="preserve">        // the name stands for. A name that is not found throws a</w:t>
-      </w:r>
-    </w:p>
-    <w:p>
-      <w:pPr>
-        <w:pStyle w:val="SourceCode"/>
-      </w:pPr>
-      <w:r>
-        <w:t xml:space="preserve">        // SocketException; SocketErrorCode names the reason, such as</w:t>
-      </w:r>
-    </w:p>
-    <w:p>
-      <w:pPr>
-        <w:pStyle w:val="SourceCode"/>
-      </w:pPr>
-      <w:r>
-        <w:t xml:space="preserve">        // HostNotFound. Remember, answers is declared before the try so it</w:t>
-      </w:r>
-    </w:p>
-    <w:p>
-      <w:pPr>
-        <w:pStyle w:val="SourceCode"/>
-      </w:pPr>
-      <w:r>
-        <w:t xml:space="preserve">        // can be used after it.</w:t>
-      </w:r>
-    </w:p>
-    <w:p>
-      <w:pPr>
-        <w:pStyle w:val="SourceCode"/>
-      </w:pPr>
-      <w:r>
-        <w:t xml:space="preserve">        IPAddress[] answers;</w:t>
-      </w:r>
-    </w:p>
-    <w:p>
-      <w:pPr>
-        <w:pStyle w:val="SourceCode"/>
-      </w:pPr>
-      <w:r>
-        <w:t xml:space="preserve">        try</w:t>
-      </w:r>
-    </w:p>
-    <w:p>
-      <w:pPr>
-        <w:pStyle w:val="SourceCode"/>
-      </w:pPr>
-      <w:r>
-        <w:t xml:space="preserve">        {</w:t>
-      </w:r>
-    </w:p>
-    <w:p>
-      <w:pPr>
-        <w:pStyle w:val="SourceCode"/>
-      </w:pPr>
-      <w:r>
-        <w:t xml:space="preserve">            answers = Dns.GetHostAddresses(hostName);</w:t>
-      </w:r>
-    </w:p>
-    <w:p>
-      <w:pPr>
-        <w:pStyle w:val="SourceCode"/>
-      </w:pPr>
-      <w:r>
-        <w:t xml:space="preserve">        }</w:t>
-      </w:r>
-    </w:p>
-    <w:p>
-      <w:pPr>
-        <w:pStyle w:val="SourceCode"/>
-      </w:pPr>
-      <w:r>
-        <w:t xml:space="preserve">        catch (SocketException error)</w:t>
-      </w:r>
-    </w:p>
-    <w:p>
-      <w:pPr>
-        <w:pStyle w:val="SourceCode"/>
-      </w:pPr>
-      <w:r>
-        <w:t xml:space="preserve">        {</w:t>
-      </w:r>
-    </w:p>
-    <w:p>
-      <w:pPr>
-        <w:pStyle w:val="SourceCode"/>
-      </w:pPr>
-      <w:r>
-        <w:t xml:space="preserve">            return new LookupResult(false, error.SocketErrorCode.ToString(),</w:t>
-      </w:r>
-    </w:p>
-    <w:p>
-      <w:pPr>
-        <w:pStyle w:val="SourceCode"/>
-      </w:pPr>
-      <w:r>
-        <w:t xml:space="preserve">                                    "", new List&lt;string&gt;(), new List&lt;string&gt;());</w:t>
-      </w:r>
-    </w:p>
-    <w:p>
-      <w:pPr>
-        <w:pStyle w:val="SourceCode"/>
-      </w:pPr>
-      <w:r>
-        <w:t xml:space="preserve">        }</w:t>
-      </w:r>
-    </w:p>
-    <w:p>
-      <w:pPr>
-        <w:pStyle w:val="SourceCode"/>
-      </w:pPr>
-    </w:p>
-    <w:p>
-      <w:pPr>
-        <w:pStyle w:val="SourceCode"/>
-      </w:pPr>
-      <w:r>
-        <w:t xml:space="preserve">        List&lt;string&gt; ipv4Addresses = new List&lt;string&gt;();</w:t>
-      </w:r>
-    </w:p>
-    <w:p>
-      <w:pPr>
-        <w:pStyle w:val="SourceCode"/>
-      </w:pPr>
-      <w:r>
-        <w:t xml:space="preserve">        List&lt;string&gt; ipv6Addresses = new List&lt;string&gt;();</w:t>
-      </w:r>
-    </w:p>
-    <w:p>
-      <w:pPr>
-        <w:pStyle w:val="SourceCode"/>
-      </w:pPr>
-      <w:r>
-        <w:t xml:space="preserve">        foreach (IPAddress answer in answers)</w:t>
-      </w:r>
-    </w:p>
-    <w:p>
-      <w:pPr>
-        <w:pStyle w:val="SourceCode"/>
-      </w:pPr>
-      <w:r>
-        <w:t xml:space="preserve">        {</w:t>
-      </w:r>
-    </w:p>
-    <w:p>
-      <w:pPr>
-        <w:pStyle w:val="SourceCode"/>
-      </w:pPr>
-      <w:r>
-        <w:t xml:space="preserve">            // Remember, ToString writes the address as text, and</w:t>
-      </w:r>
-    </w:p>
-    <w:p>
-      <w:pPr>
-        <w:pStyle w:val="SourceCode"/>
-      </w:pPr>
-      <w:r>
-        <w:t xml:space="preserve">            // AddressFamily says which family it is (Lesson 7.1).</w:t>
-      </w:r>
-    </w:p>
-    <w:p>
-      <w:pPr>
-        <w:pStyle w:val="SourceCode"/>
-      </w:pPr>
-      <w:r>
-        <w:t xml:space="preserve">            // Contains asks whether the list already holds the text: the</w:t>
-      </w:r>
-    </w:p>
-    <w:p>
-      <w:pPr>
-        <w:pStyle w:val="SourceCode"/>
-      </w:pPr>
-      <w:r>
-        <w:t xml:space="preserve">            // resolver can give one address more than once, so each is</w:t>
-      </w:r>
-    </w:p>
-    <w:p>
-      <w:pPr>
-        <w:pStyle w:val="SourceCode"/>
-      </w:pPr>
-      <w:r>
-        <w:t xml:space="preserve">            // kept once.</w:t>
-      </w:r>
-    </w:p>
-    <w:p>
-      <w:pPr>
-        <w:pStyle w:val="SourceCode"/>
-      </w:pPr>
-      <w:r>
-        <w:t xml:space="preserve">            string addressText = answer.ToString();</w:t>
-      </w:r>
-    </w:p>
-    <w:p>
-      <w:pPr>
-        <w:pStyle w:val="SourceCode"/>
-      </w:pPr>
-      <w:r>
-        <w:t xml:space="preserve">            if (answer.AddressFamily == AddressFamily.InterNetwork)</w:t>
-      </w:r>
-    </w:p>
-    <w:p>
-      <w:pPr>
-        <w:pStyle w:val="SourceCode"/>
-      </w:pPr>
-      <w:r>
-        <w:t xml:space="preserve">            {</w:t>
-      </w:r>
-    </w:p>
-    <w:p>
-      <w:pPr>
-        <w:pStyle w:val="SourceCode"/>
-      </w:pPr>
-      <w:r>
-        <w:t xml:space="preserve">                if (!ipv4Addresses.Contains(addressText))</w:t>
-      </w:r>
-    </w:p>
-    <w:p>
-      <w:pPr>
-        <w:pStyle w:val="SourceCode"/>
-      </w:pPr>
-      <w:r>
-        <w:t xml:space="preserve">                {</w:t>
-      </w:r>
-    </w:p>
-    <w:p>
-      <w:pPr>
-        <w:pStyle w:val="SourceCode"/>
-      </w:pPr>
-      <w:r>
-        <w:t xml:space="preserve">                    ipv4Addresses.Add(addressText);</w:t>
-      </w:r>
-    </w:p>
-    <w:p>
-      <w:pPr>
-        <w:pStyle w:val="SourceCode"/>
-      </w:pPr>
-      <w:r>
-        <w:t xml:space="preserve">                }</w:t>
-      </w:r>
-    </w:p>
-    <w:p>
-      <w:pPr>
-        <w:pStyle w:val="SourceCode"/>
-      </w:pPr>
-      <w:r>
-        <w:t xml:space="preserve">            }</w:t>
-      </w:r>
-    </w:p>
-    <w:p>
-      <w:pPr>
-        <w:pStyle w:val="SourceCode"/>
-      </w:pPr>
-      <w:r>
-        <w:t xml:space="preserve">            else if (answer.AddressFamily == AddressFamily.InterNetworkV6)</w:t>
-      </w:r>
-    </w:p>
-    <w:p>
-      <w:pPr>
-        <w:pStyle w:val="SourceCode"/>
-      </w:pPr>
-      <w:r>
-        <w:t xml:space="preserve">            {</w:t>
-      </w:r>
-    </w:p>
-    <w:p>
-      <w:pPr>
-        <w:pStyle w:val="SourceCode"/>
-      </w:pPr>
-      <w:r>
-        <w:t xml:space="preserve">                if (!ipv6Addresses.Contains(addressText))</w:t>
-      </w:r>
-    </w:p>
-    <w:p>
-      <w:pPr>
-        <w:pStyle w:val="SourceCode"/>
-      </w:pPr>
-      <w:r>
-        <w:t xml:space="preserve">                {</w:t>
-      </w:r>
-    </w:p>
-    <w:p>
-      <w:pPr>
-        <w:pStyle w:val="SourceCode"/>
-      </w:pPr>
-      <w:r>
-        <w:t xml:space="preserve">                    ipv6Addresses.Add(addressText);</w:t>
-      </w:r>
-    </w:p>
-    <w:p>
-      <w:pPr>
-        <w:pStyle w:val="SourceCode"/>
-      </w:pPr>
-      <w:r>
-        <w:t xml:space="preserve">                }</w:t>
-      </w:r>
-    </w:p>
-    <w:p>
-      <w:pPr>
-        <w:pStyle w:val="SourceCode"/>
-      </w:pPr>
-      <w:r>
-        <w:t xml:space="preserve">            }</w:t>
-      </w:r>
-    </w:p>
-    <w:p>
-      <w:pPr>
-        <w:pStyle w:val="SourceCode"/>
-      </w:pPr>
-      <w:r>
-        <w:t xml:space="preserve">        }</w:t>
-      </w:r>
-    </w:p>
-    <w:p>
-      <w:pPr>
-        <w:pStyle w:val="SourceCode"/>
-      </w:pPr>
-    </w:p>
-    <w:p>
-      <w:pPr>
-        <w:pStyle w:val="SourceCode"/>
-      </w:pPr>
-      <w:r>
-        <w:t xml:space="preserve">        // The first answer is the one a connecting program tries first, so</w:t>
-      </w:r>
-    </w:p>
-    <w:p>
-      <w:pPr>
-        <w:pStyle w:val="SourceCode"/>
-      </w:pPr>
-      <w:r>
-        <w:t xml:space="preserve">        // it is kept before the lists are sorted. The resolver promises no</w:t>
-      </w:r>
-    </w:p>
-    <w:p>
-      <w:pPr>
-        <w:pStyle w:val="SourceCode"/>
-      </w:pPr>
-      <w:r>
-        <w:t xml:space="preserve">        // order, so each list is sorted as text, the same way in every</w:t>
-      </w:r>
-    </w:p>
-    <w:p>
-      <w:pPr>
-        <w:pStyle w:val="SourceCode"/>
-      </w:pPr>
-      <w:r>
-        <w:t xml:space="preserve">        // language. Remember, StringComparer.Ordinal sorts by character</w:t>
-      </w:r>
-    </w:p>
-    <w:p>
-      <w:pPr>
-        <w:pStyle w:val="SourceCode"/>
-      </w:pPr>
-      <w:r>
-        <w:t xml:space="preserve">        // code (Lesson 2.7).</w:t>
-      </w:r>
-    </w:p>
-    <w:p>
-      <w:pPr>
-        <w:pStyle w:val="SourceCode"/>
-      </w:pPr>
-      <w:r>
-        <w:t xml:space="preserve">        string firstAddress = answers.Length &gt; 0 ? answers[0].ToString() : "";</w:t>
-      </w:r>
-    </w:p>
-    <w:p>
-      <w:pPr>
-        <w:pStyle w:val="SourceCode"/>
-      </w:pPr>
-      <w:r>
-        <w:t xml:space="preserve">        ipv4Addresses.Sort(StringComparer.Ordinal);</w:t>
-      </w:r>
-    </w:p>
-    <w:p>
-      <w:pPr>
-        <w:pStyle w:val="SourceCode"/>
-      </w:pPr>
-      <w:r>
-        <w:t xml:space="preserve">        ipv6Addresses.Sort(StringComparer.Ordinal);</w:t>
-      </w:r>
-    </w:p>
-    <w:p>
-      <w:pPr>
-        <w:pStyle w:val="SourceCode"/>
-      </w:pPr>
-      <w:r>
-        <w:t xml:space="preserve">        return new LookupResult(true, "", firstAddress, ipv4Addresses,</w:t>
-      </w:r>
-    </w:p>
-    <w:p>
-      <w:pPr>
-        <w:pStyle w:val="SourceCode"/>
-        <w:keepNext/>
-      </w:pPr>
-      <w:r>
-        <w:t xml:space="preserve">                                ipv6Addresses);</w:t>
-      </w:r>
-    </w:p>
-    <w:p>
-      <w:pPr>
-        <w:pStyle w:val="SourceCode"/>
-        <w:keepNext/>
-      </w:pPr>
-      <w:r>
-        <w:t xml:space="preserve">    }</w:t>
-      </w:r>
-    </w:p>
-    <w:p>
-      <w:pPr>
-        <w:pStyle w:val="SourceCode"/>
-      </w:pPr>
-      <w:r>
-        <w:t>}</w:t>
-      </w:r>
-    </w:p>
-    <w:p>
-      <w:pPr>
-        <w:keepNext/>
-      </w:pPr>
-    </w:p>
-    <w:p>
-      <w:pPr>
-        <w:pStyle w:val="Heading3"/>
-      </w:pPr>
-      <w:r>
-        <w:t>csharp/BasicDnsLookups/Program.cs</w:t>
-      </w:r>
-    </w:p>
-    <w:p>
-      <w:pPr>
-        <w:pStyle w:val="SourceCode"/>
-        <w:keepNext/>
-      </w:pPr>
-      <w:r>
-        <w:t>// Remember, using System; lets the program use Console. HostNames and</w:t>
-      </w:r>
-    </w:p>
-    <w:p>
-      <w:pPr>
-        <w:pStyle w:val="SourceCode"/>
-        <w:keepNext/>
-      </w:pPr>
-      <w:r>
-        <w:t>// AddressLookup come from the DnsLookups folder: BasicDnsLookups.csproj</w:t>
-      </w:r>
-    </w:p>
-    <w:p>
-      <w:pPr>
-        <w:pStyle w:val="SourceCode"/>
-      </w:pPr>
-      <w:r>
-        <w:t>// names both files in Compile items, so they are compiled with this one.</w:t>
-      </w:r>
-    </w:p>
-    <w:p>
-      <w:pPr>
-        <w:pStyle w:val="SourceCode"/>
-      </w:pPr>
-      <w:r>
-        <w:t>using System;</w:t>
-      </w:r>
-    </w:p>
-    <w:p>
-      <w:pPr>
-        <w:pStyle w:val="SourceCode"/>
-      </w:pPr>
-      <w:r>
-        <w:t>using System.Collections.Generic;</w:t>
-      </w:r>
-    </w:p>
-    <w:p>
-      <w:pPr>
-        <w:pStyle w:val="SourceCode"/>
-      </w:pPr>
-    </w:p>
-    <w:p>
-      <w:pPr>
-        <w:pStyle w:val="SourceCode"/>
-      </w:pPr>
-      <w:r>
-        <w:t>internal static class Program</w:t>
-      </w:r>
-    </w:p>
-    <w:p>
-      <w:pPr>
-        <w:pStyle w:val="SourceCode"/>
-      </w:pPr>
-      <w:r>
-        <w:t>{</w:t>
-      </w:r>
-    </w:p>
-    <w:p>
-      <w:pPr>
-        <w:pStyle w:val="SourceCode"/>
-      </w:pPr>
-      <w:r>
         <w:t xml:space="preserve">    // Prints one family's line: its addresses joined by commas, or none</w:t>
       </w:r>
     </w:p>
@@ -8500,15 +8505,15 @@
         <w:pStyle w:val="SourceCode"/>
       </w:pPr>
       <w:r>
-        <w:t xml:space="preserve">    // returned when the resolver gave none of that family. Remember,</w:t>
-      </w:r>
-    </w:p>
-    <w:p>
-      <w:pPr>
-        <w:pStyle w:val="SourceCode"/>
-      </w:pPr>
-      <w:r>
-        <w:t xml:space="preserve">    // string.Join puts the separator between the items.</w:t>
+        <w:t xml:space="preserve">    // returned. Remember, a ? b : c gives b when a is true, otherwise c,</w:t>
+      </w:r>
+    </w:p>
+    <w:p>
+      <w:pPr>
+        <w:pStyle w:val="SourceCode"/>
+      </w:pPr>
+      <w:r>
+        <w:t xml:space="preserve">    // and string.Join puts the separator between the items.</w:t>
       </w:r>
     </w:p>
     <w:p>
@@ -10366,7 +10371,7 @@
       </w:r>
       <w:r>
         <w:tab/>
-        <w:t>// an IPv4 address (Lesson 7.1).</w:t>
+        <w:t>// an IPv4 address (Lesson 7.1). An answer it cannot read is skipped.</w:t>
       </w:r>
     </w:p>
     <w:p>
@@ -10551,6 +10556,8 @@
       </w:pPr>
       <w:r>
         <w:tab/>
+      </w:r>
+      <w:r>
         <w:t>// is kept before the slices are sorted. The resolver promises no order,</w:t>
       </w:r>
     </w:p>
@@ -10560,8 +10567,6 @@
       </w:pPr>
       <w:r>
         <w:tab/>
-      </w:r>
-      <w:r>
         <w:t>// so each slice is sorted as text, the same way in every language</w:t>
       </w:r>
     </w:p>
@@ -10829,8 +10834,6 @@
       </w:pPr>
       <w:r>
         <w:tab/>
-      </w:r>
-      <w:r>
         <w:t>if len(addresses) &gt; 0 {</w:t>
       </w:r>
     </w:p>
@@ -11187,6 +11190,8 @@
       </w:r>
       <w:r>
         <w:tab/>
+      </w:r>
+      <w:r>
         <w:t>printFamily("IPv4", lookupResult.IPv4Addresses)</w:t>
       </w:r>
     </w:p>
@@ -11200,8 +11205,6 @@
       </w:r>
       <w:r>
         <w:tab/>
-      </w:r>
-      <w:r>
         <w:t>printFamily("IPv6", lookupResult.IPv6Addresses)</w:t>
       </w:r>
     </w:p>
@@ -11526,8 +11529,6 @@
       </w:pPr>
       <w:r>
         <w:tab/>
-      </w:r>
-      <w:r>
         <w:t>for _, addressText := range addresses {</w:t>
       </w:r>
     </w:p>
@@ -11762,6 +11763,8 @@
       </w:pPr>
       <w:r>
         <w:tab/>
+      </w:r>
+      <w:r>
         <w:t>if !hostname.IsValidHostname(targetText) {</w:t>
       </w:r>
     </w:p>
@@ -11816,8 +11819,6 @@
       </w:pPr>
       <w:r>
         <w:tab/>
-      </w:r>
-      <w:r>
         <w:t>lookupResult := addresslookup.LookupAddresses(targetText)</w:t>
       </w:r>
     </w:p>
@@ -11875,6 +11876,8 @@
       </w:r>
       <w:r>
         <w:tab/>
+      </w:r>
+      <w:r>
         <w:t>// text that starts with getaddrinfow:. Either way, there are no</w:t>
       </w:r>
     </w:p>
@@ -11938,8 +11941,6 @@
       </w:pPr>
       <w:r>
         <w:tab/>
-      </w:r>
-      <w:r>
         <w:t>printFamily("IPv6", lookupResult.IPv6Addresses)</w:t>
       </w:r>
     </w:p>
@@ -12009,6 +12010,8 @@
       </w:r>
       <w:r>
         <w:tab/>
+      </w:r>
+      <w:r>
         <w:t>"localhost", "one.one.one.one", "no-such-host.invalid",</w:t>
       </w:r>
     </w:p>
@@ -12785,15 +12788,15 @@
         <w:pStyle w:val="SourceCode"/>
       </w:pPr>
       <w:r>
-        <w:t xml:space="preserve">    # Remember, sort() puts a list in order in place (Lesson 2.7), and an</w:t>
-      </w:r>
-    </w:p>
-    <w:p>
-      <w:pPr>
-        <w:pStyle w:val="SourceCode"/>
-      </w:pPr>
-      <w:r>
-        <w:t xml:space="preserve">    # empty list counts as false.</w:t>
+        <w:t xml:space="preserve">    # Remember, sort() sorts in place (Lesson 2.7), x if c else y gives x</w:t>
+      </w:r>
+    </w:p>
+    <w:p>
+      <w:pPr>
+        <w:pStyle w:val="SourceCode"/>
+      </w:pPr>
+      <w:r>
+        <w:t xml:space="preserve">    # when c is true, and an empty list counts as false.</w:t>
       </w:r>
     </w:p>
     <w:p>
@@ -12961,15 +12964,15 @@
         <w:pStyle w:val="SourceCode"/>
       </w:pPr>
       <w:r>
-        <w:t xml:space="preserve">    # An empty list counts as false, so "if addresses" asks whether it</w:t>
-      </w:r>
-    </w:p>
-    <w:p>
-      <w:pPr>
-        <w:pStyle w:val="SourceCode"/>
-      </w:pPr>
-      <w:r>
-        <w:t xml:space="preserve">    # holds any. Remember, ", ".join puts the separator between the items.</w:t>
+        <w:t xml:space="preserve">    # Remember, x if c else y gives x when c is true; "if addresses" is</w:t>
+      </w:r>
+    </w:p>
+    <w:p>
+      <w:pPr>
+        <w:pStyle w:val="SourceCode"/>
+      </w:pPr>
+      <w:r>
+        <w:t xml:space="preserve">    # false for an empty list; ", ".join puts the separator between items.</w:t>
       </w:r>
     </w:p>
     <w:p>
@@ -13425,15 +13428,15 @@
         <w:pStyle w:val="SourceCode"/>
       </w:pPr>
       <w:r>
-        <w:t xml:space="preserve">    """Prints one family's line, each address followed by its class from</w:t>
-      </w:r>
-    </w:p>
-    <w:p>
-      <w:pPr>
-        <w:pStyle w:val="SourceCode"/>
-      </w:pPr>
-      <w:r>
-        <w:t xml:space="preserve">    the address table (Lesson 7.1), or none returned."""</w:t>
+        <w:t xml:space="preserve">    """Prints one family's line: each address with its class (Lesson 7.1),</w:t>
+      </w:r>
+    </w:p>
+    <w:p>
+      <w:pPr>
+        <w:pStyle w:val="SourceCode"/>
+      </w:pPr>
+      <w:r>
+        <w:t xml:space="preserve">    or none returned. Remember, [... for x in list] builds a new list."""</w:t>
       </w:r>
     </w:p>
     <w:p>
@@ -13531,7 +13534,7 @@
         <w:pStyle w:val="SourceCode"/>
       </w:pPr>
       <w:r>
-        <w:t xml:space="preserve">    up."""</w:t>
+        <w:t xml:space="preserve">    up. Remember, side-by-side literals join."""</w:t>
       </w:r>
     </w:p>
     <w:p>
@@ -14565,23 +14568,23 @@
         <w:pStyle w:val="SourceCode"/>
       </w:pPr>
       <w:r>
-        <w:t xml:space="preserve">    // is kept before the arrays are sorted. The resolver promises no order,</w:t>
-      </w:r>
-    </w:p>
-    <w:p>
-      <w:pPr>
-        <w:pStyle w:val="SourceCode"/>
-      </w:pPr>
-      <w:r>
-        <w:t xml:space="preserve">    // so each array is sorted as text, the same way in every language.</w:t>
-      </w:r>
-    </w:p>
-    <w:p>
-      <w:pPr>
-        <w:pStyle w:val="SourceCode"/>
-      </w:pPr>
-      <w:r>
-        <w:t xml:space="preserve">    // Remember, sort() with no comparison compares text (Lesson 2.7).</w:t>
+        <w:t xml:space="preserve">    // is kept before the arrays are sorted as text, the same in every</w:t>
+      </w:r>
+    </w:p>
+    <w:p>
+      <w:pPr>
+        <w:pStyle w:val="SourceCode"/>
+      </w:pPr>
+      <w:r>
+        <w:t xml:space="preserve">    // language: the resolver promises no order. Remember, sort() compares</w:t>
+      </w:r>
+    </w:p>
+    <w:p>
+      <w:pPr>
+        <w:pStyle w:val="SourceCode"/>
+      </w:pPr>
+      <w:r>
+        <w:t xml:space="preserve">    // text (Lesson 2.7), and a ? b : c gives b when a is true, otherwise c.</w:t>
       </w:r>
     </w:p>
     <w:p>
@@ -14699,15 +14702,15 @@
         <w:pStyle w:val="SourceCode"/>
       </w:pPr>
       <w:r>
-        <w:t>// returned when the resolver gave none of that family. Remember, join puts</w:t>
-      </w:r>
-    </w:p>
-    <w:p>
-      <w:pPr>
-        <w:pStyle w:val="SourceCode"/>
-      </w:pPr>
-      <w:r>
-        <w:t>// the separator between the items.</w:t>
+        <w:t>// returned. Remember, a ? b : c gives b when a is true, otherwise c, and</w:t>
+      </w:r>
+    </w:p>
+    <w:p>
+      <w:pPr>
+        <w:pStyle w:val="SourceCode"/>
+      </w:pPr>
+      <w:r>
+        <w:t>// join puts the separator between the items.</w:t>
       </w:r>
     </w:p>
     <w:p>
@@ -17028,31 +17031,31 @@
       </w:rPr>
     </w:lvl>
   </w:abstractNum>
-  <w:num w:numId="1" w16cid:durableId="1956792428">
+  <w:num w:numId="1" w16cid:durableId="1939439540">
     <w:abstractNumId w:val="8"/>
   </w:num>
-  <w:num w:numId="2" w16cid:durableId="202912771">
+  <w:num w:numId="2" w16cid:durableId="1016731355">
     <w:abstractNumId w:val="6"/>
   </w:num>
-  <w:num w:numId="3" w16cid:durableId="1084230300">
+  <w:num w:numId="3" w16cid:durableId="1290546553">
     <w:abstractNumId w:val="5"/>
   </w:num>
-  <w:num w:numId="4" w16cid:durableId="796029511">
+  <w:num w:numId="4" w16cid:durableId="636951658">
     <w:abstractNumId w:val="4"/>
   </w:num>
-  <w:num w:numId="5" w16cid:durableId="2004166757">
+  <w:num w:numId="5" w16cid:durableId="301883135">
     <w:abstractNumId w:val="7"/>
   </w:num>
-  <w:num w:numId="6" w16cid:durableId="305665555">
+  <w:num w:numId="6" w16cid:durableId="2031639621">
     <w:abstractNumId w:val="3"/>
   </w:num>
-  <w:num w:numId="7" w16cid:durableId="1642805062">
+  <w:num w:numId="7" w16cid:durableId="1081214972">
     <w:abstractNumId w:val="2"/>
   </w:num>
-  <w:num w:numId="8" w16cid:durableId="1317223773">
+  <w:num w:numId="8" w16cid:durableId="518735604">
     <w:abstractNumId w:val="1"/>
   </w:num>
-  <w:num w:numId="9" w16cid:durableId="1090467080">
+  <w:num w:numId="9" w16cid:durableId="776096036">
     <w:abstractNumId w:val="0"/>
   </w:num>
 </w:numbering>
